--- a/docs/gestion/riesgos/EC-RSG_plan_riesgos.docx
+++ b/docs/gestion/riesgos/EC-RSG_plan_riesgos.docx
@@ -1,19 +1,14 @@
 
 <file path=word/document.xml><?xml version="1.0" encoding="utf-8"?>
-<w:document xmlns:wpc="http://schemas.microsoft.com/office/word/2010/wordprocessingCanvas" xmlns:cx="http://schemas.microsoft.com/office/drawing/2014/chartex" xmlns:cx1="http://schemas.microsoft.com/office/drawing/2015/9/8/chartex" xmlns:mc="http://schemas.openxmlformats.org/markup-compatibility/2006" xmlns:o="urn:schemas-microsoft-com:office:office" xmlns:r="http://schemas.openxmlformats.org/officeDocument/2006/relationships" xmlns:m="http://schemas.openxmlformats.org/officeDocument/2006/math" xmlns:v="urn:schemas-microsoft-com:vml" xmlns:wp14="http://schemas.microsoft.com/office/word/2010/wordprocessingDrawing" xmlns:wp="http://schemas.openxmlformats.org/drawingml/2006/wordprocessingDrawing" xmlns:w10="urn:schemas-microsoft-com:office:word" xmlns:w="http://schemas.openxmlformats.org/wordprocessingml/2006/main" xmlns:w14="http://schemas.microsoft.com/office/word/2010/wordml" xmlns:w15="http://schemas.microsoft.com/office/word/2012/wordml" xmlns:w16se="http://schemas.microsoft.com/office/word/2015/wordml/symex" xmlns:wpg="http://schemas.microsoft.com/office/word/2010/wordprocessingGroup" xmlns:wpi="http://schemas.microsoft.com/office/word/2010/wordprocessingInk" xmlns:wne="http://schemas.microsoft.com/office/word/2006/wordml" xmlns:wps="http://schemas.microsoft.com/office/word/2010/wordprocessingShape" mc:Ignorable="w14 w15 w16se wp14">
+<w:document xmlns:o="urn:schemas-microsoft-com:office:office" xmlns:r="http://schemas.openxmlformats.org/officeDocument/2006/relationships" xmlns:v="urn:schemas-microsoft-com:vml" xmlns:w="http://schemas.openxmlformats.org/wordprocessingml/2006/main" xmlns:w10="urn:schemas-microsoft-com:office:word" xmlns:wp="http://schemas.openxmlformats.org/drawingml/2006/wordprocessingDrawing" xmlns:wps="http://schemas.microsoft.com/office/word/2010/wordprocessingShape" xmlns:wpg="http://schemas.microsoft.com/office/word/2010/wordprocessingGroup" xmlns:mc="http://schemas.openxmlformats.org/markup-compatibility/2006" xmlns:wp14="http://schemas.microsoft.com/office/word/2010/wordprocessingDrawing" xmlns:w14="http://schemas.microsoft.com/office/word/2010/wordml" xmlns:w15="http://schemas.microsoft.com/office/word/2012/wordml" mc:Ignorable="w14 wp14 w15">
   <w:body>
     <w:p>
       <w:pPr>
-        <w:pBdr>
-          <w:top w:val="nil"/>
-          <w:left w:val="nil"/>
-          <w:bottom w:val="nil"/>
-          <w:right w:val="nil"/>
-          <w:between w:val="nil"/>
-        </w:pBdr>
+        <w:pStyle w:val="Normal"/>
+        <w:pBdr/>
         <w:spacing w:before="2000" w:after="400"/>
         <w:rPr>
-          <w:rFonts w:ascii="Cambria" w:eastAsia="Cambria" w:hAnsi="Cambria" w:cs="Cambria"/>
+          <w:rFonts w:ascii="Cambria" w:hAnsi="Cambria" w:eastAsia="Cambria" w:cs="Cambria"/>
           <w:b/>
           <w:bCs/>
           <w:sz w:val="72"/>
@@ -22,7 +17,7 @@
       </w:pPr>
       <w:r>
         <w:rPr>
-          <w:rFonts w:ascii="Cambria" w:eastAsia="Cambria" w:hAnsi="Cambria" w:cs="Cambria"/>
+          <w:rFonts w:eastAsia="Cambria" w:cs="Cambria" w:ascii="Cambria" w:hAnsi="Cambria"/>
           <w:b/>
           <w:bCs/>
           <w:sz w:val="72"/>
@@ -33,23 +28,18 @@
     </w:p>
     <w:p>
       <w:pPr>
-        <w:pBdr>
-          <w:top w:val="nil"/>
-          <w:left w:val="nil"/>
-          <w:bottom w:val="nil"/>
-          <w:right w:val="nil"/>
-          <w:between w:val="nil"/>
-        </w:pBdr>
-        <w:spacing w:after="400"/>
-        <w:rPr>
-          <w:rFonts w:ascii="Cambria" w:eastAsia="Cambria" w:hAnsi="Cambria" w:cs="Cambria"/>
+        <w:pStyle w:val="Normal"/>
+        <w:pBdr/>
+        <w:spacing w:before="0" w:after="400"/>
+        <w:rPr>
+          <w:rFonts w:ascii="Cambria" w:hAnsi="Cambria" w:eastAsia="Cambria" w:cs="Cambria"/>
           <w:sz w:val="44"/>
           <w:szCs w:val="44"/>
         </w:rPr>
       </w:pPr>
       <w:r>
         <w:rPr>
-          <w:rFonts w:ascii="Cambria" w:eastAsia="Cambria" w:hAnsi="Cambria" w:cs="Cambria"/>
+          <w:rFonts w:eastAsia="Cambria" w:cs="Cambria" w:ascii="Cambria" w:hAnsi="Cambria"/>
           <w:sz w:val="44"/>
           <w:szCs w:val="44"/>
         </w:rPr>
@@ -58,144 +48,116 @@
     </w:p>
     <w:p>
       <w:pPr>
-        <w:pBdr>
-          <w:top w:val="nil"/>
-          <w:left w:val="nil"/>
-          <w:bottom w:val="nil"/>
-          <w:right w:val="nil"/>
-          <w:between w:val="nil"/>
-        </w:pBdr>
-        <w:spacing w:after="3000"/>
-        <w:rPr>
-          <w:rFonts w:ascii="Cambria" w:eastAsia="Cambria" w:hAnsi="Cambria" w:cs="Cambria"/>
+        <w:pStyle w:val="Normal"/>
+        <w:pBdr/>
+        <w:spacing w:before="0" w:after="3000"/>
+        <w:rPr>
+          <w:rFonts w:ascii="Cambria" w:hAnsi="Cambria" w:eastAsia="Cambria" w:cs="Cambria"/>
           <w:sz w:val="36"/>
           <w:szCs w:val="36"/>
         </w:rPr>
       </w:pPr>
       <w:r>
         <w:rPr>
-          <w:rFonts w:ascii="Cambria" w:eastAsia="Cambria" w:hAnsi="Cambria" w:cs="Cambria"/>
+          <w:rFonts w:eastAsia="Cambria" w:cs="Cambria" w:ascii="Cambria" w:hAnsi="Cambria"/>
           <w:sz w:val="36"/>
           <w:szCs w:val="36"/>
         </w:rPr>
         <w:t>Gargaglione, Giancarlo</w:t>
-      </w:r>
-      <w:r>
-        <w:rPr>
-          <w:rFonts w:ascii="Cambria" w:eastAsia="Cambria" w:hAnsi="Cambria" w:cs="Cambria"/>
+        <w:br/>
+        <w:t>Zapata, Agustín</w:t>
+      </w:r>
+    </w:p>
+    <w:p>
+      <w:pPr>
+        <w:sectPr>
+          <w:headerReference w:type="default" r:id="rId2"/>
+          <w:footerReference w:type="default" r:id="rId3"/>
+          <w:type w:val="nextPage"/>
+          <w:pgSz w:w="12240" w:h="15840"/>
+          <w:pgMar w:left="1440" w:right="1440" w:gutter="0" w:header="0" w:top="1440" w:footer="720" w:bottom="1440"/>
+          <w:pgNumType w:start="1" w:fmt="decimal"/>
+          <w:formProt w:val="false"/>
+          <w:textDirection w:val="lrTb"/>
+          <w:docGrid w:type="default" w:linePitch="100" w:charSpace="0"/>
+        </w:sectPr>
+        <w:pStyle w:val="Normal"/>
+        <w:pBdr/>
+        <w:spacing w:before="0" w:after="3000"/>
+        <w:rPr>
+          <w:rFonts w:ascii="Cambria" w:hAnsi="Cambria" w:eastAsia="Cambria" w:cs="Cambria"/>
           <w:sz w:val="36"/>
           <w:szCs w:val="36"/>
         </w:rPr>
-        <w:br/>
-        <w:t>Zapata, Agustín</w:t>
-      </w:r>
-    </w:p>
-    <w:p>
-      <w:pPr>
-        <w:pBdr>
-          <w:top w:val="nil"/>
-          <w:left w:val="nil"/>
-          <w:bottom w:val="nil"/>
-          <w:right w:val="nil"/>
-          <w:between w:val="nil"/>
-        </w:pBdr>
-        <w:spacing w:after="3000"/>
-        <w:rPr>
-          <w:rFonts w:ascii="Cambria" w:eastAsia="Cambria" w:hAnsi="Cambria" w:cs="Cambria"/>
+      </w:pPr>
+      <w:r>
+        <w:rPr>
+          <w:rFonts w:eastAsia="Cambria" w:cs="Cambria" w:ascii="Cambria" w:hAnsi="Cambria"/>
           <w:sz w:val="36"/>
           <w:szCs w:val="36"/>
         </w:rPr>
-      </w:pPr>
-      <w:r>
-        <w:rPr>
-          <w:rFonts w:ascii="Cambria" w:eastAsia="Cambria" w:hAnsi="Cambria" w:cs="Cambria"/>
-          <w:sz w:val="36"/>
-          <w:szCs w:val="36"/>
-        </w:rPr>
         <w:t>Gestión de Calidad – Licenciatura en Sistemas – UNPA/UARG</w:t>
       </w:r>
     </w:p>
     <w:p>
       <w:pPr>
         <w:pStyle w:val="Ttulo1"/>
-        <w:spacing w:before="0"/>
-        <w:sectPr>
-          <w:headerReference w:type="default" r:id="rId8"/>
-          <w:footerReference w:type="default" r:id="rId9"/>
-          <w:pgSz w:w="12240" w:h="15840"/>
-          <w:pgMar w:top="1440" w:right="1440" w:bottom="1440" w:left="1440" w:header="0" w:footer="720" w:gutter="0"/>
-          <w:pgNumType w:start="1"/>
-          <w:cols w:space="720"/>
-        </w:sectPr>
-      </w:pPr>
-    </w:p>
-    <w:p>
-      <w:pPr>
-        <w:pStyle w:val="Ttulo1"/>
-        <w:spacing w:before="0"/>
-      </w:pPr>
-      <w:bookmarkStart w:id="0" w:name="_Toc231149028"/>
+        <w:pBdr/>
+        <w:spacing w:before="0" w:after="120"/>
+        <w:rPr/>
+      </w:pPr>
+      <w:bookmarkStart w:id="0" w:name="_GoBack"/>
       <w:bookmarkStart w:id="1" w:name="_Toc231149800"/>
-      <w:bookmarkStart w:id="2" w:name="_GoBack"/>
-      <w:r>
-        <w:lastRenderedPageBreak/>
+      <w:bookmarkStart w:id="2" w:name="_Toc231149028"/>
+      <w:bookmarkEnd w:id="0"/>
+      <w:r>
+        <w:rPr/>
         <w:t>Control de versiones del documento</w:t>
       </w:r>
-      <w:bookmarkEnd w:id="0"/>
       <w:bookmarkEnd w:id="1"/>
+      <w:bookmarkEnd w:id="2"/>
     </w:p>
     <w:tbl>
       <w:tblPr>
         <w:tblStyle w:val="a"/>
         <w:tblW w:w="9206" w:type="dxa"/>
+        <w:jc w:val="left"/>
         <w:tblInd w:w="0" w:type="dxa"/>
-        <w:tblBorders>
-          <w:top w:val="single" w:sz="6" w:space="0" w:color="7F7F7F"/>
-          <w:left w:val="single" w:sz="6" w:space="0" w:color="7F7F7F"/>
-          <w:bottom w:val="single" w:sz="6" w:space="0" w:color="7F7F7F"/>
-          <w:right w:val="single" w:sz="6" w:space="0" w:color="7F7F7F"/>
-          <w:insideH w:val="single" w:sz="6" w:space="0" w:color="7F7F7F"/>
-          <w:insideV w:val="single" w:sz="6" w:space="0" w:color="7F7F7F"/>
-        </w:tblBorders>
         <w:tblLayout w:type="fixed"/>
-        <w:tblLook w:val="0600" w:firstRow="0" w:lastRow="0" w:firstColumn="0" w:lastColumn="0" w:noHBand="1" w:noVBand="1"/>
+        <w:tblCellMar>
+          <w:top w:w="120" w:type="dxa"/>
+          <w:left w:w="120" w:type="dxa"/>
+          <w:bottom w:w="120" w:type="dxa"/>
+          <w:right w:w="120" w:type="dxa"/>
+        </w:tblCellMar>
+        <w:tblLook w:firstRow="0" w:noVBand="1" w:lastRow="0" w:firstColumn="0" w:lastColumn="0" w:noHBand="1" w:val="0600"/>
       </w:tblPr>
       <w:tblGrid>
-        <w:gridCol w:w="1126"/>
+        <w:gridCol w:w="1125"/>
         <w:gridCol w:w="1418"/>
         <w:gridCol w:w="1843"/>
         <w:gridCol w:w="4819"/>
       </w:tblGrid>
       <w:tr>
         <w:trPr>
-          <w:tblHeader/>
+          <w:tblHeader w:val="true"/>
         </w:trPr>
         <w:tc>
           <w:tcPr>
-            <w:tcW w:w="1126" w:type="dxa"/>
+            <w:tcW w:w="1125" w:type="dxa"/>
             <w:tcBorders>
               <w:top w:val="single" w:sz="6" w:space="0" w:color="7F7F7F"/>
               <w:left w:val="single" w:sz="6" w:space="0" w:color="7F7F7F"/>
               <w:bottom w:val="single" w:sz="6" w:space="0" w:color="7F7F7F"/>
               <w:right w:val="single" w:sz="6" w:space="0" w:color="7F7F7F"/>
             </w:tcBorders>
-            <w:shd w:val="clear" w:color="auto" w:fill="F2F2F2"/>
-            <w:tcMar>
-              <w:top w:w="120" w:type="dxa"/>
-              <w:left w:w="120" w:type="dxa"/>
-              <w:bottom w:w="120" w:type="dxa"/>
-              <w:right w:w="120" w:type="dxa"/>
-            </w:tcMar>
+            <w:shd w:color="auto" w:fill="F2F2F2" w:val="clear"/>
           </w:tcPr>
           <w:p>
             <w:pPr>
-              <w:pBdr>
-                <w:top w:val="nil"/>
-                <w:left w:val="nil"/>
-                <w:bottom w:val="nil"/>
-                <w:right w:val="nil"/>
-                <w:between w:val="nil"/>
-              </w:pBdr>
+              <w:pStyle w:val="Normal"/>
+              <w:widowControl w:val="false"/>
+              <w:pBdr/>
               <w:spacing w:before="120" w:after="120"/>
               <w:rPr>
                 <w:b/>
@@ -224,23 +186,13 @@
               <w:bottom w:val="single" w:sz="6" w:space="0" w:color="7F7F7F"/>
               <w:right w:val="single" w:sz="6" w:space="0" w:color="7F7F7F"/>
             </w:tcBorders>
-            <w:shd w:val="clear" w:color="auto" w:fill="F2F2F2"/>
-            <w:tcMar>
-              <w:top w:w="120" w:type="dxa"/>
-              <w:left w:w="120" w:type="dxa"/>
-              <w:bottom w:w="120" w:type="dxa"/>
-              <w:right w:w="120" w:type="dxa"/>
-            </w:tcMar>
+            <w:shd w:color="auto" w:fill="F2F2F2" w:val="clear"/>
           </w:tcPr>
           <w:p>
             <w:pPr>
-              <w:pBdr>
-                <w:top w:val="nil"/>
-                <w:left w:val="nil"/>
-                <w:bottom w:val="nil"/>
-                <w:right w:val="nil"/>
-                <w:between w:val="nil"/>
-              </w:pBdr>
+              <w:pStyle w:val="Normal"/>
+              <w:widowControl w:val="false"/>
+              <w:pBdr/>
               <w:spacing w:before="120" w:after="120"/>
               <w:rPr>
                 <w:b/>
@@ -269,23 +221,13 @@
               <w:bottom w:val="single" w:sz="6" w:space="0" w:color="7F7F7F"/>
               <w:right w:val="single" w:sz="6" w:space="0" w:color="7F7F7F"/>
             </w:tcBorders>
-            <w:shd w:val="clear" w:color="auto" w:fill="F2F2F2"/>
-            <w:tcMar>
-              <w:top w:w="120" w:type="dxa"/>
-              <w:left w:w="120" w:type="dxa"/>
-              <w:bottom w:w="120" w:type="dxa"/>
-              <w:right w:w="120" w:type="dxa"/>
-            </w:tcMar>
+            <w:shd w:color="auto" w:fill="F2F2F2" w:val="clear"/>
           </w:tcPr>
           <w:p>
             <w:pPr>
-              <w:pBdr>
-                <w:top w:val="nil"/>
-                <w:left w:val="nil"/>
-                <w:bottom w:val="nil"/>
-                <w:right w:val="nil"/>
-                <w:between w:val="nil"/>
-              </w:pBdr>
+              <w:pStyle w:val="Normal"/>
+              <w:widowControl w:val="false"/>
+              <w:pBdr/>
               <w:spacing w:before="120" w:after="120"/>
               <w:rPr>
                 <w:b/>
@@ -314,17 +256,19 @@
               <w:bottom w:val="single" w:sz="6" w:space="0" w:color="7F7F7F"/>
               <w:right w:val="single" w:sz="6" w:space="0" w:color="7F7F7F"/>
             </w:tcBorders>
-            <w:shd w:val="clear" w:color="auto" w:fill="F2F2F2"/>
+            <w:shd w:color="auto" w:fill="F2F2F2" w:val="clear"/>
+            <w:tcMar>
+              <w:top w:w="0" w:type="dxa"/>
+              <w:left w:w="108" w:type="dxa"/>
+              <w:bottom w:w="0" w:type="dxa"/>
+              <w:right w:w="108" w:type="dxa"/>
+            </w:tcMar>
           </w:tcPr>
           <w:p>
             <w:pPr>
-              <w:pBdr>
-                <w:top w:val="nil"/>
-                <w:left w:val="nil"/>
-                <w:bottom w:val="nil"/>
-                <w:right w:val="nil"/>
-                <w:between w:val="nil"/>
-              </w:pBdr>
+              <w:pStyle w:val="Normal"/>
+              <w:widowControl w:val="false"/>
+              <w:pBdr/>
               <w:spacing w:before="120" w:after="120"/>
               <w:rPr>
                 <w:b/>
@@ -346,32 +290,23 @@
         </w:tc>
       </w:tr>
       <w:tr>
+        <w:trPr/>
         <w:tc>
           <w:tcPr>
-            <w:tcW w:w="1126" w:type="dxa"/>
+            <w:tcW w:w="1125" w:type="dxa"/>
             <w:tcBorders>
               <w:top w:val="single" w:sz="6" w:space="0" w:color="7F7F7F"/>
               <w:left w:val="single" w:sz="6" w:space="0" w:color="7F7F7F"/>
               <w:bottom w:val="single" w:sz="6" w:space="0" w:color="7F7F7F"/>
               <w:right w:val="single" w:sz="6" w:space="0" w:color="7F7F7F"/>
             </w:tcBorders>
-            <w:shd w:val="clear" w:color="auto" w:fill="auto"/>
-            <w:tcMar>
-              <w:top w:w="120" w:type="dxa"/>
-              <w:left w:w="120" w:type="dxa"/>
-              <w:bottom w:w="120" w:type="dxa"/>
-              <w:right w:w="120" w:type="dxa"/>
-            </w:tcMar>
+            <w:shd w:color="auto" w:fill="auto" w:val="clear"/>
           </w:tcPr>
           <w:p>
             <w:pPr>
-              <w:pBdr>
-                <w:top w:val="nil"/>
-                <w:left w:val="nil"/>
-                <w:bottom w:val="nil"/>
-                <w:right w:val="nil"/>
-                <w:between w:val="nil"/>
-              </w:pBdr>
+              <w:pStyle w:val="Normal"/>
+              <w:widowControl w:val="false"/>
+              <w:pBdr/>
               <w:spacing w:before="120" w:after="120"/>
               <w:rPr>
                 <w:b/>
@@ -400,23 +335,13 @@
               <w:bottom w:val="single" w:sz="6" w:space="0" w:color="7F7F7F"/>
               <w:right w:val="single" w:sz="6" w:space="0" w:color="7F7F7F"/>
             </w:tcBorders>
-            <w:shd w:val="clear" w:color="auto" w:fill="auto"/>
-            <w:tcMar>
-              <w:top w:w="120" w:type="dxa"/>
-              <w:left w:w="120" w:type="dxa"/>
-              <w:bottom w:w="120" w:type="dxa"/>
-              <w:right w:w="120" w:type="dxa"/>
-            </w:tcMar>
+            <w:shd w:color="auto" w:fill="auto" w:val="clear"/>
           </w:tcPr>
           <w:p>
             <w:pPr>
-              <w:pBdr>
-                <w:top w:val="nil"/>
-                <w:left w:val="nil"/>
-                <w:bottom w:val="nil"/>
-                <w:right w:val="nil"/>
-                <w:between w:val="nil"/>
-              </w:pBdr>
+              <w:pStyle w:val="Normal"/>
+              <w:widowControl w:val="false"/>
+              <w:pBdr/>
               <w:spacing w:before="120" w:after="120"/>
               <w:rPr>
                 <w:sz w:val="22"/>
@@ -428,14 +353,7 @@
                 <w:sz w:val="22"/>
                 <w:szCs w:val="22"/>
               </w:rPr>
-              <w:t>31</w:t>
-            </w:r>
-            <w:r>
-              <w:rPr>
-                <w:sz w:val="22"/>
-                <w:szCs w:val="22"/>
-              </w:rPr>
-              <w:t>/05/2026</w:t>
+              <w:t>31/05/2026</w:t>
             </w:r>
           </w:p>
         </w:tc>
@@ -448,23 +366,13 @@
               <w:bottom w:val="single" w:sz="6" w:space="0" w:color="7F7F7F"/>
               <w:right w:val="single" w:sz="6" w:space="0" w:color="7F7F7F"/>
             </w:tcBorders>
-            <w:shd w:val="clear" w:color="auto" w:fill="auto"/>
-            <w:tcMar>
-              <w:top w:w="120" w:type="dxa"/>
-              <w:left w:w="120" w:type="dxa"/>
-              <w:bottom w:w="120" w:type="dxa"/>
-              <w:right w:w="120" w:type="dxa"/>
-            </w:tcMar>
+            <w:shd w:color="auto" w:fill="auto" w:val="clear"/>
           </w:tcPr>
           <w:p>
             <w:pPr>
-              <w:pBdr>
-                <w:top w:val="nil"/>
-                <w:left w:val="nil"/>
-                <w:bottom w:val="nil"/>
-                <w:right w:val="nil"/>
-                <w:between w:val="nil"/>
-              </w:pBdr>
+              <w:pStyle w:val="Normal"/>
+              <w:widowControl w:val="false"/>
+              <w:pBdr/>
               <w:spacing w:before="120" w:after="120"/>
               <w:rPr>
                 <w:sz w:val="22"/>
@@ -476,21 +384,7 @@
                 <w:sz w:val="22"/>
                 <w:szCs w:val="22"/>
               </w:rPr>
-              <w:t>A.</w:t>
-            </w:r>
-            <w:r>
-              <w:rPr>
-                <w:sz w:val="22"/>
-                <w:szCs w:val="22"/>
-              </w:rPr>
-              <w:t xml:space="preserve"> </w:t>
-            </w:r>
-            <w:r>
-              <w:rPr>
-                <w:sz w:val="22"/>
-                <w:szCs w:val="22"/>
-              </w:rPr>
-              <w:t>Zapata</w:t>
+              <w:t>A. Zapata</w:t>
             </w:r>
           </w:p>
         </w:tc>
@@ -503,16 +397,18 @@
               <w:bottom w:val="single" w:sz="6" w:space="0" w:color="7F7F7F"/>
               <w:right w:val="single" w:sz="6" w:space="0" w:color="7F7F7F"/>
             </w:tcBorders>
+            <w:tcMar>
+              <w:top w:w="0" w:type="dxa"/>
+              <w:left w:w="108" w:type="dxa"/>
+              <w:bottom w:w="0" w:type="dxa"/>
+              <w:right w:w="108" w:type="dxa"/>
+            </w:tcMar>
           </w:tcPr>
           <w:p>
             <w:pPr>
-              <w:pBdr>
-                <w:top w:val="nil"/>
-                <w:left w:val="nil"/>
-                <w:bottom w:val="nil"/>
-                <w:right w:val="nil"/>
-                <w:between w:val="nil"/>
-              </w:pBdr>
+              <w:pStyle w:val="Normal"/>
+              <w:widowControl w:val="false"/>
+              <w:pBdr/>
               <w:spacing w:before="120" w:after="120"/>
               <w:rPr>
                 <w:sz w:val="22"/>
@@ -524,45 +420,29 @@
                 <w:sz w:val="22"/>
                 <w:szCs w:val="22"/>
               </w:rPr>
-              <w:t xml:space="preserve">Primer diseño </w:t>
-            </w:r>
-            <w:r>
-              <w:rPr>
-                <w:sz w:val="22"/>
-                <w:szCs w:val="22"/>
-              </w:rPr>
-              <w:t>del plan de riesgos</w:t>
+              <w:t>Primer diseño del plan de riesgos</w:t>
             </w:r>
           </w:p>
         </w:tc>
       </w:tr>
       <w:tr>
+        <w:trPr/>
         <w:tc>
           <w:tcPr>
-            <w:tcW w:w="1126" w:type="dxa"/>
+            <w:tcW w:w="1125" w:type="dxa"/>
             <w:tcBorders>
               <w:top w:val="single" w:sz="6" w:space="0" w:color="7F7F7F"/>
               <w:left w:val="single" w:sz="6" w:space="0" w:color="7F7F7F"/>
               <w:bottom w:val="single" w:sz="6" w:space="0" w:color="7F7F7F"/>
               <w:right w:val="single" w:sz="6" w:space="0" w:color="7F7F7F"/>
             </w:tcBorders>
-            <w:shd w:val="clear" w:color="auto" w:fill="auto"/>
-            <w:tcMar>
-              <w:top w:w="120" w:type="dxa"/>
-              <w:left w:w="120" w:type="dxa"/>
-              <w:bottom w:w="120" w:type="dxa"/>
-              <w:right w:w="120" w:type="dxa"/>
-            </w:tcMar>
+            <w:shd w:color="auto" w:fill="auto" w:val="clear"/>
           </w:tcPr>
           <w:p>
             <w:pPr>
-              <w:pBdr>
-                <w:top w:val="nil"/>
-                <w:left w:val="nil"/>
-                <w:bottom w:val="nil"/>
-                <w:right w:val="nil"/>
-                <w:between w:val="nil"/>
-              </w:pBdr>
+              <w:pStyle w:val="Normal"/>
+              <w:widowControl w:val="false"/>
+              <w:pBdr/>
               <w:spacing w:before="120" w:after="120"/>
               <w:rPr>
                 <w:b/>
@@ -571,6 +451,14 @@
                 <w:szCs w:val="22"/>
               </w:rPr>
             </w:pPr>
+            <w:r>
+              <w:rPr>
+                <w:b/>
+                <w:bCs/>
+                <w:sz w:val="22"/>
+                <w:szCs w:val="22"/>
+              </w:rPr>
+            </w:r>
           </w:p>
         </w:tc>
         <w:tc>
@@ -582,29 +470,25 @@
               <w:bottom w:val="single" w:sz="6" w:space="0" w:color="7F7F7F"/>
               <w:right w:val="single" w:sz="6" w:space="0" w:color="7F7F7F"/>
             </w:tcBorders>
-            <w:shd w:val="clear" w:color="auto" w:fill="auto"/>
-            <w:tcMar>
-              <w:top w:w="120" w:type="dxa"/>
-              <w:left w:w="120" w:type="dxa"/>
-              <w:bottom w:w="120" w:type="dxa"/>
-              <w:right w:w="120" w:type="dxa"/>
-            </w:tcMar>
+            <w:shd w:color="auto" w:fill="auto" w:val="clear"/>
           </w:tcPr>
           <w:p>
             <w:pPr>
-              <w:pBdr>
-                <w:top w:val="nil"/>
-                <w:left w:val="nil"/>
-                <w:bottom w:val="nil"/>
-                <w:right w:val="nil"/>
-                <w:between w:val="nil"/>
-              </w:pBdr>
+              <w:pStyle w:val="Normal"/>
+              <w:widowControl w:val="false"/>
+              <w:pBdr/>
               <w:spacing w:before="120" w:after="120"/>
               <w:rPr>
                 <w:sz w:val="22"/>
                 <w:szCs w:val="22"/>
               </w:rPr>
             </w:pPr>
+            <w:r>
+              <w:rPr>
+                <w:sz w:val="22"/>
+                <w:szCs w:val="22"/>
+              </w:rPr>
+            </w:r>
           </w:p>
         </w:tc>
         <w:tc>
@@ -616,29 +500,25 @@
               <w:bottom w:val="single" w:sz="6" w:space="0" w:color="7F7F7F"/>
               <w:right w:val="single" w:sz="6" w:space="0" w:color="7F7F7F"/>
             </w:tcBorders>
-            <w:shd w:val="clear" w:color="auto" w:fill="auto"/>
-            <w:tcMar>
-              <w:top w:w="120" w:type="dxa"/>
-              <w:left w:w="120" w:type="dxa"/>
-              <w:bottom w:w="120" w:type="dxa"/>
-              <w:right w:w="120" w:type="dxa"/>
-            </w:tcMar>
+            <w:shd w:color="auto" w:fill="auto" w:val="clear"/>
           </w:tcPr>
           <w:p>
             <w:pPr>
-              <w:pBdr>
-                <w:top w:val="nil"/>
-                <w:left w:val="nil"/>
-                <w:bottom w:val="nil"/>
-                <w:right w:val="nil"/>
-                <w:between w:val="nil"/>
-              </w:pBdr>
+              <w:pStyle w:val="Normal"/>
+              <w:widowControl w:val="false"/>
+              <w:pBdr/>
               <w:spacing w:before="120" w:after="120"/>
               <w:rPr>
                 <w:sz w:val="22"/>
                 <w:szCs w:val="22"/>
               </w:rPr>
             </w:pPr>
+            <w:r>
+              <w:rPr>
+                <w:sz w:val="22"/>
+                <w:szCs w:val="22"/>
+              </w:rPr>
+            </w:r>
           </w:p>
         </w:tc>
         <w:tc>
@@ -650,52 +530,51 @@
               <w:bottom w:val="single" w:sz="6" w:space="0" w:color="7F7F7F"/>
               <w:right w:val="single" w:sz="6" w:space="0" w:color="7F7F7F"/>
             </w:tcBorders>
+            <w:tcMar>
+              <w:top w:w="0" w:type="dxa"/>
+              <w:left w:w="108" w:type="dxa"/>
+              <w:bottom w:w="0" w:type="dxa"/>
+              <w:right w:w="108" w:type="dxa"/>
+            </w:tcMar>
           </w:tcPr>
           <w:p>
             <w:pPr>
-              <w:pBdr>
-                <w:top w:val="nil"/>
-                <w:left w:val="nil"/>
-                <w:bottom w:val="nil"/>
-                <w:right w:val="nil"/>
-                <w:between w:val="nil"/>
-              </w:pBdr>
+              <w:pStyle w:val="Normal"/>
+              <w:widowControl w:val="false"/>
+              <w:pBdr/>
               <w:spacing w:before="120" w:after="120"/>
               <w:rPr>
                 <w:sz w:val="22"/>
                 <w:szCs w:val="22"/>
               </w:rPr>
             </w:pPr>
+            <w:r>
+              <w:rPr>
+                <w:sz w:val="22"/>
+                <w:szCs w:val="22"/>
+              </w:rPr>
+            </w:r>
           </w:p>
         </w:tc>
       </w:tr>
       <w:tr>
+        <w:trPr/>
         <w:tc>
           <w:tcPr>
-            <w:tcW w:w="1126" w:type="dxa"/>
+            <w:tcW w:w="1125" w:type="dxa"/>
             <w:tcBorders>
               <w:top w:val="single" w:sz="6" w:space="0" w:color="7F7F7F"/>
               <w:left w:val="single" w:sz="6" w:space="0" w:color="7F7F7F"/>
               <w:bottom w:val="single" w:sz="6" w:space="0" w:color="7F7F7F"/>
               <w:right w:val="single" w:sz="6" w:space="0" w:color="7F7F7F"/>
             </w:tcBorders>
-            <w:shd w:val="clear" w:color="auto" w:fill="auto"/>
-            <w:tcMar>
-              <w:top w:w="120" w:type="dxa"/>
-              <w:left w:w="120" w:type="dxa"/>
-              <w:bottom w:w="120" w:type="dxa"/>
-              <w:right w:w="120" w:type="dxa"/>
-            </w:tcMar>
+            <w:shd w:color="auto" w:fill="auto" w:val="clear"/>
           </w:tcPr>
           <w:p>
             <w:pPr>
-              <w:pBdr>
-                <w:top w:val="nil"/>
-                <w:left w:val="nil"/>
-                <w:bottom w:val="nil"/>
-                <w:right w:val="nil"/>
-                <w:between w:val="nil"/>
-              </w:pBdr>
+              <w:pStyle w:val="Normal"/>
+              <w:widowControl w:val="false"/>
+              <w:pBdr/>
               <w:spacing w:before="120" w:after="120"/>
               <w:rPr>
                 <w:b/>
@@ -704,6 +583,14 @@
                 <w:szCs w:val="22"/>
               </w:rPr>
             </w:pPr>
+            <w:r>
+              <w:rPr>
+                <w:b/>
+                <w:bCs/>
+                <w:sz w:val="22"/>
+                <w:szCs w:val="22"/>
+              </w:rPr>
+            </w:r>
           </w:p>
         </w:tc>
         <w:tc>
@@ -715,29 +602,25 @@
               <w:bottom w:val="single" w:sz="6" w:space="0" w:color="7F7F7F"/>
               <w:right w:val="single" w:sz="6" w:space="0" w:color="7F7F7F"/>
             </w:tcBorders>
-            <w:shd w:val="clear" w:color="auto" w:fill="auto"/>
-            <w:tcMar>
-              <w:top w:w="120" w:type="dxa"/>
-              <w:left w:w="120" w:type="dxa"/>
-              <w:bottom w:w="120" w:type="dxa"/>
-              <w:right w:w="120" w:type="dxa"/>
-            </w:tcMar>
+            <w:shd w:color="auto" w:fill="auto" w:val="clear"/>
           </w:tcPr>
           <w:p>
             <w:pPr>
-              <w:pBdr>
-                <w:top w:val="nil"/>
-                <w:left w:val="nil"/>
-                <w:bottom w:val="nil"/>
-                <w:right w:val="nil"/>
-                <w:between w:val="nil"/>
-              </w:pBdr>
+              <w:pStyle w:val="Normal"/>
+              <w:widowControl w:val="false"/>
+              <w:pBdr/>
               <w:spacing w:before="120" w:after="120"/>
               <w:rPr>
                 <w:sz w:val="22"/>
                 <w:szCs w:val="22"/>
               </w:rPr>
             </w:pPr>
+            <w:r>
+              <w:rPr>
+                <w:sz w:val="22"/>
+                <w:szCs w:val="22"/>
+              </w:rPr>
+            </w:r>
           </w:p>
         </w:tc>
         <w:tc>
@@ -749,29 +632,25 @@
               <w:bottom w:val="single" w:sz="6" w:space="0" w:color="7F7F7F"/>
               <w:right w:val="single" w:sz="6" w:space="0" w:color="7F7F7F"/>
             </w:tcBorders>
-            <w:shd w:val="clear" w:color="auto" w:fill="auto"/>
-            <w:tcMar>
-              <w:top w:w="120" w:type="dxa"/>
-              <w:left w:w="120" w:type="dxa"/>
-              <w:bottom w:w="120" w:type="dxa"/>
-              <w:right w:w="120" w:type="dxa"/>
-            </w:tcMar>
+            <w:shd w:color="auto" w:fill="auto" w:val="clear"/>
           </w:tcPr>
           <w:p>
             <w:pPr>
-              <w:pBdr>
-                <w:top w:val="nil"/>
-                <w:left w:val="nil"/>
-                <w:bottom w:val="nil"/>
-                <w:right w:val="nil"/>
-                <w:between w:val="nil"/>
-              </w:pBdr>
+              <w:pStyle w:val="Normal"/>
+              <w:widowControl w:val="false"/>
+              <w:pBdr/>
               <w:spacing w:before="120" w:after="120"/>
               <w:rPr>
                 <w:sz w:val="22"/>
                 <w:szCs w:val="22"/>
               </w:rPr>
             </w:pPr>
+            <w:r>
+              <w:rPr>
+                <w:sz w:val="22"/>
+                <w:szCs w:val="22"/>
+              </w:rPr>
+            </w:r>
           </w:p>
         </w:tc>
         <w:tc>
@@ -783,29 +662,40 @@
               <w:bottom w:val="single" w:sz="6" w:space="0" w:color="7F7F7F"/>
               <w:right w:val="single" w:sz="6" w:space="0" w:color="7F7F7F"/>
             </w:tcBorders>
+            <w:tcMar>
+              <w:top w:w="0" w:type="dxa"/>
+              <w:left w:w="108" w:type="dxa"/>
+              <w:bottom w:w="0" w:type="dxa"/>
+              <w:right w:w="108" w:type="dxa"/>
+            </w:tcMar>
           </w:tcPr>
           <w:p>
             <w:pPr>
-              <w:pBdr>
-                <w:top w:val="nil"/>
-                <w:left w:val="nil"/>
-                <w:bottom w:val="nil"/>
-                <w:right w:val="nil"/>
-                <w:between w:val="nil"/>
-              </w:pBdr>
+              <w:pStyle w:val="Normal"/>
+              <w:widowControl w:val="false"/>
+              <w:pBdr/>
               <w:spacing w:before="120" w:after="120"/>
               <w:rPr>
                 <w:sz w:val="22"/>
                 <w:szCs w:val="22"/>
               </w:rPr>
             </w:pPr>
+            <w:r>
+              <w:rPr>
+                <w:sz w:val="22"/>
+                <w:szCs w:val="22"/>
+              </w:rPr>
+            </w:r>
+            <w:bookmarkStart w:id="3" w:name="_GoBack"/>
+            <w:bookmarkStart w:id="4" w:name="_GoBack"/>
+            <w:bookmarkEnd w:id="4"/>
           </w:p>
         </w:tc>
       </w:tr>
-      <w:bookmarkEnd w:id="2"/>
     </w:tbl>
     <w:p>
       <w:pPr>
+        <w:pStyle w:val="Normal"/>
         <w:rPr>
           <w:b/>
           <w:bCs/>
@@ -813,19 +703,18 @@
           <w:szCs w:val="32"/>
         </w:rPr>
       </w:pPr>
-    </w:p>
-    <w:p>
-      <w:pPr>
+      <w:r>
         <w:rPr>
           <w:b/>
           <w:bCs/>
           <w:sz w:val="32"/>
           <w:szCs w:val="32"/>
         </w:rPr>
-      </w:pPr>
-    </w:p>
-    <w:p>
-      <w:pPr>
+      </w:r>
+    </w:p>
+    <w:p>
+      <w:pPr>
+        <w:pStyle w:val="Normal"/>
         <w:rPr>
           <w:b/>
           <w:bCs/>
@@ -833,19 +722,18 @@
           <w:szCs w:val="32"/>
         </w:rPr>
       </w:pPr>
-    </w:p>
-    <w:p>
-      <w:pPr>
+      <w:r>
         <w:rPr>
           <w:b/>
           <w:bCs/>
           <w:sz w:val="32"/>
           <w:szCs w:val="32"/>
         </w:rPr>
-      </w:pPr>
-    </w:p>
-    <w:p>
-      <w:pPr>
+      </w:r>
+    </w:p>
+    <w:p>
+      <w:pPr>
+        <w:pStyle w:val="Normal"/>
         <w:rPr>
           <w:b/>
           <w:bCs/>
@@ -853,19 +741,18 @@
           <w:szCs w:val="32"/>
         </w:rPr>
       </w:pPr>
-    </w:p>
-    <w:p>
-      <w:pPr>
+      <w:r>
         <w:rPr>
           <w:b/>
           <w:bCs/>
           <w:sz w:val="32"/>
           <w:szCs w:val="32"/>
         </w:rPr>
-      </w:pPr>
-    </w:p>
-    <w:p>
-      <w:pPr>
+      </w:r>
+    </w:p>
+    <w:p>
+      <w:pPr>
+        <w:pStyle w:val="Normal"/>
         <w:rPr>
           <w:b/>
           <w:bCs/>
@@ -873,19 +760,18 @@
           <w:szCs w:val="32"/>
         </w:rPr>
       </w:pPr>
-    </w:p>
-    <w:p>
-      <w:pPr>
+      <w:r>
         <w:rPr>
           <w:b/>
           <w:bCs/>
           <w:sz w:val="32"/>
           <w:szCs w:val="32"/>
         </w:rPr>
-      </w:pPr>
-    </w:p>
-    <w:p>
-      <w:pPr>
+      </w:r>
+    </w:p>
+    <w:p>
+      <w:pPr>
+        <w:pStyle w:val="Normal"/>
         <w:rPr>
           <w:b/>
           <w:bCs/>
@@ -893,19 +779,18 @@
           <w:szCs w:val="32"/>
         </w:rPr>
       </w:pPr>
-    </w:p>
-    <w:p>
-      <w:pPr>
+      <w:r>
         <w:rPr>
           <w:b/>
           <w:bCs/>
           <w:sz w:val="32"/>
           <w:szCs w:val="32"/>
         </w:rPr>
-      </w:pPr>
-    </w:p>
-    <w:p>
-      <w:pPr>
+      </w:r>
+    </w:p>
+    <w:p>
+      <w:pPr>
+        <w:pStyle w:val="Normal"/>
         <w:rPr>
           <w:b/>
           <w:bCs/>
@@ -913,19 +798,18 @@
           <w:szCs w:val="32"/>
         </w:rPr>
       </w:pPr>
-    </w:p>
-    <w:p>
-      <w:pPr>
+      <w:r>
         <w:rPr>
           <w:b/>
           <w:bCs/>
           <w:sz w:val="32"/>
           <w:szCs w:val="32"/>
         </w:rPr>
-      </w:pPr>
-    </w:p>
-    <w:p>
-      <w:pPr>
+      </w:r>
+    </w:p>
+    <w:p>
+      <w:pPr>
+        <w:pStyle w:val="Normal"/>
         <w:rPr>
           <w:b/>
           <w:bCs/>
@@ -933,19 +817,18 @@
           <w:szCs w:val="32"/>
         </w:rPr>
       </w:pPr>
-    </w:p>
-    <w:p>
-      <w:pPr>
+      <w:r>
         <w:rPr>
           <w:b/>
           <w:bCs/>
           <w:sz w:val="32"/>
           <w:szCs w:val="32"/>
         </w:rPr>
-      </w:pPr>
-    </w:p>
-    <w:p>
-      <w:pPr>
+      </w:r>
+    </w:p>
+    <w:p>
+      <w:pPr>
+        <w:pStyle w:val="Normal"/>
         <w:rPr>
           <w:b/>
           <w:bCs/>
@@ -953,19 +836,18 @@
           <w:szCs w:val="32"/>
         </w:rPr>
       </w:pPr>
-    </w:p>
-    <w:p>
-      <w:pPr>
+      <w:r>
         <w:rPr>
           <w:b/>
           <w:bCs/>
           <w:sz w:val="32"/>
           <w:szCs w:val="32"/>
         </w:rPr>
-      </w:pPr>
-    </w:p>
-    <w:p>
-      <w:pPr>
+      </w:r>
+    </w:p>
+    <w:p>
+      <w:pPr>
+        <w:pStyle w:val="Normal"/>
         <w:rPr>
           <w:b/>
           <w:bCs/>
@@ -973,42 +855,197 @@
           <w:szCs w:val="32"/>
         </w:rPr>
       </w:pPr>
-    </w:p>
-    <w:p>
-      <w:pPr>
+      <w:r>
         <w:rPr>
           <w:b/>
           <w:bCs/>
           <w:sz w:val="32"/>
           <w:szCs w:val="32"/>
         </w:rPr>
-      </w:pPr>
+      </w:r>
+    </w:p>
+    <w:p>
+      <w:pPr>
+        <w:pStyle w:val="Normal"/>
+        <w:rPr>
+          <w:b/>
+          <w:bCs/>
+          <w:sz w:val="32"/>
+          <w:szCs w:val="32"/>
+        </w:rPr>
+      </w:pPr>
+      <w:r>
+        <w:rPr>
+          <w:b/>
+          <w:bCs/>
+          <w:sz w:val="32"/>
+          <w:szCs w:val="32"/>
+        </w:rPr>
+      </w:r>
+    </w:p>
+    <w:p>
+      <w:pPr>
+        <w:pStyle w:val="Normal"/>
+        <w:rPr>
+          <w:b/>
+          <w:bCs/>
+          <w:sz w:val="32"/>
+          <w:szCs w:val="32"/>
+        </w:rPr>
+      </w:pPr>
+      <w:r>
+        <w:rPr>
+          <w:b/>
+          <w:bCs/>
+          <w:sz w:val="32"/>
+          <w:szCs w:val="32"/>
+        </w:rPr>
+      </w:r>
+    </w:p>
+    <w:p>
+      <w:pPr>
+        <w:pStyle w:val="Normal"/>
+        <w:rPr>
+          <w:b/>
+          <w:bCs/>
+          <w:sz w:val="32"/>
+          <w:szCs w:val="32"/>
+        </w:rPr>
+      </w:pPr>
+      <w:r>
+        <w:rPr>
+          <w:b/>
+          <w:bCs/>
+          <w:sz w:val="32"/>
+          <w:szCs w:val="32"/>
+        </w:rPr>
+      </w:r>
+    </w:p>
+    <w:p>
+      <w:pPr>
+        <w:pStyle w:val="Normal"/>
+        <w:rPr>
+          <w:b/>
+          <w:bCs/>
+          <w:sz w:val="32"/>
+          <w:szCs w:val="32"/>
+        </w:rPr>
+      </w:pPr>
+      <w:r>
+        <w:rPr>
+          <w:b/>
+          <w:bCs/>
+          <w:sz w:val="32"/>
+          <w:szCs w:val="32"/>
+        </w:rPr>
+      </w:r>
+    </w:p>
+    <w:p>
+      <w:pPr>
+        <w:pStyle w:val="Normal"/>
+        <w:rPr>
+          <w:b/>
+          <w:bCs/>
+          <w:sz w:val="32"/>
+          <w:szCs w:val="32"/>
+        </w:rPr>
+      </w:pPr>
+      <w:r>
+        <w:rPr>
+          <w:b/>
+          <w:bCs/>
+          <w:sz w:val="32"/>
+          <w:szCs w:val="32"/>
+        </w:rPr>
+      </w:r>
+    </w:p>
+    <w:p>
+      <w:pPr>
+        <w:pStyle w:val="Normal"/>
+        <w:rPr>
+          <w:b/>
+          <w:bCs/>
+          <w:sz w:val="32"/>
+          <w:szCs w:val="32"/>
+        </w:rPr>
+      </w:pPr>
+      <w:r>
+        <w:rPr>
+          <w:b/>
+          <w:bCs/>
+          <w:sz w:val="32"/>
+          <w:szCs w:val="32"/>
+        </w:rPr>
+      </w:r>
+    </w:p>
+    <w:p>
+      <w:pPr>
+        <w:pStyle w:val="Normal"/>
+        <w:rPr>
+          <w:b/>
+          <w:bCs/>
+          <w:sz w:val="32"/>
+          <w:szCs w:val="32"/>
+        </w:rPr>
+      </w:pPr>
+      <w:r>
+        <w:rPr>
+          <w:b/>
+          <w:bCs/>
+          <w:sz w:val="32"/>
+          <w:szCs w:val="32"/>
+        </w:rPr>
+      </w:r>
+    </w:p>
+    <w:p>
+      <w:pPr>
+        <w:pStyle w:val="Normal"/>
+        <w:rPr>
+          <w:b/>
+          <w:bCs/>
+          <w:sz w:val="32"/>
+          <w:szCs w:val="32"/>
+        </w:rPr>
+      </w:pPr>
+      <w:r>
+        <w:rPr>
+          <w:b/>
+          <w:bCs/>
+          <w:sz w:val="32"/>
+          <w:szCs w:val="32"/>
+        </w:rPr>
+      </w:r>
+    </w:p>
+    <w:p>
+      <w:pPr>
+        <w:pStyle w:val="Normal"/>
+        <w:rPr>
+          <w:b/>
+          <w:bCs/>
+          <w:sz w:val="32"/>
+          <w:szCs w:val="32"/>
+        </w:rPr>
+      </w:pPr>
+      <w:r>
+        <w:rPr>
+          <w:b/>
+          <w:bCs/>
+          <w:sz w:val="32"/>
+          <w:szCs w:val="32"/>
+        </w:rPr>
+      </w:r>
     </w:p>
     <w:sdt>
       <w:sdtPr>
-        <w:rPr>
-          <w:lang w:val="es-ES"/>
-        </w:rPr>
-        <w:id w:val="-1252736400"/>
         <w:docPartObj>
           <w:docPartGallery w:val="Table of Contents"/>
-          <w:docPartUnique/>
+          <w:docPartUnique w:val="true"/>
         </w:docPartObj>
       </w:sdtPr>
-      <w:sdtEndPr>
-        <w:rPr>
-          <w:rFonts w:ascii="Calibri" w:eastAsia="Calibri" w:hAnsi="Calibri" w:cs="Calibri"/>
-          <w:b/>
-          <w:bCs/>
-          <w:color w:val="auto"/>
-          <w:sz w:val="24"/>
-          <w:szCs w:val="24"/>
-        </w:rPr>
-      </w:sdtEndPr>
       <w:sdtContent>
         <w:p>
           <w:pPr>
-            <w:pStyle w:val="TtuloTDC"/>
+            <w:pStyle w:val="Ttulodelsumario"/>
             <w:rPr>
               <w:lang w:val="es-ES"/>
             </w:rPr>
@@ -1022,20 +1059,26 @@
         </w:p>
         <w:p>
           <w:pPr>
+            <w:pStyle w:val="Normal"/>
             <w:rPr>
               <w:lang w:val="es-ES"/>
             </w:rPr>
           </w:pPr>
+          <w:r>
+            <w:rPr>
+              <w:lang w:val="es-ES"/>
+            </w:rPr>
+          </w:r>
         </w:p>
         <w:p>
           <w:pPr>
-            <w:pStyle w:val="TDC1"/>
+            <w:pStyle w:val="Sumario1"/>
             <w:tabs>
-              <w:tab w:val="right" w:leader="dot" w:pos="9350"/>
+              <w:tab w:val="clear" w:pos="720"/>
+              <w:tab w:val="right" w:pos="9350" w:leader="dot"/>
             </w:tabs>
             <w:rPr>
-              <w:rFonts w:asciiTheme="minorHAnsi" w:eastAsiaTheme="minorEastAsia" w:hAnsiTheme="minorHAnsi" w:cstheme="minorBidi"/>
-              <w:noProof/>
+              <w:rFonts w:ascii="Cambria" w:hAnsi="Cambria" w:eastAsia="" w:cs="" w:asciiTheme="minorHAnsi" w:cstheme="minorBidi" w:eastAsiaTheme="minorEastAsia" w:hAnsiTheme="minorHAnsi"/>
               <w:sz w:val="22"/>
               <w:szCs w:val="22"/>
               <w:lang w:eastAsia="es-AR"/>
@@ -1045,63 +1088,55 @@
             <w:fldChar w:fldCharType="begin"/>
           </w:r>
           <w:r>
-            <w:instrText xml:space="preserve"> TOC \o "1-3" \h \z \u </w:instrText>
+            <w:rPr>
+              <w:webHidden/>
+              <w:rStyle w:val="Enlacedelndice"/>
+            </w:rPr>
+            <w:instrText xml:space="preserve"> TOC \z \o "1-3" \u \h</w:instrText>
           </w:r>
           <w:r>
+            <w:rPr>
+              <w:webHidden/>
+              <w:rStyle w:val="Enlacedelndice"/>
+            </w:rPr>
             <w:fldChar w:fldCharType="separate"/>
           </w:r>
-          <w:hyperlink w:anchor="_Toc231149800" w:history="1">
-            <w:r>
-              <w:rPr>
-                <w:rStyle w:val="Hipervnculo"/>
-                <w:noProof/>
+          <w:hyperlink w:anchor="_Toc231149800">
+            <w:r>
+              <w:rPr>
+                <w:webHidden/>
+                <w:rStyle w:val="Enlacedelndice"/>
               </w:rPr>
               <w:t>Control de versiones del documento</w:t>
             </w:r>
             <w:r>
               <w:rPr>
-                <w:noProof/>
                 <w:webHidden/>
               </w:rPr>
+              <w:fldChar w:fldCharType="begin"/>
+            </w:r>
+            <w:r>
+              <w:rPr>
+                <w:webHidden/>
+              </w:rPr>
+              <w:instrText xml:space="preserve">PAGEREF _Toc231149800 \h</w:instrText>
+            </w:r>
+            <w:r>
+              <w:rPr>
+                <w:webHidden/>
+              </w:rPr>
+              <w:fldChar w:fldCharType="separate"/>
+            </w:r>
+            <w:r>
+              <w:rPr>
+                <w:rStyle w:val="Enlacedelndice"/>
+                <w:vanish w:val="false"/>
+              </w:rPr>
               <w:tab/>
-            </w:r>
-            <w:r>
-              <w:rPr>
-                <w:noProof/>
-                <w:webHidden/>
-              </w:rPr>
-              <w:fldChar w:fldCharType="begin"/>
-            </w:r>
-            <w:r>
-              <w:rPr>
-                <w:noProof/>
-                <w:webHidden/>
-              </w:rPr>
-              <w:instrText xml:space="preserve"> PAGEREF _Toc231149800 \h </w:instrText>
-            </w:r>
-            <w:r>
-              <w:rPr>
-                <w:noProof/>
-                <w:webHidden/>
-              </w:rPr>
-            </w:r>
-            <w:r>
-              <w:rPr>
-                <w:noProof/>
-                <w:webHidden/>
-              </w:rPr>
-              <w:fldChar w:fldCharType="separate"/>
-            </w:r>
-            <w:r>
-              <w:rPr>
-                <w:noProof/>
-                <w:webHidden/>
-              </w:rPr>
               <w:t>2</w:t>
             </w:r>
             <w:r>
               <w:rPr>
-                <w:noProof/>
                 <w:webHidden/>
               </w:rPr>
               <w:fldChar w:fldCharType="end"/>
@@ -1110,70 +1145,54 @@
         </w:p>
         <w:p>
           <w:pPr>
-            <w:pStyle w:val="TDC1"/>
+            <w:pStyle w:val="Sumario1"/>
             <w:tabs>
-              <w:tab w:val="right" w:leader="dot" w:pos="9350"/>
+              <w:tab w:val="clear" w:pos="720"/>
+              <w:tab w:val="right" w:pos="9350" w:leader="dot"/>
             </w:tabs>
             <w:rPr>
-              <w:rFonts w:asciiTheme="minorHAnsi" w:eastAsiaTheme="minorEastAsia" w:hAnsiTheme="minorHAnsi" w:cstheme="minorBidi"/>
-              <w:noProof/>
+              <w:rFonts w:ascii="Cambria" w:hAnsi="Cambria" w:eastAsia="" w:cs="" w:asciiTheme="minorHAnsi" w:cstheme="minorBidi" w:eastAsiaTheme="minorEastAsia" w:hAnsiTheme="minorHAnsi"/>
               <w:sz w:val="22"/>
               <w:szCs w:val="22"/>
               <w:lang w:eastAsia="es-AR"/>
             </w:rPr>
           </w:pPr>
-          <w:hyperlink w:anchor="_Toc231149801" w:history="1">
-            <w:r>
-              <w:rPr>
-                <w:rStyle w:val="Hipervnculo"/>
-                <w:noProof/>
+          <w:hyperlink w:anchor="_Toc231149801">
+            <w:r>
+              <w:rPr>
+                <w:webHidden/>
+                <w:rStyle w:val="Enlacedelndice"/>
               </w:rPr>
               <w:t>Introducción</w:t>
             </w:r>
             <w:r>
               <w:rPr>
-                <w:noProof/>
                 <w:webHidden/>
               </w:rPr>
+              <w:fldChar w:fldCharType="begin"/>
+            </w:r>
+            <w:r>
+              <w:rPr>
+                <w:webHidden/>
+              </w:rPr>
+              <w:instrText xml:space="preserve">PAGEREF _Toc231149801 \h</w:instrText>
+            </w:r>
+            <w:r>
+              <w:rPr>
+                <w:webHidden/>
+              </w:rPr>
+              <w:fldChar w:fldCharType="separate"/>
+            </w:r>
+            <w:r>
+              <w:rPr>
+                <w:rStyle w:val="Enlacedelndice"/>
+                <w:vanish w:val="false"/>
+              </w:rPr>
               <w:tab/>
-            </w:r>
-            <w:r>
-              <w:rPr>
-                <w:noProof/>
-                <w:webHidden/>
-              </w:rPr>
-              <w:fldChar w:fldCharType="begin"/>
-            </w:r>
-            <w:r>
-              <w:rPr>
-                <w:noProof/>
-                <w:webHidden/>
-              </w:rPr>
-              <w:instrText xml:space="preserve"> PAGEREF _Toc231149801 \h </w:instrText>
-            </w:r>
-            <w:r>
-              <w:rPr>
-                <w:noProof/>
-                <w:webHidden/>
-              </w:rPr>
-            </w:r>
-            <w:r>
-              <w:rPr>
-                <w:noProof/>
-                <w:webHidden/>
-              </w:rPr>
-              <w:fldChar w:fldCharType="separate"/>
-            </w:r>
-            <w:r>
-              <w:rPr>
-                <w:noProof/>
-                <w:webHidden/>
-              </w:rPr>
               <w:t>4</w:t>
             </w:r>
             <w:r>
               <w:rPr>
-                <w:noProof/>
                 <w:webHidden/>
               </w:rPr>
               <w:fldChar w:fldCharType="end"/>
@@ -1182,72 +1201,56 @@
         </w:p>
         <w:p>
           <w:pPr>
-            <w:pStyle w:val="TDC1"/>
+            <w:pStyle w:val="Sumario1"/>
             <w:tabs>
-              <w:tab w:val="right" w:leader="dot" w:pos="9350"/>
+              <w:tab w:val="clear" w:pos="720"/>
+              <w:tab w:val="right" w:pos="9350" w:leader="dot"/>
             </w:tabs>
             <w:rPr>
-              <w:rFonts w:asciiTheme="minorHAnsi" w:eastAsiaTheme="minorEastAsia" w:hAnsiTheme="minorHAnsi" w:cstheme="minorBidi"/>
-              <w:noProof/>
+              <w:rFonts w:ascii="Cambria" w:hAnsi="Cambria" w:eastAsia="" w:cs="" w:asciiTheme="minorHAnsi" w:cstheme="minorBidi" w:eastAsiaTheme="minorEastAsia" w:hAnsiTheme="minorHAnsi"/>
               <w:sz w:val="22"/>
               <w:szCs w:val="22"/>
               <w:lang w:eastAsia="es-AR"/>
             </w:rPr>
           </w:pPr>
-          <w:hyperlink w:anchor="_Toc231149802" w:history="1">
-            <w:r>
-              <w:rPr>
-                <w:rStyle w:val="Hipervnculo"/>
+          <w:hyperlink w:anchor="_Toc231149802">
+            <w:r>
+              <w:rPr>
+                <w:webHidden/>
+                <w:rStyle w:val="Enlacedelndice"/>
                 <w:rFonts w:eastAsia="Times New Roman" w:cs="Arial"/>
-                <w:noProof/>
                 <w:lang w:eastAsia="es-AR"/>
               </w:rPr>
               <w:t>Identificación y Evaluación de Riesgos</w:t>
             </w:r>
             <w:r>
               <w:rPr>
-                <w:noProof/>
                 <w:webHidden/>
               </w:rPr>
+              <w:fldChar w:fldCharType="begin"/>
+            </w:r>
+            <w:r>
+              <w:rPr>
+                <w:webHidden/>
+              </w:rPr>
+              <w:instrText xml:space="preserve">PAGEREF _Toc231149802 \h</w:instrText>
+            </w:r>
+            <w:r>
+              <w:rPr>
+                <w:webHidden/>
+              </w:rPr>
+              <w:fldChar w:fldCharType="separate"/>
+            </w:r>
+            <w:r>
+              <w:rPr>
+                <w:rStyle w:val="Enlacedelndice"/>
+                <w:vanish w:val="false"/>
+              </w:rPr>
               <w:tab/>
-            </w:r>
-            <w:r>
-              <w:rPr>
-                <w:noProof/>
-                <w:webHidden/>
-              </w:rPr>
-              <w:fldChar w:fldCharType="begin"/>
-            </w:r>
-            <w:r>
-              <w:rPr>
-                <w:noProof/>
-                <w:webHidden/>
-              </w:rPr>
-              <w:instrText xml:space="preserve"> PAGEREF _Toc231149802 \h </w:instrText>
-            </w:r>
-            <w:r>
-              <w:rPr>
-                <w:noProof/>
-                <w:webHidden/>
-              </w:rPr>
-            </w:r>
-            <w:r>
-              <w:rPr>
-                <w:noProof/>
-                <w:webHidden/>
-              </w:rPr>
-              <w:fldChar w:fldCharType="separate"/>
-            </w:r>
-            <w:r>
-              <w:rPr>
-                <w:noProof/>
-                <w:webHidden/>
-              </w:rPr>
               <w:t>4</w:t>
             </w:r>
             <w:r>
               <w:rPr>
-                <w:noProof/>
                 <w:webHidden/>
               </w:rPr>
               <w:fldChar w:fldCharType="end"/>
@@ -1256,70 +1259,54 @@
         </w:p>
         <w:p>
           <w:pPr>
-            <w:pStyle w:val="TDC1"/>
+            <w:pStyle w:val="Sumario1"/>
             <w:tabs>
-              <w:tab w:val="right" w:leader="dot" w:pos="9350"/>
+              <w:tab w:val="clear" w:pos="720"/>
+              <w:tab w:val="right" w:pos="9350" w:leader="dot"/>
             </w:tabs>
             <w:rPr>
-              <w:rFonts w:asciiTheme="minorHAnsi" w:eastAsiaTheme="minorEastAsia" w:hAnsiTheme="minorHAnsi" w:cstheme="minorBidi"/>
-              <w:noProof/>
+              <w:rFonts w:ascii="Cambria" w:hAnsi="Cambria" w:eastAsia="" w:cs="" w:asciiTheme="minorHAnsi" w:cstheme="minorBidi" w:eastAsiaTheme="minorEastAsia" w:hAnsiTheme="minorHAnsi"/>
               <w:sz w:val="22"/>
               <w:szCs w:val="22"/>
               <w:lang w:eastAsia="es-AR"/>
             </w:rPr>
           </w:pPr>
-          <w:hyperlink w:anchor="_Toc231149803" w:history="1">
-            <w:r>
-              <w:rPr>
-                <w:rStyle w:val="Hipervnculo"/>
-                <w:noProof/>
+          <w:hyperlink w:anchor="_Toc231149803">
+            <w:r>
+              <w:rPr>
+                <w:webHidden/>
+                <w:rStyle w:val="Enlacedelndice"/>
               </w:rPr>
               <w:t>Metodología de trabajo</w:t>
             </w:r>
             <w:r>
               <w:rPr>
-                <w:noProof/>
                 <w:webHidden/>
               </w:rPr>
+              <w:fldChar w:fldCharType="begin"/>
+            </w:r>
+            <w:r>
+              <w:rPr>
+                <w:webHidden/>
+              </w:rPr>
+              <w:instrText xml:space="preserve">PAGEREF _Toc231149803 \h</w:instrText>
+            </w:r>
+            <w:r>
+              <w:rPr>
+                <w:webHidden/>
+              </w:rPr>
+              <w:fldChar w:fldCharType="separate"/>
+            </w:r>
+            <w:r>
+              <w:rPr>
+                <w:rStyle w:val="Enlacedelndice"/>
+                <w:vanish w:val="false"/>
+              </w:rPr>
               <w:tab/>
-            </w:r>
-            <w:r>
-              <w:rPr>
-                <w:noProof/>
-                <w:webHidden/>
-              </w:rPr>
-              <w:fldChar w:fldCharType="begin"/>
-            </w:r>
-            <w:r>
-              <w:rPr>
-                <w:noProof/>
-                <w:webHidden/>
-              </w:rPr>
-              <w:instrText xml:space="preserve"> PAGEREF _Toc231149803 \h </w:instrText>
-            </w:r>
-            <w:r>
-              <w:rPr>
-                <w:noProof/>
-                <w:webHidden/>
-              </w:rPr>
-            </w:r>
-            <w:r>
-              <w:rPr>
-                <w:noProof/>
-                <w:webHidden/>
-              </w:rPr>
-              <w:fldChar w:fldCharType="separate"/>
-            </w:r>
-            <w:r>
-              <w:rPr>
-                <w:noProof/>
-                <w:webHidden/>
-              </w:rPr>
               <w:t>4</w:t>
             </w:r>
             <w:r>
               <w:rPr>
-                <w:noProof/>
                 <w:webHidden/>
               </w:rPr>
               <w:fldChar w:fldCharType="end"/>
@@ -1328,70 +1315,54 @@
         </w:p>
         <w:p>
           <w:pPr>
-            <w:pStyle w:val="TDC1"/>
+            <w:pStyle w:val="Sumario1"/>
             <w:tabs>
-              <w:tab w:val="right" w:leader="dot" w:pos="9350"/>
+              <w:tab w:val="clear" w:pos="720"/>
+              <w:tab w:val="right" w:pos="9350" w:leader="dot"/>
             </w:tabs>
             <w:rPr>
-              <w:rFonts w:asciiTheme="minorHAnsi" w:eastAsiaTheme="minorEastAsia" w:hAnsiTheme="minorHAnsi" w:cstheme="minorBidi"/>
-              <w:noProof/>
+              <w:rFonts w:ascii="Cambria" w:hAnsi="Cambria" w:eastAsia="" w:cs="" w:asciiTheme="minorHAnsi" w:cstheme="minorBidi" w:eastAsiaTheme="minorEastAsia" w:hAnsiTheme="minorHAnsi"/>
               <w:sz w:val="22"/>
               <w:szCs w:val="22"/>
               <w:lang w:eastAsia="es-AR"/>
             </w:rPr>
           </w:pPr>
-          <w:hyperlink w:anchor="_Toc231149804" w:history="1">
-            <w:r>
-              <w:rPr>
-                <w:rStyle w:val="Hipervnculo"/>
-                <w:noProof/>
+          <w:hyperlink w:anchor="_Toc231149804">
+            <w:r>
+              <w:rPr>
+                <w:webHidden/>
+                <w:rStyle w:val="Enlacedelndice"/>
               </w:rPr>
               <w:t>Riesgos</w:t>
             </w:r>
             <w:r>
               <w:rPr>
-                <w:noProof/>
                 <w:webHidden/>
               </w:rPr>
+              <w:fldChar w:fldCharType="begin"/>
+            </w:r>
+            <w:r>
+              <w:rPr>
+                <w:webHidden/>
+              </w:rPr>
+              <w:instrText xml:space="preserve">PAGEREF _Toc231149804 \h</w:instrText>
+            </w:r>
+            <w:r>
+              <w:rPr>
+                <w:webHidden/>
+              </w:rPr>
+              <w:fldChar w:fldCharType="separate"/>
+            </w:r>
+            <w:r>
+              <w:rPr>
+                <w:rStyle w:val="Enlacedelndice"/>
+                <w:vanish w:val="false"/>
+              </w:rPr>
               <w:tab/>
-            </w:r>
-            <w:r>
-              <w:rPr>
-                <w:noProof/>
-                <w:webHidden/>
-              </w:rPr>
-              <w:fldChar w:fldCharType="begin"/>
-            </w:r>
-            <w:r>
-              <w:rPr>
-                <w:noProof/>
-                <w:webHidden/>
-              </w:rPr>
-              <w:instrText xml:space="preserve"> PAGEREF _Toc231149804 \h </w:instrText>
-            </w:r>
-            <w:r>
-              <w:rPr>
-                <w:noProof/>
-                <w:webHidden/>
-              </w:rPr>
-            </w:r>
-            <w:r>
-              <w:rPr>
-                <w:noProof/>
-                <w:webHidden/>
-              </w:rPr>
-              <w:fldChar w:fldCharType="separate"/>
-            </w:r>
-            <w:r>
-              <w:rPr>
-                <w:noProof/>
-                <w:webHidden/>
-              </w:rPr>
               <w:t>4</w:t>
             </w:r>
             <w:r>
               <w:rPr>
-                <w:noProof/>
                 <w:webHidden/>
               </w:rPr>
               <w:fldChar w:fldCharType="end"/>
@@ -1400,70 +1371,54 @@
         </w:p>
         <w:p>
           <w:pPr>
-            <w:pStyle w:val="TDC2"/>
+            <w:pStyle w:val="Sumario2"/>
             <w:tabs>
-              <w:tab w:val="right" w:leader="dot" w:pos="9350"/>
+              <w:tab w:val="clear" w:pos="720"/>
+              <w:tab w:val="right" w:pos="9350" w:leader="dot"/>
             </w:tabs>
             <w:rPr>
-              <w:rFonts w:asciiTheme="minorHAnsi" w:eastAsiaTheme="minorEastAsia" w:hAnsiTheme="minorHAnsi" w:cstheme="minorBidi"/>
-              <w:noProof/>
+              <w:rFonts w:ascii="Cambria" w:hAnsi="Cambria" w:eastAsia="" w:cs="" w:asciiTheme="minorHAnsi" w:cstheme="minorBidi" w:eastAsiaTheme="minorEastAsia" w:hAnsiTheme="minorHAnsi"/>
               <w:sz w:val="22"/>
               <w:szCs w:val="22"/>
               <w:lang w:eastAsia="es-AR"/>
             </w:rPr>
           </w:pPr>
-          <w:hyperlink w:anchor="_Toc231149805" w:history="1">
-            <w:r>
-              <w:rPr>
-                <w:rStyle w:val="Hipervnculo"/>
-                <w:noProof/>
+          <w:hyperlink w:anchor="_Toc231149805">
+            <w:r>
+              <w:rPr>
+                <w:webHidden/>
+                <w:rStyle w:val="Enlacedelndice"/>
               </w:rPr>
               <w:t>Identificaciones de riesgos</w:t>
             </w:r>
             <w:r>
               <w:rPr>
-                <w:noProof/>
                 <w:webHidden/>
               </w:rPr>
+              <w:fldChar w:fldCharType="begin"/>
+            </w:r>
+            <w:r>
+              <w:rPr>
+                <w:webHidden/>
+              </w:rPr>
+              <w:instrText xml:space="preserve">PAGEREF _Toc231149805 \h</w:instrText>
+            </w:r>
+            <w:r>
+              <w:rPr>
+                <w:webHidden/>
+              </w:rPr>
+              <w:fldChar w:fldCharType="separate"/>
+            </w:r>
+            <w:r>
+              <w:rPr>
+                <w:rStyle w:val="Enlacedelndice"/>
+                <w:vanish w:val="false"/>
+              </w:rPr>
               <w:tab/>
-            </w:r>
-            <w:r>
-              <w:rPr>
-                <w:noProof/>
-                <w:webHidden/>
-              </w:rPr>
-              <w:fldChar w:fldCharType="begin"/>
-            </w:r>
-            <w:r>
-              <w:rPr>
-                <w:noProof/>
-                <w:webHidden/>
-              </w:rPr>
-              <w:instrText xml:space="preserve"> PAGEREF _Toc231149805 \h </w:instrText>
-            </w:r>
-            <w:r>
-              <w:rPr>
-                <w:noProof/>
-                <w:webHidden/>
-              </w:rPr>
-            </w:r>
-            <w:r>
-              <w:rPr>
-                <w:noProof/>
-                <w:webHidden/>
-              </w:rPr>
-              <w:fldChar w:fldCharType="separate"/>
-            </w:r>
-            <w:r>
-              <w:rPr>
-                <w:noProof/>
-                <w:webHidden/>
-              </w:rPr>
               <w:t>4</w:t>
             </w:r>
             <w:r>
               <w:rPr>
-                <w:noProof/>
                 <w:webHidden/>
               </w:rPr>
               <w:fldChar w:fldCharType="end"/>
@@ -1472,70 +1427,54 @@
         </w:p>
         <w:p>
           <w:pPr>
-            <w:pStyle w:val="TDC2"/>
+            <w:pStyle w:val="Sumario2"/>
             <w:tabs>
-              <w:tab w:val="right" w:leader="dot" w:pos="9350"/>
+              <w:tab w:val="clear" w:pos="720"/>
+              <w:tab w:val="right" w:pos="9350" w:leader="dot"/>
             </w:tabs>
             <w:rPr>
-              <w:rFonts w:asciiTheme="minorHAnsi" w:eastAsiaTheme="minorEastAsia" w:hAnsiTheme="minorHAnsi" w:cstheme="minorBidi"/>
-              <w:noProof/>
+              <w:rFonts w:ascii="Cambria" w:hAnsi="Cambria" w:eastAsia="" w:cs="" w:asciiTheme="minorHAnsi" w:cstheme="minorBidi" w:eastAsiaTheme="minorEastAsia" w:hAnsiTheme="minorHAnsi"/>
               <w:sz w:val="22"/>
               <w:szCs w:val="22"/>
               <w:lang w:eastAsia="es-AR"/>
             </w:rPr>
           </w:pPr>
-          <w:hyperlink w:anchor="_Toc231149806" w:history="1">
-            <w:r>
-              <w:rPr>
-                <w:rStyle w:val="Hipervnculo"/>
-                <w:noProof/>
+          <w:hyperlink w:anchor="_Toc231149806">
+            <w:r>
+              <w:rPr>
+                <w:webHidden/>
+                <w:rStyle w:val="Enlacedelndice"/>
               </w:rPr>
               <w:t>Análisis de riesgos</w:t>
             </w:r>
             <w:r>
               <w:rPr>
-                <w:noProof/>
                 <w:webHidden/>
               </w:rPr>
+              <w:fldChar w:fldCharType="begin"/>
+            </w:r>
+            <w:r>
+              <w:rPr>
+                <w:webHidden/>
+              </w:rPr>
+              <w:instrText xml:space="preserve">PAGEREF _Toc231149806 \h</w:instrText>
+            </w:r>
+            <w:r>
+              <w:rPr>
+                <w:webHidden/>
+              </w:rPr>
+              <w:fldChar w:fldCharType="separate"/>
+            </w:r>
+            <w:r>
+              <w:rPr>
+                <w:rStyle w:val="Enlacedelndice"/>
+                <w:vanish w:val="false"/>
+              </w:rPr>
               <w:tab/>
-            </w:r>
-            <w:r>
-              <w:rPr>
-                <w:noProof/>
-                <w:webHidden/>
-              </w:rPr>
-              <w:fldChar w:fldCharType="begin"/>
-            </w:r>
-            <w:r>
-              <w:rPr>
-                <w:noProof/>
-                <w:webHidden/>
-              </w:rPr>
-              <w:instrText xml:space="preserve"> PAGEREF _Toc231149806 \h </w:instrText>
-            </w:r>
-            <w:r>
-              <w:rPr>
-                <w:noProof/>
-                <w:webHidden/>
-              </w:rPr>
-            </w:r>
-            <w:r>
-              <w:rPr>
-                <w:noProof/>
-                <w:webHidden/>
-              </w:rPr>
-              <w:fldChar w:fldCharType="separate"/>
-            </w:r>
-            <w:r>
-              <w:rPr>
-                <w:noProof/>
-                <w:webHidden/>
-              </w:rPr>
               <w:t>5</w:t>
             </w:r>
             <w:r>
               <w:rPr>
-                <w:noProof/>
                 <w:webHidden/>
               </w:rPr>
               <w:fldChar w:fldCharType="end"/>
@@ -1544,70 +1483,54 @@
         </w:p>
         <w:p>
           <w:pPr>
-            <w:pStyle w:val="TDC2"/>
+            <w:pStyle w:val="Sumario2"/>
             <w:tabs>
-              <w:tab w:val="right" w:leader="dot" w:pos="9350"/>
+              <w:tab w:val="clear" w:pos="720"/>
+              <w:tab w:val="right" w:pos="9350" w:leader="dot"/>
             </w:tabs>
             <w:rPr>
-              <w:rFonts w:asciiTheme="minorHAnsi" w:eastAsiaTheme="minorEastAsia" w:hAnsiTheme="minorHAnsi" w:cstheme="minorBidi"/>
-              <w:noProof/>
+              <w:rFonts w:ascii="Cambria" w:hAnsi="Cambria" w:eastAsia="" w:cs="" w:asciiTheme="minorHAnsi" w:cstheme="minorBidi" w:eastAsiaTheme="minorEastAsia" w:hAnsiTheme="minorHAnsi"/>
               <w:sz w:val="22"/>
               <w:szCs w:val="22"/>
               <w:lang w:eastAsia="es-AR"/>
             </w:rPr>
           </w:pPr>
-          <w:hyperlink w:anchor="_Toc231149807" w:history="1">
-            <w:r>
-              <w:rPr>
-                <w:rStyle w:val="Hipervnculo"/>
-                <w:noProof/>
+          <w:hyperlink w:anchor="_Toc231149807">
+            <w:r>
+              <w:rPr>
+                <w:webHidden/>
+                <w:rStyle w:val="Enlacedelndice"/>
               </w:rPr>
               <w:t>Seguimiento de Riesgos</w:t>
             </w:r>
             <w:r>
               <w:rPr>
-                <w:noProof/>
                 <w:webHidden/>
               </w:rPr>
+              <w:fldChar w:fldCharType="begin"/>
+            </w:r>
+            <w:r>
+              <w:rPr>
+                <w:webHidden/>
+              </w:rPr>
+              <w:instrText xml:space="preserve">PAGEREF _Toc231149807 \h</w:instrText>
+            </w:r>
+            <w:r>
+              <w:rPr>
+                <w:webHidden/>
+              </w:rPr>
+              <w:fldChar w:fldCharType="separate"/>
+            </w:r>
+            <w:r>
+              <w:rPr>
+                <w:rStyle w:val="Enlacedelndice"/>
+                <w:vanish w:val="false"/>
+              </w:rPr>
               <w:tab/>
-            </w:r>
-            <w:r>
-              <w:rPr>
-                <w:noProof/>
-                <w:webHidden/>
-              </w:rPr>
-              <w:fldChar w:fldCharType="begin"/>
-            </w:r>
-            <w:r>
-              <w:rPr>
-                <w:noProof/>
-                <w:webHidden/>
-              </w:rPr>
-              <w:instrText xml:space="preserve"> PAGEREF _Toc231149807 \h </w:instrText>
-            </w:r>
-            <w:r>
-              <w:rPr>
-                <w:noProof/>
-                <w:webHidden/>
-              </w:rPr>
-            </w:r>
-            <w:r>
-              <w:rPr>
-                <w:noProof/>
-                <w:webHidden/>
-              </w:rPr>
-              <w:fldChar w:fldCharType="separate"/>
-            </w:r>
-            <w:r>
-              <w:rPr>
-                <w:noProof/>
-                <w:webHidden/>
-              </w:rPr>
               <w:t>5</w:t>
             </w:r>
             <w:r>
               <w:rPr>
-                <w:noProof/>
                 <w:webHidden/>
               </w:rPr>
               <w:fldChar w:fldCharType="end"/>
@@ -1615,12 +1538,15 @@
           </w:hyperlink>
         </w:p>
         <w:p>
+          <w:pPr>
+            <w:pStyle w:val="Normal"/>
+            <w:rPr/>
+          </w:pPr>
           <w:r>
-            <w:rPr>
-              <w:b/>
-              <w:bCs/>
-              <w:lang w:val="es-ES"/>
-            </w:rPr>
+            <w:rPr/>
+          </w:r>
+          <w:r>
+            <w:rPr/>
             <w:fldChar w:fldCharType="end"/>
           </w:r>
         </w:p>
@@ -1628,85 +1554,100 @@
     </w:sdt>
     <w:p>
       <w:pPr>
-        <w:pStyle w:val="TtuloTDC"/>
-      </w:pPr>
-    </w:p>
-    <w:p>
-      <w:pPr>
-        <w:pStyle w:val="Ttulo1"/>
-        <w:spacing w:before="0"/>
         <w:sectPr>
+          <w:headerReference w:type="default" r:id="rId4"/>
+          <w:headerReference w:type="first" r:id="rId5"/>
+          <w:footerReference w:type="default" r:id="rId6"/>
+          <w:footerReference w:type="first" r:id="rId7"/>
+          <w:type w:val="nextPage"/>
           <w:pgSz w:w="12240" w:h="15840"/>
-          <w:pgMar w:top="1440" w:right="1440" w:bottom="1440" w:left="1440" w:header="0" w:footer="720" w:gutter="0"/>
-          <w:cols w:space="720"/>
+          <w:pgMar w:left="1440" w:right="1440" w:gutter="0" w:header="0" w:top="1440" w:footer="720" w:bottom="1440"/>
+          <w:pgNumType w:fmt="decimal"/>
+          <w:formProt w:val="false"/>
+          <w:textDirection w:val="lrTb"/>
+          <w:docGrid w:type="default" w:linePitch="100" w:charSpace="0"/>
         </w:sectPr>
-      </w:pPr>
+        <w:pStyle w:val="Ttulodelsumario"/>
+        <w:rPr/>
+      </w:pPr>
+      <w:r>
+        <w:rPr/>
+      </w:r>
     </w:p>
     <w:p>
       <w:pPr>
         <w:pStyle w:val="Calibri16Titulo"/>
-      </w:pPr>
-      <w:bookmarkStart w:id="3" w:name="_Toc231149029"/>
-      <w:bookmarkStart w:id="4" w:name="_Toc231149801"/>
-      <w:r>
-        <w:lastRenderedPageBreak/>
+        <w:rPr/>
+      </w:pPr>
+      <w:bookmarkStart w:id="5" w:name="_Toc231149801"/>
+      <w:bookmarkStart w:id="6" w:name="_Toc231149029"/>
+      <w:r>
+        <w:rPr/>
         <w:t>Introducción</w:t>
-      </w:r>
-      <w:bookmarkEnd w:id="3"/>
-      <w:bookmarkEnd w:id="4"/>
-    </w:p>
-    <w:p>
-      <w:pPr>
-        <w:pStyle w:val="Calibri12Textonormal"/>
-      </w:pPr>
-      <w:r>
-        <w:t xml:space="preserve">Este documento tiene como objetivo ayudar al profesional a manejar la gestión de los riesgos que puedan afectar un proyecto software de manera negativa. También se busca ayuda al monitoreo de los </w:t>
-      </w:r>
-      <w:r>
-        <w:t>mismos.</w:t>
-      </w:r>
-    </w:p>
-    <w:p/>
-    <w:p>
-      <w:pPr>
-        <w:pStyle w:val="Calibri12Textonormal"/>
-        <w:rPr>
-          <w:rFonts w:ascii="Times New Roman" w:hAnsi="Times New Roman" w:cs="Times New Roman"/>
-        </w:rPr>
-      </w:pPr>
-      <w:bookmarkStart w:id="5" w:name="_Toc231149030"/>
-      <w:bookmarkStart w:id="6" w:name="_Toc231149802"/>
-      <w:r>
-        <w:rPr>
-          <w:rStyle w:val="Calibri16TituloCar"/>
-        </w:rPr>
-        <w:t>Identif</w:t>
-      </w:r>
-      <w:r>
-        <w:rPr>
-          <w:rStyle w:val="Calibri16TituloCar"/>
-        </w:rPr>
-        <w:t>icación y Evaluación de Riesgos</w:t>
       </w:r>
       <w:bookmarkEnd w:id="5"/>
       <w:bookmarkEnd w:id="6"/>
-      <w:r>
+    </w:p>
+    <w:p>
+      <w:pPr>
+        <w:pStyle w:val="Calibri12Textonormal"/>
+        <w:rPr/>
+      </w:pPr>
+      <w:r>
+        <w:rPr/>
+        <w:t>Este documento tiene como objetivo ayudar al profesional a manejar la gestión de los riesgos que puedan afectar un proyecto software de manera negativa. También se busca ayuda al monitoreo de los mismos.</w:t>
+      </w:r>
+    </w:p>
+    <w:p>
+      <w:pPr>
+        <w:pStyle w:val="Normal"/>
+        <w:rPr/>
+      </w:pPr>
+      <w:r>
+        <w:rPr/>
+      </w:r>
+    </w:p>
+    <w:p>
+      <w:pPr>
+        <w:pStyle w:val="Calibri12Textonormal"/>
+        <w:rPr>
+          <w:rFonts w:ascii="Times New Roman" w:hAnsi="Times New Roman" w:cs="Times New Roman"/>
+        </w:rPr>
+      </w:pPr>
+      <w:bookmarkStart w:id="7" w:name="_Toc231149802"/>
+      <w:bookmarkStart w:id="8" w:name="_Toc231149030"/>
+      <w:r>
+        <w:rPr>
+          <w:rStyle w:val="Calibri16TituloCar"/>
+        </w:rPr>
+        <w:t>Identificación y Evaluación de Riesgos</w:t>
+      </w:r>
+      <w:bookmarkEnd w:id="7"/>
+      <w:bookmarkEnd w:id="8"/>
+      <w:r>
+        <w:rPr/>
         <w:br/>
         <w:t>El proceso de Identificación y Evaluación de Riesgos deberá efectuarse al inicio de cada</w:t>
       </w:r>
     </w:p>
     <w:p>
       <w:pPr>
-        <w:pStyle w:val="Sinespaciado"/>
-      </w:pPr>
-      <w:r>
+        <w:pStyle w:val="NoSpacing"/>
+        <w:rPr/>
+      </w:pPr>
+      <w:r>
+        <w:rPr/>
         <w:t>iteración del proyecto, siendo ésta una de las primeras tareas a planificar. (Considerando que cada iteración sea como mínimo de dos semanas o un mes).</w:t>
       </w:r>
     </w:p>
     <w:p>
       <w:pPr>
-        <w:pStyle w:val="Sinespaciado"/>
-      </w:pPr>
+        <w:pStyle w:val="NoSpacing"/>
+        <w:rPr/>
+      </w:pPr>
+      <w:r>
+        <w:rPr/>
+      </w:r>
     </w:p>
     <w:p>
       <w:pPr>
@@ -1717,29 +1658,29 @@
           <w:bCs/>
         </w:rPr>
       </w:pPr>
-      <w:bookmarkStart w:id="7" w:name="_Toc231149031"/>
-      <w:bookmarkStart w:id="8" w:name="_Toc231149803"/>
-      <w:r>
+      <w:bookmarkStart w:id="9" w:name="_Toc231149803"/>
+      <w:bookmarkStart w:id="10" w:name="_Toc231149031"/>
+      <w:r>
+        <w:rPr/>
         <w:t>Metodología de trabajo</w:t>
       </w:r>
-      <w:bookmarkEnd w:id="7"/>
-      <w:bookmarkEnd w:id="8"/>
-      <w:r>
+      <w:bookmarkEnd w:id="9"/>
+      <w:bookmarkEnd w:id="10"/>
+      <w:r>
+        <w:rPr/>
         <w:t xml:space="preserve"> </w:t>
       </w:r>
     </w:p>
     <w:p>
       <w:pPr>
-        <w:pStyle w:val="Sinespaciado"/>
+        <w:pStyle w:val="NoSpacing"/>
         <w:rPr>
           <w:rFonts w:ascii="Times New Roman" w:hAnsi="Times New Roman" w:cs="Times New Roman"/>
         </w:rPr>
       </w:pPr>
       <w:r>
-        <w:t xml:space="preserve">Se trabajar siguiendo esta metodología se trabajará con una hoja de cálculo, la cual estar divida en las siguientes columnas: </w:t>
-      </w:r>
-      <w:r>
-        <w:t>Riesgo, Nombre del riesgo, Descripción, Categoría, Impacto, Probabilidad, Factor.</w:t>
+        <w:rPr/>
+        <w:t>Se trabajar siguiendo esta metodología se trabajará con una hoja de cálculo, la cual estar divida en las siguientes columnas: Riesgo, Nombre del riesgo, Descripción, Categoría, Impacto, Probabilidad, Factor.</w:t>
       </w:r>
     </w:p>
     <w:p>
@@ -1749,19 +1690,25 @@
           <w:rFonts w:ascii="Times New Roman" w:hAnsi="Times New Roman" w:cs="Times New Roman"/>
         </w:rPr>
       </w:pPr>
+      <w:r>
+        <w:rPr>
+          <w:rFonts w:cs="Times New Roman" w:ascii="Times New Roman" w:hAnsi="Times New Roman"/>
+        </w:rPr>
+      </w:r>
     </w:p>
     <w:p>
       <w:pPr>
         <w:pStyle w:val="Calibri12Textonormal"/>
         <w:numPr>
           <w:ilvl w:val="0"/>
-          <w:numId w:val="8"/>
+          <w:numId w:val="1"/>
         </w:numPr>
         <w:rPr>
           <w:rFonts w:ascii="Times New Roman" w:hAnsi="Times New Roman" w:cs="Times New Roman"/>
         </w:rPr>
       </w:pPr>
       <w:r>
+        <w:rPr/>
         <w:t>Riesgo: Identificador del riesgo (EJ: R01)</w:t>
       </w:r>
     </w:p>
@@ -1770,17 +1717,15 @@
         <w:pStyle w:val="Calibri12Textonormal"/>
         <w:numPr>
           <w:ilvl w:val="0"/>
-          <w:numId w:val="8"/>
+          <w:numId w:val="1"/>
         </w:numPr>
         <w:rPr>
           <w:rFonts w:ascii="Times New Roman" w:hAnsi="Times New Roman" w:cs="Times New Roman"/>
         </w:rPr>
       </w:pPr>
       <w:r>
-        <w:t xml:space="preserve">Descripción: </w:t>
-      </w:r>
-      <w:r>
-        <w:t>Nombre del riesgo.</w:t>
+        <w:rPr/>
+        <w:t>Descripción: Nombre del riesgo.</w:t>
       </w:r>
     </w:p>
     <w:p>
@@ -1788,13 +1733,14 @@
         <w:pStyle w:val="Calibri12Textonormal"/>
         <w:numPr>
           <w:ilvl w:val="0"/>
-          <w:numId w:val="8"/>
+          <w:numId w:val="1"/>
         </w:numPr>
         <w:rPr>
           <w:rFonts w:ascii="Times New Roman" w:hAnsi="Times New Roman" w:cs="Times New Roman"/>
         </w:rPr>
       </w:pPr>
       <w:r>
+        <w:rPr/>
         <w:t>Consecuencia asociada: una descripción de las consecuencias asociadas a ese riesgo.</w:t>
       </w:r>
     </w:p>
@@ -1803,13 +1749,14 @@
         <w:pStyle w:val="Calibri12Textonormal"/>
         <w:numPr>
           <w:ilvl w:val="0"/>
-          <w:numId w:val="8"/>
+          <w:numId w:val="1"/>
         </w:numPr>
         <w:rPr>
           <w:rFonts w:ascii="Times New Roman" w:hAnsi="Times New Roman" w:cs="Times New Roman"/>
         </w:rPr>
       </w:pPr>
       <w:r>
+        <w:rPr/>
         <w:t>Categoría: A que categoría pertenece dicho riesgo.</w:t>
       </w:r>
     </w:p>
@@ -1818,26 +1765,15 @@
         <w:pStyle w:val="Calibri12Textonormal"/>
         <w:numPr>
           <w:ilvl w:val="0"/>
-          <w:numId w:val="8"/>
+          <w:numId w:val="1"/>
         </w:numPr>
         <w:rPr>
           <w:rFonts w:ascii="Times New Roman" w:hAnsi="Times New Roman" w:cs="Times New Roman"/>
         </w:rPr>
       </w:pPr>
       <w:r>
-        <w:t>Impacto: Valor d</w:t>
-      </w:r>
-      <w:r>
-        <w:t>e 1 a 5 (incluyendo decimales) S</w:t>
-      </w:r>
-      <w:r>
-        <w:t>iendo 1 el impacto más bajo en el proyecto y 5 un impacto crític</w:t>
-      </w:r>
-      <w:r>
-        <w:t>o/catastrófico para el proyecto. (</w:t>
-      </w:r>
-      <w:r>
-        <w:t>Despreciable: 1, Tolerable: 2, Serio: 3, Crítico: 4, Catastrófico: 5)</w:t>
+        <w:rPr/>
+        <w:t>Impacto: Valor de 1 a 5 (incluyendo decimales) Siendo 1 el impacto más bajo en el proyecto y 5 un impacto crítico/catastrófico para el proyecto. (Despreciable: 1, Tolerable: 2, Serio: 3, Crítico: 4, Catastrófico: 5)</w:t>
       </w:r>
     </w:p>
     <w:p>
@@ -1845,20 +1781,15 @@
         <w:pStyle w:val="Calibri12Textonormal"/>
         <w:numPr>
           <w:ilvl w:val="0"/>
-          <w:numId w:val="8"/>
+          <w:numId w:val="1"/>
         </w:numPr>
         <w:rPr>
           <w:rFonts w:ascii="Times New Roman" w:hAnsi="Times New Roman" w:cs="Times New Roman"/>
         </w:rPr>
       </w:pPr>
       <w:r>
-        <w:t>Probabilidad: Es la probabilidad de o</w:t>
-      </w:r>
-      <w:r>
-        <w:t>currencia (de 1</w:t>
-      </w:r>
-      <w:r>
-        <w:t>% a 100%) de que el riesgo ocurra.</w:t>
+        <w:rPr/>
+        <w:t>Probabilidad: Es la probabilidad de ocurrencia (de 1% a 100%) de que el riesgo ocurra.</w:t>
       </w:r>
     </w:p>
     <w:p>
@@ -1866,13 +1797,14 @@
         <w:pStyle w:val="Calibri12Textonormal"/>
         <w:numPr>
           <w:ilvl w:val="0"/>
-          <w:numId w:val="8"/>
+          <w:numId w:val="1"/>
         </w:numPr>
         <w:rPr>
           <w:rFonts w:ascii="Times New Roman" w:hAnsi="Times New Roman" w:cs="Times New Roman"/>
         </w:rPr>
       </w:pPr>
       <w:r>
+        <w:rPr/>
         <w:t>Factor: Una multiplicación (Impacto x Probabilidad X 100). El valor puede ir de 1 a 500.</w:t>
       </w:r>
     </w:p>
@@ -1883,18 +1815,25 @@
           <w:rFonts w:ascii="Times New Roman" w:hAnsi="Times New Roman" w:cs="Times New Roman"/>
         </w:rPr>
       </w:pPr>
+      <w:r>
+        <w:rPr>
+          <w:rFonts w:cs="Times New Roman" w:ascii="Times New Roman" w:hAnsi="Times New Roman"/>
+        </w:rPr>
+      </w:r>
     </w:p>
     <w:p>
       <w:pPr>
         <w:pStyle w:val="Calibri16Titulo"/>
-      </w:pPr>
-      <w:bookmarkStart w:id="9" w:name="_Toc231149032"/>
-      <w:bookmarkStart w:id="10" w:name="_Toc231149804"/>
-      <w:r>
+        <w:rPr/>
+      </w:pPr>
+      <w:bookmarkStart w:id="11" w:name="_Toc231149804"/>
+      <w:bookmarkStart w:id="12" w:name="_Toc231149032"/>
+      <w:r>
+        <w:rPr/>
         <w:t>Riesgos</w:t>
       </w:r>
-      <w:bookmarkEnd w:id="9"/>
-      <w:bookmarkEnd w:id="10"/>
+      <w:bookmarkEnd w:id="11"/>
+      <w:bookmarkEnd w:id="12"/>
     </w:p>
     <w:p>
       <w:pPr>
@@ -1907,11 +1846,12 @@
           <w:szCs w:val="28"/>
         </w:rPr>
       </w:pPr>
-      <w:bookmarkStart w:id="11" w:name="_Toc231149805"/>
-      <w:r>
+      <w:bookmarkStart w:id="13" w:name="_Toc231149805"/>
+      <w:r>
+        <w:rPr/>
         <w:t>Identificaciones de riesgos</w:t>
       </w:r>
-      <w:bookmarkEnd w:id="11"/>
+      <w:bookmarkEnd w:id="13"/>
     </w:p>
     <w:p>
       <w:pPr>
@@ -1921,13 +1861,8 @@
         </w:rPr>
       </w:pPr>
       <w:r>
-        <w:t xml:space="preserve">Para trabajar y mejorar la identificación de los riesgos, se </w:t>
-      </w:r>
-      <w:r>
-        <w:t>trabajará</w:t>
-      </w:r>
-      <w:r>
-        <w:t xml:space="preserve"> con hojas de cálculo donde se dividirán los riesgos en las siguientes categorías:</w:t>
+        <w:rPr/>
+        <w:t>Para trabajar y mejorar la identificación de los riesgos, se trabajará con hojas de cálculo donde se dividirán los riesgos en las siguientes categorías:</w:t>
       </w:r>
     </w:p>
     <w:p>
@@ -1935,10 +1870,12 @@
         <w:pStyle w:val="Calibri12Textonormal"/>
         <w:numPr>
           <w:ilvl w:val="0"/>
-          <w:numId w:val="9"/>
+          <w:numId w:val="2"/>
         </w:numPr>
-      </w:pPr>
-      <w:r>
+        <w:rPr/>
+      </w:pPr>
+      <w:r>
+        <w:rPr/>
         <w:t>Cliente: Riesgos relacionados con compromisos con el cliente.</w:t>
       </w:r>
     </w:p>
@@ -1947,10 +1884,12 @@
         <w:pStyle w:val="Calibri12Textonormal"/>
         <w:numPr>
           <w:ilvl w:val="0"/>
-          <w:numId w:val="9"/>
+          <w:numId w:val="2"/>
         </w:numPr>
-      </w:pPr>
-      <w:r>
+        <w:rPr/>
+      </w:pPr>
+      <w:r>
+        <w:rPr/>
         <w:t>Requisitos: Riesgos asociados a la volatilidad de los requisitos, mala interpretación, etc.</w:t>
       </w:r>
     </w:p>
@@ -1959,17 +1898,13 @@
         <w:pStyle w:val="Calibri12Textonormal"/>
         <w:numPr>
           <w:ilvl w:val="0"/>
-          <w:numId w:val="9"/>
+          <w:numId w:val="2"/>
         </w:numPr>
-      </w:pPr>
-      <w:r>
-        <w:t xml:space="preserve">Experiencia y Capacidad: Relacionado a la experiencia del personal para el </w:t>
-      </w:r>
-      <w:r>
-        <w:t>desarrollo</w:t>
-      </w:r>
-      <w:r>
-        <w:t xml:space="preserve"> del proyecto.</w:t>
+        <w:rPr/>
+      </w:pPr>
+      <w:r>
+        <w:rPr/>
+        <w:t>Experiencia y Capacidad: Relacionado a la experiencia del personal para el desarrollo del proyecto.</w:t>
       </w:r>
     </w:p>
     <w:p>
@@ -1977,11 +1912,12 @@
         <w:pStyle w:val="Calibri12Textonormal"/>
         <w:numPr>
           <w:ilvl w:val="0"/>
-          <w:numId w:val="9"/>
+          <w:numId w:val="2"/>
         </w:numPr>
-      </w:pPr>
-      <w:r>
-        <w:lastRenderedPageBreak/>
+        <w:rPr/>
+      </w:pPr>
+      <w:r>
+        <w:rPr/>
         <w:t>Herramientas y tecnología: Problemas a la hora de usar las herramientas tecnológicas (o no tecnológicas) necesarias para el desarrollo del proyecto.</w:t>
       </w:r>
     </w:p>
@@ -1990,17 +1926,13 @@
         <w:pStyle w:val="Calibri12Textonormal"/>
         <w:numPr>
           <w:ilvl w:val="0"/>
-          <w:numId w:val="9"/>
+          <w:numId w:val="2"/>
         </w:numPr>
-      </w:pPr>
-      <w:r>
-        <w:t xml:space="preserve">Cronograma: Riesgos que afecten el </w:t>
-      </w:r>
-      <w:r>
-        <w:t>cronograma del proyecto</w:t>
-      </w:r>
-      <w:r>
-        <w:t>.</w:t>
+        <w:rPr/>
+      </w:pPr>
+      <w:r>
+        <w:rPr/>
+        <w:t>Cronograma: Riesgos que afecten el cronograma del proyecto.</w:t>
       </w:r>
     </w:p>
     <w:p>
@@ -2008,10 +1940,12 @@
         <w:pStyle w:val="Calibri12Textonormal"/>
         <w:numPr>
           <w:ilvl w:val="0"/>
-          <w:numId w:val="9"/>
+          <w:numId w:val="2"/>
         </w:numPr>
-      </w:pPr>
-      <w:r>
+        <w:rPr/>
+      </w:pPr>
+      <w:r>
+        <w:rPr/>
         <w:t>Personal: Problemas de índole personal que afecten a los empleados del proyecto.</w:t>
       </w:r>
     </w:p>
@@ -2020,10 +1954,12 @@
         <w:pStyle w:val="Calibri12Textonormal"/>
         <w:numPr>
           <w:ilvl w:val="0"/>
-          <w:numId w:val="9"/>
+          <w:numId w:val="2"/>
         </w:numPr>
-      </w:pPr>
-      <w:r>
+        <w:rPr/>
+      </w:pPr>
+      <w:r>
+        <w:rPr/>
         <w:t>Entorno: Relacionado con el entorno del trabajo.</w:t>
       </w:r>
     </w:p>
@@ -2032,22 +1968,26 @@
         <w:pStyle w:val="Calibri12Textonormal"/>
         <w:numPr>
           <w:ilvl w:val="0"/>
-          <w:numId w:val="9"/>
+          <w:numId w:val="2"/>
         </w:numPr>
-      </w:pPr>
-      <w:r>
+        <w:rPr/>
+      </w:pPr>
+      <w:r>
+        <w:rPr/>
         <w:t>Aspectos Financieros: Riesgos relacionados a la inversión en el proyecto.</w:t>
       </w:r>
     </w:p>
     <w:p>
       <w:pPr>
         <w:pStyle w:val="Estilo1"/>
-      </w:pPr>
-      <w:bookmarkStart w:id="12" w:name="_Toc231149806"/>
-      <w:r>
+        <w:rPr/>
+      </w:pPr>
+      <w:bookmarkStart w:id="14" w:name="_Toc231149806"/>
+      <w:r>
+        <w:rPr/>
         <w:t>Análisis de riesgos</w:t>
       </w:r>
-      <w:bookmarkEnd w:id="12"/>
+      <w:bookmarkEnd w:id="14"/>
     </w:p>
     <w:p>
       <w:pPr>
@@ -2057,9 +1997,8 @@
         </w:rPr>
       </w:pPr>
       <w:r>
+        <w:rPr/>
         <w:t>Se identificarán los riesgos que se consideren que pueden afectar al proyecto y se clasificaron los mismos. Se les asignará un identificador único y se calculará su probabilidad de ocurrencia e impacto que puedan tener en el proyecto. Una vez hecho esto se calculará automáticamente el factor de riesgo.</w:t>
-      </w:r>
-      <w:r>
         <w:br/>
         <w:t>Una vez finalizada el cálculo del factor se ordenará la lista con aquellos riesgo con mayor factor y  se seleccionarán los más destacados para realizar el seguimiento en la próxima etapa.</w:t>
       </w:r>
@@ -2072,6 +2011,7 @@
         </w:rPr>
       </w:pPr>
       <w:r>
+        <w:rPr/>
         <w:t>Se recomienda hacer un seguimiento de al menos 10 riesgos, pero esta cantidad se</w:t>
       </w:r>
     </w:p>
@@ -2083,6 +2023,7 @@
         </w:rPr>
       </w:pPr>
       <w:r>
+        <w:rPr/>
         <w:t>determinará de acuerdo a lo que se observe sobre los distintos factores obtenidos.</w:t>
       </w:r>
     </w:p>
@@ -2094,6 +2035,7 @@
         </w:rPr>
       </w:pPr>
       <w:r>
+        <w:rPr/>
         <w:t>Los riesgos seleccionados deberán incluirse en el documento “Seguimiento de Riesgos”,</w:t>
       </w:r>
     </w:p>
@@ -2105,14 +2047,17 @@
         </w:rPr>
       </w:pPr>
       <w:r>
+        <w:rPr/>
         <w:t>creando una nueva referencia cuando sea necesario, y completando los incisos Identificación y</w:t>
       </w:r>
     </w:p>
     <w:p>
       <w:pPr>
         <w:pStyle w:val="Calibri12Textonormal"/>
-      </w:pPr>
-      <w:r>
+        <w:rPr/>
+      </w:pPr>
+      <w:r>
+        <w:rPr/>
         <w:t>Análisis de cada una.</w:t>
       </w:r>
     </w:p>
@@ -2123,11 +2068,12 @@
           <w:rFonts w:ascii="Times New Roman" w:hAnsi="Times New Roman" w:cs="Times New Roman"/>
         </w:rPr>
       </w:pPr>
-      <w:bookmarkStart w:id="13" w:name="_Toc231149807"/>
-      <w:r>
+      <w:bookmarkStart w:id="15" w:name="_Toc231149807"/>
+      <w:r>
+        <w:rPr/>
         <w:t>Seguimiento de Riesgos</w:t>
       </w:r>
-      <w:bookmarkEnd w:id="13"/>
+      <w:bookmarkEnd w:id="15"/>
     </w:p>
     <w:p>
       <w:pPr>
@@ -2137,6 +2083,7 @@
         </w:rPr>
       </w:pPr>
       <w:r>
+        <w:rPr/>
         <w:t>Cada riesgo destacado durante la etapa de análisis tendrá una referencia dentro de este</w:t>
       </w:r>
     </w:p>
@@ -2148,6 +2095,7 @@
         </w:rPr>
       </w:pPr>
       <w:r>
+        <w:rPr/>
         <w:t>documento. A su vez cada referencia cuenta con cuatro incisos: Identificación, Análisis, Plan de</w:t>
       </w:r>
     </w:p>
@@ -2159,103 +2107,84 @@
         </w:rPr>
       </w:pPr>
       <w:r>
+        <w:rPr/>
         <w:t>Riesgos y Seguimiento, donde los primeros dos fueron completados durante la etapa previa.</w:t>
       </w:r>
     </w:p>
     <w:p>
       <w:pPr>
         <w:pStyle w:val="Calibri12Textonormal"/>
-      </w:pPr>
-      <w:r>
-        <w:rPr>
-          <w:rFonts w:ascii="Times New Roman" w:hAnsi="Times New Roman" w:cs="Times New Roman"/>
+        <w:rPr/>
+      </w:pPr>
+      <w:r>
+        <w:rPr>
+          <w:rFonts w:cs="Times New Roman" w:ascii="Times New Roman" w:hAnsi="Times New Roman"/>
         </w:rPr>
         <w:br/>
       </w:r>
       <w:r>
-        <w:t xml:space="preserve">El responsable de la Gestión de Riesgos completará el Plan de </w:t>
-      </w:r>
-      <w:r>
-        <w:t xml:space="preserve">seguimiento de </w:t>
-      </w:r>
-      <w:r>
-        <w:t>Riesgos, para cada riesgo existente, colocando el tipo de estrategia propuesta (Eliminación, mitigación o Contingencia</w:t>
-      </w:r>
-      <w:r>
-        <w:t>).</w:t>
+        <w:rPr/>
+        <w:t>El responsable de la Gestión de Riesgos completará el Plan de seguimiento de Riesgos, para cada riesgo existente, colocando el tipo de estrategia propuesta (Eliminación, mitigación o Contingencia).</w:t>
       </w:r>
     </w:p>
     <w:sectPr>
+      <w:headerReference w:type="default" r:id="rId8"/>
+      <w:headerReference w:type="first" r:id="rId9"/>
+      <w:footerReference w:type="default" r:id="rId10"/>
+      <w:footerReference w:type="first" r:id="rId11"/>
+      <w:type w:val="nextPage"/>
       <w:pgSz w:w="12240" w:h="15840"/>
-      <w:pgMar w:top="1440" w:right="1440" w:bottom="1440" w:left="1440" w:header="0" w:footer="720" w:gutter="0"/>
-      <w:cols w:space="720"/>
+      <w:pgMar w:left="1440" w:right="1440" w:gutter="0" w:header="0" w:top="1440" w:footer="720" w:bottom="1440"/>
+      <w:pgNumType w:fmt="decimal"/>
+      <w:formProt w:val="false"/>
+      <w:textDirection w:val="lrTb"/>
+      <w:docGrid w:type="default" w:linePitch="100" w:charSpace="0"/>
     </w:sectPr>
   </w:body>
 </w:document>
 </file>
 
-<file path=word/endnotes.xml><?xml version="1.0" encoding="utf-8"?>
-<w:endnotes xmlns:wpc="http://schemas.microsoft.com/office/word/2010/wordprocessingCanvas" xmlns:cx="http://schemas.microsoft.com/office/drawing/2014/chartex" xmlns:cx1="http://schemas.microsoft.com/office/drawing/2015/9/8/chartex" xmlns:mc="http://schemas.openxmlformats.org/markup-compatibility/2006" xmlns:o="urn:schemas-microsoft-com:office:office" xmlns:r="http://schemas.openxmlformats.org/officeDocument/2006/relationships" xmlns:m="http://schemas.openxmlformats.org/officeDocument/2006/math" xmlns:v="urn:schemas-microsoft-com:vml" xmlns:wp14="http://schemas.microsoft.com/office/word/2010/wordprocessingDrawing" xmlns:wp="http://schemas.openxmlformats.org/drawingml/2006/wordprocessingDrawing" xmlns:w10="urn:schemas-microsoft-com:office:word" xmlns:w="http://schemas.openxmlformats.org/wordprocessingml/2006/main" xmlns:w14="http://schemas.microsoft.com/office/word/2010/wordml" xmlns:w15="http://schemas.microsoft.com/office/word/2012/wordml" xmlns:w16se="http://schemas.microsoft.com/office/word/2015/wordml/symex" xmlns:wpg="http://schemas.microsoft.com/office/word/2010/wordprocessingGroup" xmlns:wpi="http://schemas.microsoft.com/office/word/2010/wordprocessingInk" xmlns:wne="http://schemas.microsoft.com/office/word/2006/wordml" xmlns:wps="http://schemas.microsoft.com/office/word/2010/wordprocessingShape" mc:Ignorable="w14 w15 w16se wp14">
-  <w:endnote w:type="separator" w:id="-1">
-    <w:p>
-      <w:pPr>
-        <w:spacing w:line="240" w:lineRule="auto"/>
-      </w:pPr>
-      <w:r>
-        <w:separator/>
-      </w:r>
-    </w:p>
-  </w:endnote>
-  <w:endnote w:type="continuationSeparator" w:id="0">
-    <w:p>
-      <w:pPr>
-        <w:spacing w:line="240" w:lineRule="auto"/>
-      </w:pPr>
-      <w:r>
-        <w:continuationSeparator/>
-      </w:r>
-    </w:p>
-  </w:endnote>
-</w:endnotes>
-</file>
-
 <file path=word/footer1.xml><?xml version="1.0" encoding="utf-8"?>
-<w:ftr xmlns:wpc="http://schemas.microsoft.com/office/word/2010/wordprocessingCanvas" xmlns:cx="http://schemas.microsoft.com/office/drawing/2014/chartex" xmlns:cx1="http://schemas.microsoft.com/office/drawing/2015/9/8/chartex" xmlns:mc="http://schemas.openxmlformats.org/markup-compatibility/2006" xmlns:o="urn:schemas-microsoft-com:office:office" xmlns:r="http://schemas.openxmlformats.org/officeDocument/2006/relationships" xmlns:m="http://schemas.openxmlformats.org/officeDocument/2006/math" xmlns:v="urn:schemas-microsoft-com:vml" xmlns:wp14="http://schemas.microsoft.com/office/word/2010/wordprocessingDrawing" xmlns:wp="http://schemas.openxmlformats.org/drawingml/2006/wordprocessingDrawing" xmlns:w10="urn:schemas-microsoft-com:office:word" xmlns:w="http://schemas.openxmlformats.org/wordprocessingml/2006/main" xmlns:w14="http://schemas.microsoft.com/office/word/2010/wordml" xmlns:w15="http://schemas.microsoft.com/office/word/2012/wordml" xmlns:w16se="http://schemas.microsoft.com/office/word/2015/wordml/symex" xmlns:wpg="http://schemas.microsoft.com/office/word/2010/wordprocessingGroup" xmlns:wpi="http://schemas.microsoft.com/office/word/2010/wordprocessingInk" xmlns:wne="http://schemas.microsoft.com/office/word/2006/wordml" xmlns:wps="http://schemas.microsoft.com/office/word/2010/wordprocessingShape" mc:Ignorable="w14 w15 w16se wp14">
+<w:ftr xmlns:o="urn:schemas-microsoft-com:office:office" xmlns:r="http://schemas.openxmlformats.org/officeDocument/2006/relationships" xmlns:v="urn:schemas-microsoft-com:vml" xmlns:w="http://schemas.openxmlformats.org/wordprocessingml/2006/main" xmlns:w10="urn:schemas-microsoft-com:office:word" xmlns:wp="http://schemas.openxmlformats.org/drawingml/2006/wordprocessingDrawing" xmlns:wps="http://schemas.microsoft.com/office/word/2010/wordprocessingShape" xmlns:wpg="http://schemas.microsoft.com/office/word/2010/wordprocessingGroup" xmlns:mc="http://schemas.openxmlformats.org/markup-compatibility/2006" xmlns:wp14="http://schemas.microsoft.com/office/word/2010/wordprocessingDrawing" xmlns:w14="http://schemas.microsoft.com/office/word/2010/wordml" xmlns:w15="http://schemas.microsoft.com/office/word/2012/wordml" mc:Ignorable="w14 wp14 w15">
   <w:p>
+    <w:pPr>
+      <w:pStyle w:val="Normal"/>
+      <w:rPr/>
+    </w:pPr>
     <w:r>
-      <w:rPr>
-        <w:noProof/>
-        <w:lang w:eastAsia="es-AR"/>
-      </w:rPr>
+      <w:rPr/>
       <w:drawing>
-        <wp:anchor distT="0" distB="0" distL="0" distR="0" simplePos="0" relativeHeight="251659264" behindDoc="0" locked="0" layoutInCell="1" hidden="0" allowOverlap="1" wp14:anchorId="507BEA27" wp14:editId="3CD2AA7E">
+        <wp:anchor behindDoc="1" distT="0" distB="0" distL="0" distR="0" simplePos="0" locked="0" layoutInCell="0" allowOverlap="1" relativeHeight="3">
           <wp:simplePos x="0" y="0"/>
           <wp:positionH relativeFrom="column">
-            <wp:posOffset>-914399</wp:posOffset>
+            <wp:posOffset>-914400</wp:posOffset>
           </wp:positionH>
           <wp:positionV relativeFrom="paragraph">
             <wp:posOffset>447675</wp:posOffset>
           </wp:positionV>
           <wp:extent cx="7781925" cy="409575"/>
           <wp:effectExtent l="0" t="0" r="0" b="0"/>
-          <wp:wrapTopAndBottom distT="0" distB="0"/>
-          <wp:docPr id="6" name="image1.png" descr="pie de página"/>
-          <wp:cNvGraphicFramePr/>
+          <wp:wrapTopAndBottom/>
+          <wp:docPr id="2" name="Imagen2" descr="pie de página"/>
+          <wp:cNvGraphicFramePr>
+            <a:graphicFrameLocks xmlns:a="http://schemas.openxmlformats.org/drawingml/2006/main" noChangeAspect="1"/>
+          </wp:cNvGraphicFramePr>
           <a:graphic xmlns:a="http://schemas.openxmlformats.org/drawingml/2006/main">
             <a:graphicData uri="http://schemas.openxmlformats.org/drawingml/2006/picture">
               <pic:pic xmlns:pic="http://schemas.openxmlformats.org/drawingml/2006/picture">
                 <pic:nvPicPr>
-                  <pic:cNvPr id="0" name="image1.png" descr="pie de página"/>
-                  <pic:cNvPicPr preferRelativeResize="0"/>
+                  <pic:cNvPr id="2" name="Imagen2" descr="pie de página"/>
+                  <pic:cNvPicPr>
+                    <a:picLocks noChangeAspect="1" noChangeArrowheads="1"/>
+                  </pic:cNvPicPr>
                 </pic:nvPicPr>
                 <pic:blipFill>
                   <a:blip r:embed="rId1"/>
-                  <a:srcRect/>
                   <a:stretch>
                     <a:fillRect/>
                   </a:stretch>
                 </pic:blipFill>
-                <pic:spPr>
+                <pic:spPr bwMode="auto">
                   <a:xfrm>
                     <a:off x="0" y="0"/>
                     <a:ext cx="7781925" cy="409575"/>
@@ -2263,7 +2192,6 @@
                   <a:prstGeom prst="rect">
                     <a:avLst/>
                   </a:prstGeom>
-                  <a:ln/>
                 </pic:spPr>
               </pic:pic>
             </a:graphicData>
@@ -2275,68 +2203,177 @@
 </w:ftr>
 </file>
 
-<file path=word/footnotes.xml><?xml version="1.0" encoding="utf-8"?>
-<w:footnotes xmlns:wpc="http://schemas.microsoft.com/office/word/2010/wordprocessingCanvas" xmlns:cx="http://schemas.microsoft.com/office/drawing/2014/chartex" xmlns:cx1="http://schemas.microsoft.com/office/drawing/2015/9/8/chartex" xmlns:mc="http://schemas.openxmlformats.org/markup-compatibility/2006" xmlns:o="urn:schemas-microsoft-com:office:office" xmlns:r="http://schemas.openxmlformats.org/officeDocument/2006/relationships" xmlns:m="http://schemas.openxmlformats.org/officeDocument/2006/math" xmlns:v="urn:schemas-microsoft-com:vml" xmlns:wp14="http://schemas.microsoft.com/office/word/2010/wordprocessingDrawing" xmlns:wp="http://schemas.openxmlformats.org/drawingml/2006/wordprocessingDrawing" xmlns:w10="urn:schemas-microsoft-com:office:word" xmlns:w="http://schemas.openxmlformats.org/wordprocessingml/2006/main" xmlns:w14="http://schemas.microsoft.com/office/word/2010/wordml" xmlns:w15="http://schemas.microsoft.com/office/word/2012/wordml" xmlns:w16se="http://schemas.microsoft.com/office/word/2015/wordml/symex" xmlns:wpg="http://schemas.microsoft.com/office/word/2010/wordprocessingGroup" xmlns:wpi="http://schemas.microsoft.com/office/word/2010/wordprocessingInk" xmlns:wne="http://schemas.microsoft.com/office/word/2006/wordml" xmlns:wps="http://schemas.microsoft.com/office/word/2010/wordprocessingShape" mc:Ignorable="w14 w15 w16se wp14">
-  <w:footnote w:type="separator" w:id="-1">
-    <w:p>
-      <w:pPr>
-        <w:spacing w:line="240" w:lineRule="auto"/>
-      </w:pPr>
-      <w:r>
-        <w:separator/>
-      </w:r>
-    </w:p>
-  </w:footnote>
-  <w:footnote w:type="continuationSeparator" w:id="0">
-    <w:p>
-      <w:pPr>
-        <w:spacing w:line="240" w:lineRule="auto"/>
-      </w:pPr>
-      <w:r>
-        <w:continuationSeparator/>
-      </w:r>
-    </w:p>
-  </w:footnote>
-</w:footnotes>
-</file>
-
-<file path=word/header1.xml><?xml version="1.0" encoding="utf-8"?>
-<w:hdr xmlns:wpc="http://schemas.microsoft.com/office/word/2010/wordprocessingCanvas" xmlns:cx="http://schemas.microsoft.com/office/drawing/2014/chartex" xmlns:cx1="http://schemas.microsoft.com/office/drawing/2015/9/8/chartex" xmlns:mc="http://schemas.openxmlformats.org/markup-compatibility/2006" xmlns:o="urn:schemas-microsoft-com:office:office" xmlns:r="http://schemas.openxmlformats.org/officeDocument/2006/relationships" xmlns:m="http://schemas.openxmlformats.org/officeDocument/2006/math" xmlns:v="urn:schemas-microsoft-com:vml" xmlns:wp14="http://schemas.microsoft.com/office/word/2010/wordprocessingDrawing" xmlns:wp="http://schemas.openxmlformats.org/drawingml/2006/wordprocessingDrawing" xmlns:w10="urn:schemas-microsoft-com:office:word" xmlns:w="http://schemas.openxmlformats.org/wordprocessingml/2006/main" xmlns:w14="http://schemas.microsoft.com/office/word/2010/wordml" xmlns:w15="http://schemas.microsoft.com/office/word/2012/wordml" xmlns:w16se="http://schemas.microsoft.com/office/word/2015/wordml/symex" xmlns:wpg="http://schemas.microsoft.com/office/word/2010/wordprocessingGroup" xmlns:wpi="http://schemas.microsoft.com/office/word/2010/wordprocessingInk" xmlns:wne="http://schemas.microsoft.com/office/word/2006/wordml" xmlns:wps="http://schemas.microsoft.com/office/word/2010/wordprocessingShape" mc:Ignorable="w14 w15 w16se wp14">
+<file path=word/footer2.xml><?xml version="1.0" encoding="utf-8"?>
+<w:ftr xmlns:o="urn:schemas-microsoft-com:office:office" xmlns:r="http://schemas.openxmlformats.org/officeDocument/2006/relationships" xmlns:v="urn:schemas-microsoft-com:vml" xmlns:w="http://schemas.openxmlformats.org/wordprocessingml/2006/main" xmlns:w10="urn:schemas-microsoft-com:office:word" xmlns:wp="http://schemas.openxmlformats.org/drawingml/2006/wordprocessingDrawing" xmlns:wps="http://schemas.microsoft.com/office/word/2010/wordprocessingShape" xmlns:wpg="http://schemas.microsoft.com/office/word/2010/wordprocessingGroup" xmlns:mc="http://schemas.openxmlformats.org/markup-compatibility/2006" xmlns:wp14="http://schemas.microsoft.com/office/word/2010/wordprocessingDrawing" xmlns:w14="http://schemas.microsoft.com/office/word/2010/wordml" xmlns:w15="http://schemas.microsoft.com/office/word/2012/wordml" mc:Ignorable="w14 wp14 w15">
   <w:p>
+    <w:pPr>
+      <w:pStyle w:val="Normal"/>
+      <w:rPr/>
+    </w:pPr>
     <w:r>
-      <w:rPr>
-        <w:noProof/>
-        <w:lang w:eastAsia="es-AR"/>
-      </w:rPr>
+      <w:rPr/>
       <w:drawing>
-        <wp:anchor distT="0" distB="0" distL="0" distR="0" simplePos="0" relativeHeight="251658240" behindDoc="0" locked="0" layoutInCell="1" hidden="0" allowOverlap="1" wp14:anchorId="1832037E" wp14:editId="51BCBBC2">
+        <wp:anchor behindDoc="1" distT="0" distB="0" distL="0" distR="0" simplePos="0" locked="0" layoutInCell="0" allowOverlap="1" relativeHeight="7">
           <wp:simplePos x="0" y="0"/>
           <wp:positionH relativeFrom="column">
-            <wp:posOffset>-919162</wp:posOffset>
+            <wp:posOffset>-914400</wp:posOffset>
           </wp:positionH>
           <wp:positionV relativeFrom="paragraph">
-            <wp:posOffset>-66674</wp:posOffset>
+            <wp:posOffset>447675</wp:posOffset>
           </wp:positionV>
-          <wp:extent cx="7781925" cy="95250"/>
+          <wp:extent cx="7781925" cy="409575"/>
           <wp:effectExtent l="0" t="0" r="0" b="0"/>
-          <wp:wrapTopAndBottom distT="0" distB="0"/>
-          <wp:docPr id="5" name="image1.png" descr="línea horizontal"/>
-          <wp:cNvGraphicFramePr/>
+          <wp:wrapTopAndBottom/>
+          <wp:docPr id="4" name="Imagen2 Copy 1" descr="pie de página"/>
+          <wp:cNvGraphicFramePr>
+            <a:graphicFrameLocks xmlns:a="http://schemas.openxmlformats.org/drawingml/2006/main" noChangeAspect="1"/>
+          </wp:cNvGraphicFramePr>
           <a:graphic xmlns:a="http://schemas.openxmlformats.org/drawingml/2006/main">
             <a:graphicData uri="http://schemas.openxmlformats.org/drawingml/2006/picture">
               <pic:pic xmlns:pic="http://schemas.openxmlformats.org/drawingml/2006/picture">
                 <pic:nvPicPr>
-                  <pic:cNvPr id="0" name="image1.png" descr="línea horizontal"/>
-                  <pic:cNvPicPr preferRelativeResize="0"/>
+                  <pic:cNvPr id="4" name="Imagen2 Copy 1" descr="pie de página"/>
+                  <pic:cNvPicPr>
+                    <a:picLocks noChangeAspect="1" noChangeArrowheads="1"/>
+                  </pic:cNvPicPr>
                 </pic:nvPicPr>
                 <pic:blipFill>
                   <a:blip r:embed="rId1"/>
-                  <a:srcRect/>
                   <a:stretch>
                     <a:fillRect/>
                   </a:stretch>
                 </pic:blipFill>
-                <pic:spPr>
+                <pic:spPr bwMode="auto">
+                  <a:xfrm>
+                    <a:off x="0" y="0"/>
+                    <a:ext cx="7781925" cy="409575"/>
+                  </a:xfrm>
+                  <a:prstGeom prst="rect">
+                    <a:avLst/>
+                  </a:prstGeom>
+                </pic:spPr>
+              </pic:pic>
+            </a:graphicData>
+          </a:graphic>
+        </wp:anchor>
+      </w:drawing>
+    </w:r>
+  </w:p>
+</w:ftr>
+</file>
+
+<file path=word/footer3.xml><?xml version="1.0" encoding="utf-8"?>
+<w:ftr xmlns:o="urn:schemas-microsoft-com:office:office" xmlns:r="http://schemas.openxmlformats.org/officeDocument/2006/relationships" xmlns:v="urn:schemas-microsoft-com:vml" xmlns:w="http://schemas.openxmlformats.org/wordprocessingml/2006/main" xmlns:w10="urn:schemas-microsoft-com:office:word" xmlns:wp="http://schemas.openxmlformats.org/drawingml/2006/wordprocessingDrawing" xmlns:wps="http://schemas.microsoft.com/office/word/2010/wordprocessingShape" xmlns:wpg="http://schemas.microsoft.com/office/word/2010/wordprocessingGroup" xmlns:mc="http://schemas.openxmlformats.org/markup-compatibility/2006" xmlns:wp14="http://schemas.microsoft.com/office/word/2010/wordprocessingDrawing" xmlns:w14="http://schemas.microsoft.com/office/word/2010/wordml" xmlns:w15="http://schemas.microsoft.com/office/word/2012/wordml" mc:Ignorable="w14 wp14 w15">
+  <w:p/>
+</w:ftr>
+</file>
+
+<file path=word/footer4.xml><?xml version="1.0" encoding="utf-8"?>
+<w:ftr xmlns:o="urn:schemas-microsoft-com:office:office" xmlns:r="http://schemas.openxmlformats.org/officeDocument/2006/relationships" xmlns:v="urn:schemas-microsoft-com:vml" xmlns:w="http://schemas.openxmlformats.org/wordprocessingml/2006/main" xmlns:w10="urn:schemas-microsoft-com:office:word" xmlns:wp="http://schemas.openxmlformats.org/drawingml/2006/wordprocessingDrawing" xmlns:wps="http://schemas.microsoft.com/office/word/2010/wordprocessingShape" xmlns:wpg="http://schemas.microsoft.com/office/word/2010/wordprocessingGroup" xmlns:mc="http://schemas.openxmlformats.org/markup-compatibility/2006" xmlns:wp14="http://schemas.microsoft.com/office/word/2010/wordprocessingDrawing" xmlns:w14="http://schemas.microsoft.com/office/word/2010/wordml" xmlns:w15="http://schemas.microsoft.com/office/word/2012/wordml" mc:Ignorable="w14 wp14 w15">
+  <w:p>
+    <w:pPr>
+      <w:pStyle w:val="Normal"/>
+      <w:rPr/>
+    </w:pPr>
+    <w:r>
+      <w:rPr/>
+      <w:drawing>
+        <wp:anchor behindDoc="1" distT="0" distB="0" distL="0" distR="0" simplePos="0" locked="0" layoutInCell="0" allowOverlap="1" relativeHeight="11">
+          <wp:simplePos x="0" y="0"/>
+          <wp:positionH relativeFrom="column">
+            <wp:posOffset>-914400</wp:posOffset>
+          </wp:positionH>
+          <wp:positionV relativeFrom="paragraph">
+            <wp:posOffset>447675</wp:posOffset>
+          </wp:positionV>
+          <wp:extent cx="7781925" cy="409575"/>
+          <wp:effectExtent l="0" t="0" r="0" b="0"/>
+          <wp:wrapTopAndBottom/>
+          <wp:docPr id="6" name="Imagen2 Copy 1 Copy 1" descr="pie de página"/>
+          <wp:cNvGraphicFramePr>
+            <a:graphicFrameLocks xmlns:a="http://schemas.openxmlformats.org/drawingml/2006/main" noChangeAspect="1"/>
+          </wp:cNvGraphicFramePr>
+          <a:graphic xmlns:a="http://schemas.openxmlformats.org/drawingml/2006/main">
+            <a:graphicData uri="http://schemas.openxmlformats.org/drawingml/2006/picture">
+              <pic:pic xmlns:pic="http://schemas.openxmlformats.org/drawingml/2006/picture">
+                <pic:nvPicPr>
+                  <pic:cNvPr id="6" name="Imagen2 Copy 1 Copy 1" descr="pie de página"/>
+                  <pic:cNvPicPr>
+                    <a:picLocks noChangeAspect="1" noChangeArrowheads="1"/>
+                  </pic:cNvPicPr>
+                </pic:nvPicPr>
+                <pic:blipFill>
+                  <a:blip r:embed="rId1"/>
+                  <a:stretch>
+                    <a:fillRect/>
+                  </a:stretch>
+                </pic:blipFill>
+                <pic:spPr bwMode="auto">
+                  <a:xfrm>
+                    <a:off x="0" y="0"/>
+                    <a:ext cx="7781925" cy="409575"/>
+                  </a:xfrm>
+                  <a:prstGeom prst="rect">
+                    <a:avLst/>
+                  </a:prstGeom>
+                </pic:spPr>
+              </pic:pic>
+            </a:graphicData>
+          </a:graphic>
+        </wp:anchor>
+      </w:drawing>
+    </w:r>
+  </w:p>
+</w:ftr>
+</file>
+
+<file path=word/footer5.xml><?xml version="1.0" encoding="utf-8"?>
+<w:ftr xmlns:o="urn:schemas-microsoft-com:office:office" xmlns:r="http://schemas.openxmlformats.org/officeDocument/2006/relationships" xmlns:v="urn:schemas-microsoft-com:vml" xmlns:w="http://schemas.openxmlformats.org/wordprocessingml/2006/main" xmlns:w10="urn:schemas-microsoft-com:office:word" xmlns:wp="http://schemas.openxmlformats.org/drawingml/2006/wordprocessingDrawing" xmlns:wps="http://schemas.microsoft.com/office/word/2010/wordprocessingShape" xmlns:wpg="http://schemas.microsoft.com/office/word/2010/wordprocessingGroup" xmlns:mc="http://schemas.openxmlformats.org/markup-compatibility/2006" xmlns:wp14="http://schemas.microsoft.com/office/word/2010/wordprocessingDrawing" xmlns:w14="http://schemas.microsoft.com/office/word/2010/wordml" xmlns:w15="http://schemas.microsoft.com/office/word/2012/wordml" mc:Ignorable="w14 wp14 w15">
+  <w:p/>
+</w:ftr>
+</file>
+
+<file path=word/header1.xml><?xml version="1.0" encoding="utf-8"?>
+<w:hdr xmlns:o="urn:schemas-microsoft-com:office:office" xmlns:r="http://schemas.openxmlformats.org/officeDocument/2006/relationships" xmlns:v="urn:schemas-microsoft-com:vml" xmlns:w="http://schemas.openxmlformats.org/wordprocessingml/2006/main" xmlns:w10="urn:schemas-microsoft-com:office:word" xmlns:wp="http://schemas.openxmlformats.org/drawingml/2006/wordprocessingDrawing" xmlns:wps="http://schemas.microsoft.com/office/word/2010/wordprocessingShape" xmlns:wpg="http://schemas.microsoft.com/office/word/2010/wordprocessingGroup" xmlns:mc="http://schemas.openxmlformats.org/markup-compatibility/2006" xmlns:wp14="http://schemas.microsoft.com/office/word/2010/wordprocessingDrawing" xmlns:w14="http://schemas.microsoft.com/office/word/2010/wordml" xmlns:w15="http://schemas.microsoft.com/office/word/2012/wordml" mc:Ignorable="w14 wp14 w15">
+  <w:p>
+    <w:pPr>
+      <w:pStyle w:val="Normal"/>
+      <w:rPr/>
+    </w:pPr>
+    <w:r>
+      <w:rPr/>
+      <w:drawing>
+        <wp:anchor behindDoc="1" distT="0" distB="0" distL="0" distR="0" simplePos="0" locked="0" layoutInCell="0" allowOverlap="1" relativeHeight="2">
+          <wp:simplePos x="0" y="0"/>
+          <wp:positionH relativeFrom="column">
+            <wp:posOffset>-918845</wp:posOffset>
+          </wp:positionH>
+          <wp:positionV relativeFrom="paragraph">
+            <wp:posOffset>-66675</wp:posOffset>
+          </wp:positionV>
+          <wp:extent cx="7781925" cy="95250"/>
+          <wp:effectExtent l="0" t="0" r="0" b="0"/>
+          <wp:wrapTopAndBottom/>
+          <wp:docPr id="1" name="image1.png" descr="línea horizontal"/>
+          <wp:cNvGraphicFramePr>
+            <a:graphicFrameLocks xmlns:a="http://schemas.openxmlformats.org/drawingml/2006/main" noChangeAspect="1"/>
+          </wp:cNvGraphicFramePr>
+          <a:graphic xmlns:a="http://schemas.openxmlformats.org/drawingml/2006/main">
+            <a:graphicData uri="http://schemas.openxmlformats.org/drawingml/2006/picture">
+              <pic:pic xmlns:pic="http://schemas.openxmlformats.org/drawingml/2006/picture">
+                <pic:nvPicPr>
+                  <pic:cNvPr id="1" name="image1.png" descr="línea horizontal"/>
+                  <pic:cNvPicPr>
+                    <a:picLocks noChangeAspect="1" noChangeArrowheads="1"/>
+                  </pic:cNvPicPr>
+                </pic:nvPicPr>
+                <pic:blipFill>
+                  <a:blip r:embed="rId1"/>
+                  <a:stretch>
+                    <a:fillRect/>
+                  </a:stretch>
+                </pic:blipFill>
+                <pic:spPr bwMode="auto">
                   <a:xfrm>
                     <a:off x="0" y="0"/>
                     <a:ext cx="7781925" cy="95250"/>
@@ -2344,7 +2381,6 @@
                   <a:prstGeom prst="rect">
                     <a:avLst/>
                   </a:prstGeom>
-                  <a:ln/>
                 </pic:spPr>
               </pic:pic>
             </a:graphicData>
@@ -2356,569 +2392,276 @@
 </w:hdr>
 </file>
 
+<file path=word/header2.xml><?xml version="1.0" encoding="utf-8"?>
+<w:hdr xmlns:o="urn:schemas-microsoft-com:office:office" xmlns:r="http://schemas.openxmlformats.org/officeDocument/2006/relationships" xmlns:v="urn:schemas-microsoft-com:vml" xmlns:w="http://schemas.openxmlformats.org/wordprocessingml/2006/main" xmlns:w10="urn:schemas-microsoft-com:office:word" xmlns:wp="http://schemas.openxmlformats.org/drawingml/2006/wordprocessingDrawing" xmlns:wps="http://schemas.microsoft.com/office/word/2010/wordprocessingShape" xmlns:wpg="http://schemas.microsoft.com/office/word/2010/wordprocessingGroup" xmlns:mc="http://schemas.openxmlformats.org/markup-compatibility/2006" xmlns:wp14="http://schemas.microsoft.com/office/word/2010/wordprocessingDrawing" xmlns:w14="http://schemas.microsoft.com/office/word/2010/wordml" xmlns:w15="http://schemas.microsoft.com/office/word/2012/wordml" mc:Ignorable="w14 wp14 w15">
+  <w:p>
+    <w:pPr>
+      <w:pStyle w:val="Normal"/>
+      <w:rPr/>
+    </w:pPr>
+    <w:r>
+      <w:rPr/>
+      <w:drawing>
+        <wp:anchor behindDoc="1" distT="0" distB="0" distL="0" distR="0" simplePos="0" locked="0" layoutInCell="0" allowOverlap="1" relativeHeight="4">
+          <wp:simplePos x="0" y="0"/>
+          <wp:positionH relativeFrom="column">
+            <wp:posOffset>-918845</wp:posOffset>
+          </wp:positionH>
+          <wp:positionV relativeFrom="paragraph">
+            <wp:posOffset>-66675</wp:posOffset>
+          </wp:positionV>
+          <wp:extent cx="7781925" cy="95250"/>
+          <wp:effectExtent l="0" t="0" r="0" b="0"/>
+          <wp:wrapTopAndBottom/>
+          <wp:docPr id="3" name="image1.png Copy 1" descr="línea horizontal"/>
+          <wp:cNvGraphicFramePr>
+            <a:graphicFrameLocks xmlns:a="http://schemas.openxmlformats.org/drawingml/2006/main" noChangeAspect="1"/>
+          </wp:cNvGraphicFramePr>
+          <a:graphic xmlns:a="http://schemas.openxmlformats.org/drawingml/2006/main">
+            <a:graphicData uri="http://schemas.openxmlformats.org/drawingml/2006/picture">
+              <pic:pic xmlns:pic="http://schemas.openxmlformats.org/drawingml/2006/picture">
+                <pic:nvPicPr>
+                  <pic:cNvPr id="3" name="image1.png Copy 1" descr="línea horizontal"/>
+                  <pic:cNvPicPr>
+                    <a:picLocks noChangeAspect="1" noChangeArrowheads="1"/>
+                  </pic:cNvPicPr>
+                </pic:nvPicPr>
+                <pic:blipFill>
+                  <a:blip r:embed="rId1"/>
+                  <a:stretch>
+                    <a:fillRect/>
+                  </a:stretch>
+                </pic:blipFill>
+                <pic:spPr bwMode="auto">
+                  <a:xfrm>
+                    <a:off x="0" y="0"/>
+                    <a:ext cx="7781925" cy="95250"/>
+                  </a:xfrm>
+                  <a:prstGeom prst="rect">
+                    <a:avLst/>
+                  </a:prstGeom>
+                </pic:spPr>
+              </pic:pic>
+            </a:graphicData>
+          </a:graphic>
+        </wp:anchor>
+      </w:drawing>
+    </w:r>
+  </w:p>
+</w:hdr>
+</file>
+
+<file path=word/header3.xml><?xml version="1.0" encoding="utf-8"?>
+<w:hdr xmlns:o="urn:schemas-microsoft-com:office:office" xmlns:r="http://schemas.openxmlformats.org/officeDocument/2006/relationships" xmlns:v="urn:schemas-microsoft-com:vml" xmlns:w="http://schemas.openxmlformats.org/wordprocessingml/2006/main" xmlns:w10="urn:schemas-microsoft-com:office:word" xmlns:wp="http://schemas.openxmlformats.org/drawingml/2006/wordprocessingDrawing" xmlns:wps="http://schemas.microsoft.com/office/word/2010/wordprocessingShape" xmlns:wpg="http://schemas.microsoft.com/office/word/2010/wordprocessingGroup" xmlns:mc="http://schemas.openxmlformats.org/markup-compatibility/2006" xmlns:wp14="http://schemas.microsoft.com/office/word/2010/wordprocessingDrawing" xmlns:w14="http://schemas.microsoft.com/office/word/2010/wordml" xmlns:w15="http://schemas.microsoft.com/office/word/2012/wordml" mc:Ignorable="w14 wp14 w15">
+  <w:p/>
+</w:hdr>
+</file>
+
+<file path=word/header4.xml><?xml version="1.0" encoding="utf-8"?>
+<w:hdr xmlns:o="urn:schemas-microsoft-com:office:office" xmlns:r="http://schemas.openxmlformats.org/officeDocument/2006/relationships" xmlns:v="urn:schemas-microsoft-com:vml" xmlns:w="http://schemas.openxmlformats.org/wordprocessingml/2006/main" xmlns:w10="urn:schemas-microsoft-com:office:word" xmlns:wp="http://schemas.openxmlformats.org/drawingml/2006/wordprocessingDrawing" xmlns:wps="http://schemas.microsoft.com/office/word/2010/wordprocessingShape" xmlns:wpg="http://schemas.microsoft.com/office/word/2010/wordprocessingGroup" xmlns:mc="http://schemas.openxmlformats.org/markup-compatibility/2006" xmlns:wp14="http://schemas.microsoft.com/office/word/2010/wordprocessingDrawing" xmlns:w14="http://schemas.microsoft.com/office/word/2010/wordml" xmlns:w15="http://schemas.microsoft.com/office/word/2012/wordml" mc:Ignorable="w14 wp14 w15">
+  <w:p>
+    <w:pPr>
+      <w:pStyle w:val="Normal"/>
+      <w:rPr/>
+    </w:pPr>
+    <w:r>
+      <w:rPr/>
+      <w:drawing>
+        <wp:anchor behindDoc="1" distT="0" distB="0" distL="0" distR="0" simplePos="0" locked="0" layoutInCell="0" allowOverlap="1" relativeHeight="9">
+          <wp:simplePos x="0" y="0"/>
+          <wp:positionH relativeFrom="column">
+            <wp:posOffset>-918845</wp:posOffset>
+          </wp:positionH>
+          <wp:positionV relativeFrom="paragraph">
+            <wp:posOffset>-66675</wp:posOffset>
+          </wp:positionV>
+          <wp:extent cx="7781925" cy="95250"/>
+          <wp:effectExtent l="0" t="0" r="0" b="0"/>
+          <wp:wrapTopAndBottom/>
+          <wp:docPr id="5" name="image1.png Copy 1 Copy 1" descr="línea horizontal"/>
+          <wp:cNvGraphicFramePr>
+            <a:graphicFrameLocks xmlns:a="http://schemas.openxmlformats.org/drawingml/2006/main" noChangeAspect="1"/>
+          </wp:cNvGraphicFramePr>
+          <a:graphic xmlns:a="http://schemas.openxmlformats.org/drawingml/2006/main">
+            <a:graphicData uri="http://schemas.openxmlformats.org/drawingml/2006/picture">
+              <pic:pic xmlns:pic="http://schemas.openxmlformats.org/drawingml/2006/picture">
+                <pic:nvPicPr>
+                  <pic:cNvPr id="5" name="image1.png Copy 1 Copy 1" descr="línea horizontal"/>
+                  <pic:cNvPicPr>
+                    <a:picLocks noChangeAspect="1" noChangeArrowheads="1"/>
+                  </pic:cNvPicPr>
+                </pic:nvPicPr>
+                <pic:blipFill>
+                  <a:blip r:embed="rId1"/>
+                  <a:stretch>
+                    <a:fillRect/>
+                  </a:stretch>
+                </pic:blipFill>
+                <pic:spPr bwMode="auto">
+                  <a:xfrm>
+                    <a:off x="0" y="0"/>
+                    <a:ext cx="7781925" cy="95250"/>
+                  </a:xfrm>
+                  <a:prstGeom prst="rect">
+                    <a:avLst/>
+                  </a:prstGeom>
+                </pic:spPr>
+              </pic:pic>
+            </a:graphicData>
+          </a:graphic>
+        </wp:anchor>
+      </w:drawing>
+    </w:r>
+  </w:p>
+</w:hdr>
+</file>
+
+<file path=word/header5.xml><?xml version="1.0" encoding="utf-8"?>
+<w:hdr xmlns:o="urn:schemas-microsoft-com:office:office" xmlns:r="http://schemas.openxmlformats.org/officeDocument/2006/relationships" xmlns:v="urn:schemas-microsoft-com:vml" xmlns:w="http://schemas.openxmlformats.org/wordprocessingml/2006/main" xmlns:w10="urn:schemas-microsoft-com:office:word" xmlns:wp="http://schemas.openxmlformats.org/drawingml/2006/wordprocessingDrawing" xmlns:wps="http://schemas.microsoft.com/office/word/2010/wordprocessingShape" xmlns:wpg="http://schemas.microsoft.com/office/word/2010/wordprocessingGroup" xmlns:mc="http://schemas.openxmlformats.org/markup-compatibility/2006" xmlns:wp14="http://schemas.microsoft.com/office/word/2010/wordprocessingDrawing" xmlns:w14="http://schemas.microsoft.com/office/word/2010/wordml" xmlns:w15="http://schemas.microsoft.com/office/word/2012/wordml" mc:Ignorable="w14 wp14 w15">
+  <w:p/>
+</w:hdr>
+</file>
+
 <file path=word/numbering.xml><?xml version="1.0" encoding="utf-8"?>
-<w:numbering xmlns:wpc="http://schemas.microsoft.com/office/word/2010/wordprocessingCanvas" xmlns:cx="http://schemas.microsoft.com/office/drawing/2014/chartex" xmlns:cx1="http://schemas.microsoft.com/office/drawing/2015/9/8/chartex" xmlns:mc="http://schemas.openxmlformats.org/markup-compatibility/2006" xmlns:o="urn:schemas-microsoft-com:office:office" xmlns:r="http://schemas.openxmlformats.org/officeDocument/2006/relationships" xmlns:m="http://schemas.openxmlformats.org/officeDocument/2006/math" xmlns:v="urn:schemas-microsoft-com:vml" xmlns:wp14="http://schemas.microsoft.com/office/word/2010/wordprocessingDrawing" xmlns:wp="http://schemas.openxmlformats.org/drawingml/2006/wordprocessingDrawing" xmlns:w10="urn:schemas-microsoft-com:office:word" xmlns:w="http://schemas.openxmlformats.org/wordprocessingml/2006/main" xmlns:w14="http://schemas.microsoft.com/office/word/2010/wordml" xmlns:w15="http://schemas.microsoft.com/office/word/2012/wordml" xmlns:w16se="http://schemas.microsoft.com/office/word/2015/wordml/symex" xmlns:wpg="http://schemas.microsoft.com/office/word/2010/wordprocessingGroup" xmlns:wpi="http://schemas.microsoft.com/office/word/2010/wordprocessingInk" xmlns:wne="http://schemas.microsoft.com/office/word/2006/wordml" xmlns:wps="http://schemas.microsoft.com/office/word/2010/wordprocessingShape" mc:Ignorable="w14 w15 w16se wp14">
-  <w:abstractNum w:abstractNumId="0" w15:restartNumberingAfterBreak="0">
-    <w:nsid w:val="FFFFFF89"/>
-    <w:multiLevelType w:val="singleLevel"/>
-    <w:tmpl w:val="89BC5A9A"/>
+<w:numbering xmlns:w="http://schemas.openxmlformats.org/wordprocessingml/2006/main" xmlns:o="urn:schemas-microsoft-com:office:office" xmlns:r="http://schemas.openxmlformats.org/officeDocument/2006/relationships" xmlns:v="urn:schemas-microsoft-com:vml" xmlns:mc="http://schemas.openxmlformats.org/markup-compatibility/2006" xmlns:w14="http://schemas.microsoft.com/office/word/2010/wordml" mc:Ignorable="w14">
+  <w:abstractNum w:abstractNumId="1">
     <w:lvl w:ilvl="0">
-      <w:start w:val="1"/>
-      <w:numFmt w:val="bullet"/>
-      <w:pStyle w:val="Listaconvietas"/>
-      <w:lvlText w:val=""/>
-      <w:lvlJc w:val="left"/>
-      <w:pPr>
-        <w:tabs>
-          <w:tab w:val="num" w:pos="360"/>
-        </w:tabs>
-        <w:ind w:left="360" w:hanging="360"/>
-      </w:pPr>
-      <w:rPr>
-        <w:rFonts w:ascii="Symbol" w:hAnsi="Symbol" w:hint="default"/>
-      </w:rPr>
-    </w:lvl>
-  </w:abstractNum>
-  <w:abstractNum w:abstractNumId="1" w15:restartNumberingAfterBreak="0">
-    <w:nsid w:val="1A9A2E7E"/>
-    <w:multiLevelType w:val="hybridMultilevel"/>
-    <w:tmpl w:val="8254558A"/>
-    <w:lvl w:ilvl="0" w:tplc="2C0A0001">
       <w:start w:val="1"/>
       <w:numFmt w:val="bullet"/>
       <w:lvlText w:val=""/>
       <w:lvlJc w:val="left"/>
       <w:pPr>
+        <w:tabs>
+          <w:tab w:val="num" w:pos="0"/>
+        </w:tabs>
         <w:ind w:left="720" w:hanging="360"/>
       </w:pPr>
       <w:rPr>
-        <w:rFonts w:ascii="Symbol" w:hAnsi="Symbol" w:hint="default"/>
-      </w:rPr>
-    </w:lvl>
-    <w:lvl w:ilvl="1" w:tplc="2C0A0003" w:tentative="1">
-      <w:start w:val="1"/>
-      <w:numFmt w:val="bullet"/>
-      <w:lvlText w:val="o"/>
-      <w:lvlJc w:val="left"/>
-      <w:pPr>
-        <w:ind w:left="1440" w:hanging="360"/>
-      </w:pPr>
-      <w:rPr>
-        <w:rFonts w:ascii="Courier New" w:hAnsi="Courier New" w:cs="Courier New" w:hint="default"/>
-      </w:rPr>
-    </w:lvl>
-    <w:lvl w:ilvl="2" w:tplc="2C0A0005" w:tentative="1">
-      <w:start w:val="1"/>
-      <w:numFmt w:val="bullet"/>
-      <w:lvlText w:val=""/>
-      <w:lvlJc w:val="left"/>
-      <w:pPr>
-        <w:ind w:left="2160" w:hanging="360"/>
-      </w:pPr>
-      <w:rPr>
-        <w:rFonts w:ascii="Wingdings" w:hAnsi="Wingdings" w:hint="default"/>
-      </w:rPr>
-    </w:lvl>
-    <w:lvl w:ilvl="3" w:tplc="2C0A0001" w:tentative="1">
-      <w:start w:val="1"/>
-      <w:numFmt w:val="bullet"/>
-      <w:lvlText w:val=""/>
-      <w:lvlJc w:val="left"/>
-      <w:pPr>
-        <w:ind w:left="2880" w:hanging="360"/>
-      </w:pPr>
-      <w:rPr>
-        <w:rFonts w:ascii="Symbol" w:hAnsi="Symbol" w:hint="default"/>
-      </w:rPr>
-    </w:lvl>
-    <w:lvl w:ilvl="4" w:tplc="2C0A0003" w:tentative="1">
-      <w:start w:val="1"/>
-      <w:numFmt w:val="bullet"/>
-      <w:lvlText w:val="o"/>
-      <w:lvlJc w:val="left"/>
-      <w:pPr>
-        <w:ind w:left="3600" w:hanging="360"/>
-      </w:pPr>
-      <w:rPr>
-        <w:rFonts w:ascii="Courier New" w:hAnsi="Courier New" w:cs="Courier New" w:hint="default"/>
-      </w:rPr>
-    </w:lvl>
-    <w:lvl w:ilvl="5" w:tplc="2C0A0005" w:tentative="1">
-      <w:start w:val="1"/>
-      <w:numFmt w:val="bullet"/>
-      <w:lvlText w:val=""/>
-      <w:lvlJc w:val="left"/>
-      <w:pPr>
-        <w:ind w:left="4320" w:hanging="360"/>
-      </w:pPr>
-      <w:rPr>
-        <w:rFonts w:ascii="Wingdings" w:hAnsi="Wingdings" w:hint="default"/>
-      </w:rPr>
-    </w:lvl>
-    <w:lvl w:ilvl="6" w:tplc="2C0A0001" w:tentative="1">
-      <w:start w:val="1"/>
-      <w:numFmt w:val="bullet"/>
-      <w:lvlText w:val=""/>
-      <w:lvlJc w:val="left"/>
-      <w:pPr>
-        <w:ind w:left="5040" w:hanging="360"/>
-      </w:pPr>
-      <w:rPr>
-        <w:rFonts w:ascii="Symbol" w:hAnsi="Symbol" w:hint="default"/>
-      </w:rPr>
-    </w:lvl>
-    <w:lvl w:ilvl="7" w:tplc="2C0A0003" w:tentative="1">
-      <w:start w:val="1"/>
-      <w:numFmt w:val="bullet"/>
-      <w:lvlText w:val="o"/>
-      <w:lvlJc w:val="left"/>
-      <w:pPr>
-        <w:ind w:left="5760" w:hanging="360"/>
-      </w:pPr>
-      <w:rPr>
-        <w:rFonts w:ascii="Courier New" w:hAnsi="Courier New" w:cs="Courier New" w:hint="default"/>
-      </w:rPr>
-    </w:lvl>
-    <w:lvl w:ilvl="8" w:tplc="2C0A0005" w:tentative="1">
-      <w:start w:val="1"/>
-      <w:numFmt w:val="bullet"/>
-      <w:lvlText w:val=""/>
-      <w:lvlJc w:val="left"/>
-      <w:pPr>
-        <w:ind w:left="6480" w:hanging="360"/>
-      </w:pPr>
-      <w:rPr>
-        <w:rFonts w:ascii="Wingdings" w:hAnsi="Wingdings" w:hint="default"/>
-      </w:rPr>
-    </w:lvl>
-  </w:abstractNum>
-  <w:abstractNum w:abstractNumId="2" w15:restartNumberingAfterBreak="0">
-    <w:nsid w:val="2D5F40AD"/>
-    <w:multiLevelType w:val="hybridMultilevel"/>
-    <w:tmpl w:val="EEBE718E"/>
-    <w:lvl w:ilvl="0" w:tplc="2C0A0001">
-      <w:start w:val="1"/>
-      <w:numFmt w:val="bullet"/>
-      <w:lvlText w:val=""/>
-      <w:lvlJc w:val="left"/>
-      <w:pPr>
-        <w:ind w:left="720" w:hanging="360"/>
-      </w:pPr>
-      <w:rPr>
-        <w:rFonts w:ascii="Symbol" w:hAnsi="Symbol" w:hint="default"/>
-      </w:rPr>
-    </w:lvl>
-    <w:lvl w:ilvl="1" w:tplc="2C0A0003" w:tentative="1">
-      <w:start w:val="1"/>
-      <w:numFmt w:val="bullet"/>
-      <w:lvlText w:val="o"/>
-      <w:lvlJc w:val="left"/>
-      <w:pPr>
-        <w:ind w:left="1440" w:hanging="360"/>
-      </w:pPr>
-      <w:rPr>
-        <w:rFonts w:ascii="Courier New" w:hAnsi="Courier New" w:cs="Courier New" w:hint="default"/>
-      </w:rPr>
-    </w:lvl>
-    <w:lvl w:ilvl="2" w:tplc="2C0A0005" w:tentative="1">
-      <w:start w:val="1"/>
-      <w:numFmt w:val="bullet"/>
-      <w:lvlText w:val=""/>
-      <w:lvlJc w:val="left"/>
-      <w:pPr>
-        <w:ind w:left="2160" w:hanging="360"/>
-      </w:pPr>
-      <w:rPr>
-        <w:rFonts w:ascii="Wingdings" w:hAnsi="Wingdings" w:hint="default"/>
-      </w:rPr>
-    </w:lvl>
-    <w:lvl w:ilvl="3" w:tplc="2C0A0001" w:tentative="1">
-      <w:start w:val="1"/>
-      <w:numFmt w:val="bullet"/>
-      <w:lvlText w:val=""/>
-      <w:lvlJc w:val="left"/>
-      <w:pPr>
-        <w:ind w:left="2880" w:hanging="360"/>
-      </w:pPr>
-      <w:rPr>
-        <w:rFonts w:ascii="Symbol" w:hAnsi="Symbol" w:hint="default"/>
-      </w:rPr>
-    </w:lvl>
-    <w:lvl w:ilvl="4" w:tplc="2C0A0003" w:tentative="1">
-      <w:start w:val="1"/>
-      <w:numFmt w:val="bullet"/>
-      <w:lvlText w:val="o"/>
-      <w:lvlJc w:val="left"/>
-      <w:pPr>
-        <w:ind w:left="3600" w:hanging="360"/>
-      </w:pPr>
-      <w:rPr>
-        <w:rFonts w:ascii="Courier New" w:hAnsi="Courier New" w:cs="Courier New" w:hint="default"/>
-      </w:rPr>
-    </w:lvl>
-    <w:lvl w:ilvl="5" w:tplc="2C0A0005" w:tentative="1">
-      <w:start w:val="1"/>
-      <w:numFmt w:val="bullet"/>
-      <w:lvlText w:val=""/>
-      <w:lvlJc w:val="left"/>
-      <w:pPr>
-        <w:ind w:left="4320" w:hanging="360"/>
-      </w:pPr>
-      <w:rPr>
-        <w:rFonts w:ascii="Wingdings" w:hAnsi="Wingdings" w:hint="default"/>
-      </w:rPr>
-    </w:lvl>
-    <w:lvl w:ilvl="6" w:tplc="2C0A0001" w:tentative="1">
-      <w:start w:val="1"/>
-      <w:numFmt w:val="bullet"/>
-      <w:lvlText w:val=""/>
-      <w:lvlJc w:val="left"/>
-      <w:pPr>
-        <w:ind w:left="5040" w:hanging="360"/>
-      </w:pPr>
-      <w:rPr>
-        <w:rFonts w:ascii="Symbol" w:hAnsi="Symbol" w:hint="default"/>
-      </w:rPr>
-    </w:lvl>
-    <w:lvl w:ilvl="7" w:tplc="2C0A0003" w:tentative="1">
-      <w:start w:val="1"/>
-      <w:numFmt w:val="bullet"/>
-      <w:lvlText w:val="o"/>
-      <w:lvlJc w:val="left"/>
-      <w:pPr>
-        <w:ind w:left="5760" w:hanging="360"/>
-      </w:pPr>
-      <w:rPr>
-        <w:rFonts w:ascii="Courier New" w:hAnsi="Courier New" w:cs="Courier New" w:hint="default"/>
-      </w:rPr>
-    </w:lvl>
-    <w:lvl w:ilvl="8" w:tplc="2C0A0005" w:tentative="1">
-      <w:start w:val="1"/>
-      <w:numFmt w:val="bullet"/>
-      <w:lvlText w:val=""/>
-      <w:lvlJc w:val="left"/>
-      <w:pPr>
-        <w:ind w:left="6480" w:hanging="360"/>
-      </w:pPr>
-      <w:rPr>
-        <w:rFonts w:ascii="Wingdings" w:hAnsi="Wingdings" w:hint="default"/>
-      </w:rPr>
-    </w:lvl>
-  </w:abstractNum>
-  <w:abstractNum w:abstractNumId="3" w15:restartNumberingAfterBreak="0">
-    <w:nsid w:val="4791588C"/>
-    <w:multiLevelType w:val="multilevel"/>
-    <w:tmpl w:val="56DE0A2E"/>
-    <w:lvl w:ilvl="0">
-      <w:start w:val="1"/>
-      <w:numFmt w:val="bullet"/>
-      <w:lvlText w:val="●"/>
-      <w:lvlJc w:val="left"/>
-      <w:pPr>
-        <w:ind w:left="300" w:hanging="360"/>
-      </w:pPr>
-      <w:rPr>
-        <w:rFonts w:ascii="Arial" w:eastAsia="Arial" w:hAnsi="Arial" w:cs="Arial"/>
-        <w:b w:val="0"/>
-        <w:bCs w:val="0"/>
-        <w:i w:val="0"/>
-        <w:iCs w:val="0"/>
-        <w:smallCaps w:val="0"/>
-        <w:strike w:val="0"/>
-        <w:color w:val="000000"/>
-        <w:sz w:val="22"/>
-        <w:szCs w:val="22"/>
-        <w:u w:val="none"/>
-        <w:shd w:val="clear" w:color="auto" w:fill="auto"/>
-        <w:vertAlign w:val="baseline"/>
+        <w:rFonts w:ascii="Symbol" w:hAnsi="Symbol" w:cs="Symbol" w:hint="default"/>
       </w:rPr>
     </w:lvl>
     <w:lvl w:ilvl="1">
       <w:start w:val="1"/>
       <w:numFmt w:val="bullet"/>
-      <w:lvlText w:val="○"/>
+      <w:lvlText w:val="o"/>
       <w:lvlJc w:val="left"/>
       <w:pPr>
+        <w:tabs>
+          <w:tab w:val="num" w:pos="0"/>
+        </w:tabs>
         <w:ind w:left="1440" w:hanging="360"/>
       </w:pPr>
       <w:rPr>
-        <w:rFonts w:ascii="Arial" w:eastAsia="Arial" w:hAnsi="Arial" w:cs="Arial"/>
-        <w:b w:val="0"/>
-        <w:bCs w:val="0"/>
-        <w:i w:val="0"/>
-        <w:iCs w:val="0"/>
-        <w:smallCaps w:val="0"/>
-        <w:strike w:val="0"/>
-        <w:color w:val="000000"/>
-        <w:sz w:val="22"/>
-        <w:szCs w:val="22"/>
-        <w:u w:val="none"/>
-        <w:shd w:val="clear" w:color="auto" w:fill="auto"/>
-        <w:vertAlign w:val="baseline"/>
+        <w:rFonts w:ascii="Courier New" w:hAnsi="Courier New" w:cs="Courier New" w:hint="default"/>
       </w:rPr>
     </w:lvl>
     <w:lvl w:ilvl="2">
       <w:start w:val="1"/>
       <w:numFmt w:val="bullet"/>
-      <w:lvlText w:val="■"/>
+      <w:lvlText w:val=""/>
       <w:lvlJc w:val="left"/>
       <w:pPr>
+        <w:tabs>
+          <w:tab w:val="num" w:pos="0"/>
+        </w:tabs>
         <w:ind w:left="2160" w:hanging="360"/>
       </w:pPr>
       <w:rPr>
-        <w:rFonts w:ascii="Arial" w:eastAsia="Arial" w:hAnsi="Arial" w:cs="Arial"/>
-        <w:b w:val="0"/>
-        <w:bCs w:val="0"/>
-        <w:i w:val="0"/>
-        <w:iCs w:val="0"/>
-        <w:smallCaps w:val="0"/>
-        <w:strike w:val="0"/>
-        <w:color w:val="000000"/>
-        <w:sz w:val="22"/>
-        <w:szCs w:val="22"/>
-        <w:u w:val="none"/>
-        <w:shd w:val="clear" w:color="auto" w:fill="auto"/>
-        <w:vertAlign w:val="baseline"/>
+        <w:rFonts w:ascii="Wingdings" w:hAnsi="Wingdings" w:cs="Wingdings" w:hint="default"/>
       </w:rPr>
     </w:lvl>
     <w:lvl w:ilvl="3">
       <w:start w:val="1"/>
       <w:numFmt w:val="bullet"/>
-      <w:lvlText w:val="■"/>
+      <w:lvlText w:val=""/>
       <w:lvlJc w:val="left"/>
       <w:pPr>
+        <w:tabs>
+          <w:tab w:val="num" w:pos="0"/>
+        </w:tabs>
         <w:ind w:left="2880" w:hanging="360"/>
       </w:pPr>
       <w:rPr>
-        <w:rFonts w:ascii="Arial" w:eastAsia="Arial" w:hAnsi="Arial" w:cs="Arial"/>
-        <w:b w:val="0"/>
-        <w:bCs w:val="0"/>
-        <w:i w:val="0"/>
-        <w:iCs w:val="0"/>
-        <w:smallCaps w:val="0"/>
-        <w:strike w:val="0"/>
-        <w:color w:val="000000"/>
-        <w:sz w:val="22"/>
-        <w:szCs w:val="22"/>
-        <w:u w:val="none"/>
-        <w:shd w:val="clear" w:color="auto" w:fill="auto"/>
-        <w:vertAlign w:val="baseline"/>
+        <w:rFonts w:ascii="Symbol" w:hAnsi="Symbol" w:cs="Symbol" w:hint="default"/>
       </w:rPr>
     </w:lvl>
     <w:lvl w:ilvl="4">
       <w:start w:val="1"/>
       <w:numFmt w:val="bullet"/>
-      <w:lvlText w:val="■"/>
+      <w:lvlText w:val="o"/>
       <w:lvlJc w:val="left"/>
       <w:pPr>
+        <w:tabs>
+          <w:tab w:val="num" w:pos="0"/>
+        </w:tabs>
         <w:ind w:left="3600" w:hanging="360"/>
       </w:pPr>
       <w:rPr>
-        <w:rFonts w:ascii="Arial" w:eastAsia="Arial" w:hAnsi="Arial" w:cs="Arial"/>
-        <w:b w:val="0"/>
-        <w:bCs w:val="0"/>
-        <w:i w:val="0"/>
-        <w:iCs w:val="0"/>
-        <w:smallCaps w:val="0"/>
-        <w:strike w:val="0"/>
-        <w:color w:val="000000"/>
-        <w:sz w:val="22"/>
-        <w:szCs w:val="22"/>
-        <w:u w:val="none"/>
-        <w:shd w:val="clear" w:color="auto" w:fill="auto"/>
-        <w:vertAlign w:val="baseline"/>
+        <w:rFonts w:ascii="Courier New" w:hAnsi="Courier New" w:cs="Courier New" w:hint="default"/>
       </w:rPr>
     </w:lvl>
     <w:lvl w:ilvl="5">
       <w:start w:val="1"/>
       <w:numFmt w:val="bullet"/>
-      <w:lvlText w:val="■"/>
+      <w:lvlText w:val=""/>
       <w:lvlJc w:val="left"/>
       <w:pPr>
+        <w:tabs>
+          <w:tab w:val="num" w:pos="0"/>
+        </w:tabs>
         <w:ind w:left="4320" w:hanging="360"/>
       </w:pPr>
       <w:rPr>
-        <w:rFonts w:ascii="Arial" w:eastAsia="Arial" w:hAnsi="Arial" w:cs="Arial"/>
-        <w:b w:val="0"/>
-        <w:bCs w:val="0"/>
-        <w:i w:val="0"/>
-        <w:iCs w:val="0"/>
-        <w:smallCaps w:val="0"/>
-        <w:strike w:val="0"/>
-        <w:color w:val="000000"/>
-        <w:sz w:val="22"/>
-        <w:szCs w:val="22"/>
-        <w:u w:val="none"/>
-        <w:shd w:val="clear" w:color="auto" w:fill="auto"/>
-        <w:vertAlign w:val="baseline"/>
+        <w:rFonts w:ascii="Wingdings" w:hAnsi="Wingdings" w:cs="Wingdings" w:hint="default"/>
       </w:rPr>
     </w:lvl>
     <w:lvl w:ilvl="6">
       <w:start w:val="1"/>
       <w:numFmt w:val="bullet"/>
-      <w:lvlText w:val="■"/>
+      <w:lvlText w:val=""/>
       <w:lvlJc w:val="left"/>
       <w:pPr>
+        <w:tabs>
+          <w:tab w:val="num" w:pos="0"/>
+        </w:tabs>
         <w:ind w:left="5040" w:hanging="360"/>
       </w:pPr>
       <w:rPr>
-        <w:rFonts w:ascii="Arial" w:eastAsia="Arial" w:hAnsi="Arial" w:cs="Arial"/>
-        <w:b w:val="0"/>
-        <w:bCs w:val="0"/>
-        <w:i w:val="0"/>
-        <w:iCs w:val="0"/>
-        <w:smallCaps w:val="0"/>
-        <w:strike w:val="0"/>
-        <w:color w:val="000000"/>
-        <w:sz w:val="22"/>
-        <w:szCs w:val="22"/>
-        <w:u w:val="none"/>
-        <w:shd w:val="clear" w:color="auto" w:fill="auto"/>
-        <w:vertAlign w:val="baseline"/>
+        <w:rFonts w:ascii="Symbol" w:hAnsi="Symbol" w:cs="Symbol" w:hint="default"/>
       </w:rPr>
     </w:lvl>
     <w:lvl w:ilvl="7">
       <w:start w:val="1"/>
       <w:numFmt w:val="bullet"/>
-      <w:lvlText w:val="■"/>
+      <w:lvlText w:val="o"/>
       <w:lvlJc w:val="left"/>
       <w:pPr>
+        <w:tabs>
+          <w:tab w:val="num" w:pos="0"/>
+        </w:tabs>
         <w:ind w:left="5760" w:hanging="360"/>
       </w:pPr>
       <w:rPr>
-        <w:rFonts w:ascii="Arial" w:eastAsia="Arial" w:hAnsi="Arial" w:cs="Arial"/>
-        <w:b w:val="0"/>
-        <w:bCs w:val="0"/>
-        <w:i w:val="0"/>
-        <w:iCs w:val="0"/>
-        <w:smallCaps w:val="0"/>
-        <w:strike w:val="0"/>
-        <w:color w:val="000000"/>
-        <w:sz w:val="22"/>
-        <w:szCs w:val="22"/>
-        <w:u w:val="none"/>
-        <w:shd w:val="clear" w:color="auto" w:fill="auto"/>
-        <w:vertAlign w:val="baseline"/>
+        <w:rFonts w:ascii="Courier New" w:hAnsi="Courier New" w:cs="Courier New" w:hint="default"/>
       </w:rPr>
     </w:lvl>
     <w:lvl w:ilvl="8">
       <w:start w:val="1"/>
       <w:numFmt w:val="bullet"/>
-      <w:lvlText w:val="■"/>
+      <w:lvlText w:val=""/>
       <w:lvlJc w:val="left"/>
       <w:pPr>
+        <w:tabs>
+          <w:tab w:val="num" w:pos="0"/>
+        </w:tabs>
         <w:ind w:left="6480" w:hanging="360"/>
       </w:pPr>
       <w:rPr>
-        <w:rFonts w:ascii="Arial" w:eastAsia="Arial" w:hAnsi="Arial" w:cs="Arial"/>
-        <w:b w:val="0"/>
-        <w:bCs w:val="0"/>
-        <w:i w:val="0"/>
-        <w:iCs w:val="0"/>
-        <w:smallCaps w:val="0"/>
-        <w:strike w:val="0"/>
-        <w:color w:val="000000"/>
-        <w:sz w:val="22"/>
-        <w:szCs w:val="22"/>
-        <w:u w:val="none"/>
-        <w:shd w:val="clear" w:color="auto" w:fill="auto"/>
-        <w:vertAlign w:val="baseline"/>
+        <w:rFonts w:ascii="Wingdings" w:hAnsi="Wingdings" w:cs="Wingdings" w:hint="default"/>
       </w:rPr>
     </w:lvl>
   </w:abstractNum>
-  <w:abstractNum w:abstractNumId="4" w15:restartNumberingAfterBreak="0">
-    <w:nsid w:val="59F9729A"/>
-    <w:multiLevelType w:val="hybridMultilevel"/>
-    <w:tmpl w:val="B2AE393C"/>
-    <w:lvl w:ilvl="0" w:tplc="2C0A000F">
-      <w:start w:val="1"/>
-      <w:numFmt w:val="decimal"/>
-      <w:lvlText w:val="%1."/>
-      <w:lvlJc w:val="left"/>
-      <w:pPr>
-        <w:ind w:left="720" w:hanging="360"/>
-      </w:pPr>
-      <w:rPr>
-        <w:rFonts w:hint="default"/>
-      </w:rPr>
-    </w:lvl>
-    <w:lvl w:ilvl="1" w:tplc="2C0A0019" w:tentative="1">
-      <w:start w:val="1"/>
-      <w:numFmt w:val="lowerLetter"/>
-      <w:lvlText w:val="%2."/>
-      <w:lvlJc w:val="left"/>
-      <w:pPr>
-        <w:ind w:left="1440" w:hanging="360"/>
-      </w:pPr>
-    </w:lvl>
-    <w:lvl w:ilvl="2" w:tplc="2C0A001B" w:tentative="1">
-      <w:start w:val="1"/>
-      <w:numFmt w:val="lowerRoman"/>
-      <w:lvlText w:val="%3."/>
-      <w:lvlJc w:val="right"/>
-      <w:pPr>
-        <w:ind w:left="2160" w:hanging="180"/>
-      </w:pPr>
-    </w:lvl>
-    <w:lvl w:ilvl="3" w:tplc="2C0A000F" w:tentative="1">
-      <w:start w:val="1"/>
-      <w:numFmt w:val="decimal"/>
-      <w:lvlText w:val="%4."/>
-      <w:lvlJc w:val="left"/>
-      <w:pPr>
-        <w:ind w:left="2880" w:hanging="360"/>
-      </w:pPr>
-    </w:lvl>
-    <w:lvl w:ilvl="4" w:tplc="2C0A0019" w:tentative="1">
-      <w:start w:val="1"/>
-      <w:numFmt w:val="lowerLetter"/>
-      <w:lvlText w:val="%5."/>
-      <w:lvlJc w:val="left"/>
-      <w:pPr>
-        <w:ind w:left="3600" w:hanging="360"/>
-      </w:pPr>
-    </w:lvl>
-    <w:lvl w:ilvl="5" w:tplc="2C0A001B" w:tentative="1">
-      <w:start w:val="1"/>
-      <w:numFmt w:val="lowerRoman"/>
-      <w:lvlText w:val="%6."/>
-      <w:lvlJc w:val="right"/>
-      <w:pPr>
-        <w:ind w:left="4320" w:hanging="180"/>
-      </w:pPr>
-    </w:lvl>
-    <w:lvl w:ilvl="6" w:tplc="2C0A000F" w:tentative="1">
-      <w:start w:val="1"/>
-      <w:numFmt w:val="decimal"/>
-      <w:lvlText w:val="%7."/>
-      <w:lvlJc w:val="left"/>
-      <w:pPr>
-        <w:ind w:left="5040" w:hanging="360"/>
-      </w:pPr>
-    </w:lvl>
-    <w:lvl w:ilvl="7" w:tplc="2C0A0019" w:tentative="1">
-      <w:start w:val="1"/>
-      <w:numFmt w:val="lowerLetter"/>
-      <w:lvlText w:val="%8."/>
-      <w:lvlJc w:val="left"/>
-      <w:pPr>
-        <w:ind w:left="5760" w:hanging="360"/>
-      </w:pPr>
-    </w:lvl>
-    <w:lvl w:ilvl="8" w:tplc="2C0A001B" w:tentative="1">
-      <w:start w:val="1"/>
-      <w:numFmt w:val="lowerRoman"/>
-      <w:lvlText w:val="%9."/>
-      <w:lvlJc w:val="right"/>
-      <w:pPr>
-        <w:ind w:left="6480" w:hanging="180"/>
-      </w:pPr>
-    </w:lvl>
-  </w:abstractNum>
-  <w:abstractNum w:abstractNumId="5" w15:restartNumberingAfterBreak="0">
-    <w:nsid w:val="5C4217AD"/>
-    <w:multiLevelType w:val="multilevel"/>
-    <w:tmpl w:val="DC14934C"/>
+  <w:abstractNum w:abstractNumId="2">
     <w:lvl w:ilvl="0">
       <w:start w:val="1"/>
       <w:numFmt w:val="bullet"/>
@@ -2926,935 +2669,388 @@
       <w:lvlJc w:val="left"/>
       <w:pPr>
         <w:tabs>
-          <w:tab w:val="num" w:pos="720"/>
+          <w:tab w:val="num" w:pos="0"/>
         </w:tabs>
         <w:ind w:left="720" w:hanging="360"/>
       </w:pPr>
       <w:rPr>
-        <w:rFonts w:ascii="Symbol" w:hAnsi="Symbol" w:hint="default"/>
-        <w:sz w:val="20"/>
-      </w:rPr>
-    </w:lvl>
-    <w:lvl w:ilvl="1" w:tentative="1">
-      <w:start w:val="1"/>
-      <w:numFmt w:val="bullet"/>
-      <w:lvlText w:val="o"/>
-      <w:lvlJc w:val="left"/>
-      <w:pPr>
-        <w:tabs>
-          <w:tab w:val="num" w:pos="1440"/>
-        </w:tabs>
-        <w:ind w:left="1440" w:hanging="360"/>
-      </w:pPr>
-      <w:rPr>
-        <w:rFonts w:ascii="Courier New" w:hAnsi="Courier New" w:hint="default"/>
-        <w:sz w:val="20"/>
-      </w:rPr>
-    </w:lvl>
-    <w:lvl w:ilvl="2" w:tentative="1">
-      <w:start w:val="1"/>
-      <w:numFmt w:val="bullet"/>
-      <w:lvlText w:val=""/>
-      <w:lvlJc w:val="left"/>
-      <w:pPr>
-        <w:tabs>
-          <w:tab w:val="num" w:pos="2160"/>
-        </w:tabs>
-        <w:ind w:left="2160" w:hanging="360"/>
-      </w:pPr>
-      <w:rPr>
-        <w:rFonts w:ascii="Wingdings" w:hAnsi="Wingdings" w:hint="default"/>
-        <w:sz w:val="20"/>
-      </w:rPr>
-    </w:lvl>
-    <w:lvl w:ilvl="3" w:tentative="1">
-      <w:start w:val="1"/>
-      <w:numFmt w:val="bullet"/>
-      <w:lvlText w:val=""/>
-      <w:lvlJc w:val="left"/>
-      <w:pPr>
-        <w:tabs>
-          <w:tab w:val="num" w:pos="2880"/>
-        </w:tabs>
-        <w:ind w:left="2880" w:hanging="360"/>
-      </w:pPr>
-      <w:rPr>
-        <w:rFonts w:ascii="Wingdings" w:hAnsi="Wingdings" w:hint="default"/>
-        <w:sz w:val="20"/>
-      </w:rPr>
-    </w:lvl>
-    <w:lvl w:ilvl="4" w:tentative="1">
-      <w:start w:val="1"/>
-      <w:numFmt w:val="bullet"/>
-      <w:lvlText w:val=""/>
-      <w:lvlJc w:val="left"/>
-      <w:pPr>
-        <w:tabs>
-          <w:tab w:val="num" w:pos="3600"/>
-        </w:tabs>
-        <w:ind w:left="3600" w:hanging="360"/>
-      </w:pPr>
-      <w:rPr>
-        <w:rFonts w:ascii="Wingdings" w:hAnsi="Wingdings" w:hint="default"/>
-        <w:sz w:val="20"/>
-      </w:rPr>
-    </w:lvl>
-    <w:lvl w:ilvl="5" w:tentative="1">
-      <w:start w:val="1"/>
-      <w:numFmt w:val="bullet"/>
-      <w:lvlText w:val=""/>
-      <w:lvlJc w:val="left"/>
-      <w:pPr>
-        <w:tabs>
-          <w:tab w:val="num" w:pos="4320"/>
-        </w:tabs>
-        <w:ind w:left="4320" w:hanging="360"/>
-      </w:pPr>
-      <w:rPr>
-        <w:rFonts w:ascii="Wingdings" w:hAnsi="Wingdings" w:hint="default"/>
-        <w:sz w:val="20"/>
-      </w:rPr>
-    </w:lvl>
-    <w:lvl w:ilvl="6" w:tentative="1">
-      <w:start w:val="1"/>
-      <w:numFmt w:val="bullet"/>
-      <w:lvlText w:val=""/>
-      <w:lvlJc w:val="left"/>
-      <w:pPr>
-        <w:tabs>
-          <w:tab w:val="num" w:pos="5040"/>
-        </w:tabs>
-        <w:ind w:left="5040" w:hanging="360"/>
-      </w:pPr>
-      <w:rPr>
-        <w:rFonts w:ascii="Wingdings" w:hAnsi="Wingdings" w:hint="default"/>
-        <w:sz w:val="20"/>
-      </w:rPr>
-    </w:lvl>
-    <w:lvl w:ilvl="7" w:tentative="1">
-      <w:start w:val="1"/>
-      <w:numFmt w:val="bullet"/>
-      <w:lvlText w:val=""/>
-      <w:lvlJc w:val="left"/>
-      <w:pPr>
-        <w:tabs>
-          <w:tab w:val="num" w:pos="5760"/>
-        </w:tabs>
-        <w:ind w:left="5760" w:hanging="360"/>
-      </w:pPr>
-      <w:rPr>
-        <w:rFonts w:ascii="Wingdings" w:hAnsi="Wingdings" w:hint="default"/>
-        <w:sz w:val="20"/>
-      </w:rPr>
-    </w:lvl>
-    <w:lvl w:ilvl="8" w:tentative="1">
-      <w:start w:val="1"/>
-      <w:numFmt w:val="bullet"/>
-      <w:lvlText w:val=""/>
-      <w:lvlJc w:val="left"/>
-      <w:pPr>
-        <w:tabs>
-          <w:tab w:val="num" w:pos="6480"/>
-        </w:tabs>
-        <w:ind w:left="6480" w:hanging="360"/>
-      </w:pPr>
-      <w:rPr>
-        <w:rFonts w:ascii="Wingdings" w:hAnsi="Wingdings" w:hint="default"/>
-        <w:sz w:val="20"/>
-      </w:rPr>
-    </w:lvl>
-  </w:abstractNum>
-  <w:abstractNum w:abstractNumId="6" w15:restartNumberingAfterBreak="0">
-    <w:nsid w:val="6C636820"/>
-    <w:multiLevelType w:val="multilevel"/>
-    <w:tmpl w:val="A968A52A"/>
-    <w:lvl w:ilvl="0">
-      <w:start w:val="1"/>
-      <w:numFmt w:val="bullet"/>
-      <w:lvlText w:val="●"/>
-      <w:lvlJc w:val="left"/>
-      <w:pPr>
-        <w:ind w:left="300" w:hanging="360"/>
-      </w:pPr>
-      <w:rPr>
-        <w:rFonts w:ascii="Arial" w:eastAsia="Arial" w:hAnsi="Arial" w:cs="Arial"/>
-        <w:b w:val="0"/>
-        <w:bCs w:val="0"/>
-        <w:i w:val="0"/>
-        <w:iCs w:val="0"/>
-        <w:smallCaps w:val="0"/>
-        <w:strike w:val="0"/>
-        <w:color w:val="000000"/>
-        <w:sz w:val="22"/>
-        <w:szCs w:val="22"/>
-        <w:u w:val="none"/>
-        <w:shd w:val="clear" w:color="auto" w:fill="auto"/>
-        <w:vertAlign w:val="baseline"/>
+        <w:rFonts w:ascii="Symbol" w:hAnsi="Symbol" w:cs="Symbol" w:hint="default"/>
       </w:rPr>
     </w:lvl>
     <w:lvl w:ilvl="1">
       <w:start w:val="1"/>
       <w:numFmt w:val="bullet"/>
-      <w:lvlText w:val="○"/>
+      <w:lvlText w:val="o"/>
       <w:lvlJc w:val="left"/>
       <w:pPr>
+        <w:tabs>
+          <w:tab w:val="num" w:pos="0"/>
+        </w:tabs>
         <w:ind w:left="1440" w:hanging="360"/>
       </w:pPr>
       <w:rPr>
-        <w:rFonts w:ascii="Arial" w:eastAsia="Arial" w:hAnsi="Arial" w:cs="Arial"/>
-        <w:b w:val="0"/>
-        <w:bCs w:val="0"/>
-        <w:i w:val="0"/>
-        <w:iCs w:val="0"/>
-        <w:smallCaps w:val="0"/>
-        <w:strike w:val="0"/>
-        <w:color w:val="000000"/>
-        <w:sz w:val="22"/>
-        <w:szCs w:val="22"/>
-        <w:u w:val="none"/>
-        <w:shd w:val="clear" w:color="auto" w:fill="auto"/>
-        <w:vertAlign w:val="baseline"/>
+        <w:rFonts w:ascii="Courier New" w:hAnsi="Courier New" w:cs="Courier New" w:hint="default"/>
       </w:rPr>
     </w:lvl>
     <w:lvl w:ilvl="2">
       <w:start w:val="1"/>
       <w:numFmt w:val="bullet"/>
-      <w:lvlText w:val="■"/>
+      <w:lvlText w:val=""/>
       <w:lvlJc w:val="left"/>
       <w:pPr>
+        <w:tabs>
+          <w:tab w:val="num" w:pos="0"/>
+        </w:tabs>
         <w:ind w:left="2160" w:hanging="360"/>
       </w:pPr>
       <w:rPr>
-        <w:rFonts w:ascii="Arial" w:eastAsia="Arial" w:hAnsi="Arial" w:cs="Arial"/>
-        <w:b w:val="0"/>
-        <w:bCs w:val="0"/>
-        <w:i w:val="0"/>
-        <w:iCs w:val="0"/>
-        <w:smallCaps w:val="0"/>
-        <w:strike w:val="0"/>
-        <w:color w:val="000000"/>
-        <w:sz w:val="22"/>
-        <w:szCs w:val="22"/>
-        <w:u w:val="none"/>
-        <w:shd w:val="clear" w:color="auto" w:fill="auto"/>
-        <w:vertAlign w:val="baseline"/>
+        <w:rFonts w:ascii="Wingdings" w:hAnsi="Wingdings" w:cs="Wingdings" w:hint="default"/>
       </w:rPr>
     </w:lvl>
     <w:lvl w:ilvl="3">
       <w:start w:val="1"/>
       <w:numFmt w:val="bullet"/>
-      <w:lvlText w:val="■"/>
+      <w:lvlText w:val=""/>
       <w:lvlJc w:val="left"/>
       <w:pPr>
+        <w:tabs>
+          <w:tab w:val="num" w:pos="0"/>
+        </w:tabs>
         <w:ind w:left="2880" w:hanging="360"/>
       </w:pPr>
       <w:rPr>
-        <w:rFonts w:ascii="Arial" w:eastAsia="Arial" w:hAnsi="Arial" w:cs="Arial"/>
-        <w:b w:val="0"/>
-        <w:bCs w:val="0"/>
-        <w:i w:val="0"/>
-        <w:iCs w:val="0"/>
-        <w:smallCaps w:val="0"/>
-        <w:strike w:val="0"/>
-        <w:color w:val="000000"/>
-        <w:sz w:val="22"/>
-        <w:szCs w:val="22"/>
-        <w:u w:val="none"/>
-        <w:shd w:val="clear" w:color="auto" w:fill="auto"/>
-        <w:vertAlign w:val="baseline"/>
+        <w:rFonts w:ascii="Symbol" w:hAnsi="Symbol" w:cs="Symbol" w:hint="default"/>
       </w:rPr>
     </w:lvl>
     <w:lvl w:ilvl="4">
       <w:start w:val="1"/>
       <w:numFmt w:val="bullet"/>
-      <w:lvlText w:val="■"/>
+      <w:lvlText w:val="o"/>
       <w:lvlJc w:val="left"/>
       <w:pPr>
+        <w:tabs>
+          <w:tab w:val="num" w:pos="0"/>
+        </w:tabs>
         <w:ind w:left="3600" w:hanging="360"/>
       </w:pPr>
       <w:rPr>
-        <w:rFonts w:ascii="Arial" w:eastAsia="Arial" w:hAnsi="Arial" w:cs="Arial"/>
-        <w:b w:val="0"/>
-        <w:bCs w:val="0"/>
-        <w:i w:val="0"/>
-        <w:iCs w:val="0"/>
-        <w:smallCaps w:val="0"/>
-        <w:strike w:val="0"/>
-        <w:color w:val="000000"/>
-        <w:sz w:val="22"/>
-        <w:szCs w:val="22"/>
-        <w:u w:val="none"/>
-        <w:shd w:val="clear" w:color="auto" w:fill="auto"/>
-        <w:vertAlign w:val="baseline"/>
+        <w:rFonts w:ascii="Courier New" w:hAnsi="Courier New" w:cs="Courier New" w:hint="default"/>
       </w:rPr>
     </w:lvl>
     <w:lvl w:ilvl="5">
       <w:start w:val="1"/>
       <w:numFmt w:val="bullet"/>
-      <w:lvlText w:val="■"/>
+      <w:lvlText w:val=""/>
       <w:lvlJc w:val="left"/>
       <w:pPr>
+        <w:tabs>
+          <w:tab w:val="num" w:pos="0"/>
+        </w:tabs>
         <w:ind w:left="4320" w:hanging="360"/>
       </w:pPr>
       <w:rPr>
-        <w:rFonts w:ascii="Arial" w:eastAsia="Arial" w:hAnsi="Arial" w:cs="Arial"/>
-        <w:b w:val="0"/>
-        <w:bCs w:val="0"/>
-        <w:i w:val="0"/>
-        <w:iCs w:val="0"/>
-        <w:smallCaps w:val="0"/>
-        <w:strike w:val="0"/>
-        <w:color w:val="000000"/>
-        <w:sz w:val="22"/>
-        <w:szCs w:val="22"/>
-        <w:u w:val="none"/>
-        <w:shd w:val="clear" w:color="auto" w:fill="auto"/>
-        <w:vertAlign w:val="baseline"/>
+        <w:rFonts w:ascii="Wingdings" w:hAnsi="Wingdings" w:cs="Wingdings" w:hint="default"/>
       </w:rPr>
     </w:lvl>
     <w:lvl w:ilvl="6">
       <w:start w:val="1"/>
       <w:numFmt w:val="bullet"/>
-      <w:lvlText w:val="■"/>
+      <w:lvlText w:val=""/>
       <w:lvlJc w:val="left"/>
       <w:pPr>
+        <w:tabs>
+          <w:tab w:val="num" w:pos="0"/>
+        </w:tabs>
         <w:ind w:left="5040" w:hanging="360"/>
       </w:pPr>
       <w:rPr>
-        <w:rFonts w:ascii="Arial" w:eastAsia="Arial" w:hAnsi="Arial" w:cs="Arial"/>
-        <w:b w:val="0"/>
-        <w:bCs w:val="0"/>
-        <w:i w:val="0"/>
-        <w:iCs w:val="0"/>
-        <w:smallCaps w:val="0"/>
-        <w:strike w:val="0"/>
-        <w:color w:val="000000"/>
-        <w:sz w:val="22"/>
-        <w:szCs w:val="22"/>
-        <w:u w:val="none"/>
-        <w:shd w:val="clear" w:color="auto" w:fill="auto"/>
-        <w:vertAlign w:val="baseline"/>
+        <w:rFonts w:ascii="Symbol" w:hAnsi="Symbol" w:cs="Symbol" w:hint="default"/>
       </w:rPr>
     </w:lvl>
     <w:lvl w:ilvl="7">
       <w:start w:val="1"/>
       <w:numFmt w:val="bullet"/>
-      <w:lvlText w:val="■"/>
+      <w:lvlText w:val="o"/>
       <w:lvlJc w:val="left"/>
       <w:pPr>
+        <w:tabs>
+          <w:tab w:val="num" w:pos="0"/>
+        </w:tabs>
         <w:ind w:left="5760" w:hanging="360"/>
       </w:pPr>
       <w:rPr>
-        <w:rFonts w:ascii="Arial" w:eastAsia="Arial" w:hAnsi="Arial" w:cs="Arial"/>
-        <w:b w:val="0"/>
-        <w:bCs w:val="0"/>
-        <w:i w:val="0"/>
-        <w:iCs w:val="0"/>
-        <w:smallCaps w:val="0"/>
-        <w:strike w:val="0"/>
-        <w:color w:val="000000"/>
-        <w:sz w:val="22"/>
-        <w:szCs w:val="22"/>
-        <w:u w:val="none"/>
-        <w:shd w:val="clear" w:color="auto" w:fill="auto"/>
-        <w:vertAlign w:val="baseline"/>
+        <w:rFonts w:ascii="Courier New" w:hAnsi="Courier New" w:cs="Courier New" w:hint="default"/>
       </w:rPr>
     </w:lvl>
     <w:lvl w:ilvl="8">
       <w:start w:val="1"/>
       <w:numFmt w:val="bullet"/>
-      <w:lvlText w:val="■"/>
+      <w:lvlText w:val=""/>
       <w:lvlJc w:val="left"/>
       <w:pPr>
+        <w:tabs>
+          <w:tab w:val="num" w:pos="0"/>
+        </w:tabs>
         <w:ind w:left="6480" w:hanging="360"/>
       </w:pPr>
       <w:rPr>
-        <w:rFonts w:ascii="Arial" w:eastAsia="Arial" w:hAnsi="Arial" w:cs="Arial"/>
-        <w:b w:val="0"/>
-        <w:bCs w:val="0"/>
-        <w:i w:val="0"/>
-        <w:iCs w:val="0"/>
-        <w:smallCaps w:val="0"/>
-        <w:strike w:val="0"/>
-        <w:color w:val="000000"/>
-        <w:sz w:val="22"/>
-        <w:szCs w:val="22"/>
-        <w:u w:val="none"/>
-        <w:shd w:val="clear" w:color="auto" w:fill="auto"/>
-        <w:vertAlign w:val="baseline"/>
+        <w:rFonts w:ascii="Wingdings" w:hAnsi="Wingdings" w:cs="Wingdings" w:hint="default"/>
       </w:rPr>
     </w:lvl>
   </w:abstractNum>
-  <w:abstractNum w:abstractNumId="7" w15:restartNumberingAfterBreak="0">
-    <w:nsid w:val="72143A26"/>
-    <w:multiLevelType w:val="hybridMultilevel"/>
-    <w:tmpl w:val="9CC26EB8"/>
-    <w:lvl w:ilvl="0" w:tplc="04090015">
+  <w:abstractNum w:abstractNumId="3">
+    <w:lvl w:ilvl="0">
       <w:start w:val="1"/>
-      <w:numFmt w:val="upperLetter"/>
-      <w:lvlText w:val="%1."/>
+      <w:numFmt w:val="bullet"/>
+      <w:lvlText w:val=""/>
       <w:lvlJc w:val="left"/>
       <w:pPr>
-        <w:ind w:left="720" w:hanging="360"/>
+        <w:tabs>
+          <w:tab w:val="num" w:pos="360"/>
+        </w:tabs>
+        <w:ind w:left="360" w:hanging="360"/>
       </w:pPr>
       <w:rPr>
-        <w:rFonts w:hint="default"/>
+        <w:rFonts w:ascii="Symbol" w:hAnsi="Symbol" w:cs="Symbol" w:hint="default"/>
       </w:rPr>
     </w:lvl>
-    <w:lvl w:ilvl="1" w:tplc="04090019" w:tentative="1">
+    <w:lvl w:ilvl="1">
       <w:start w:val="1"/>
-      <w:numFmt w:val="lowerLetter"/>
+      <w:numFmt w:val="decimal"/>
       <w:lvlText w:val="%2."/>
       <w:lvlJc w:val="left"/>
       <w:pPr>
+        <w:tabs>
+          <w:tab w:val="num" w:pos="1080"/>
+        </w:tabs>
+        <w:ind w:left="1080" w:hanging="360"/>
+      </w:pPr>
+    </w:lvl>
+    <w:lvl w:ilvl="2">
+      <w:start w:val="1"/>
+      <w:numFmt w:val="decimal"/>
+      <w:lvlText w:val="%3."/>
+      <w:lvlJc w:val="left"/>
+      <w:pPr>
+        <w:tabs>
+          <w:tab w:val="num" w:pos="1440"/>
+        </w:tabs>
         <w:ind w:left="1440" w:hanging="360"/>
       </w:pPr>
     </w:lvl>
-    <w:lvl w:ilvl="2" w:tplc="0409001B" w:tentative="1">
-      <w:start w:val="1"/>
-      <w:numFmt w:val="lowerRoman"/>
-      <w:lvlText w:val="%3."/>
-      <w:lvlJc w:val="right"/>
-      <w:pPr>
-        <w:ind w:left="2160" w:hanging="180"/>
-      </w:pPr>
-    </w:lvl>
-    <w:lvl w:ilvl="3" w:tplc="0409000F" w:tentative="1">
+    <w:lvl w:ilvl="3">
       <w:start w:val="1"/>
       <w:numFmt w:val="decimal"/>
       <w:lvlText w:val="%4."/>
       <w:lvlJc w:val="left"/>
       <w:pPr>
-        <w:ind w:left="2880" w:hanging="360"/>
+        <w:tabs>
+          <w:tab w:val="num" w:pos="1800"/>
+        </w:tabs>
+        <w:ind w:left="1800" w:hanging="360"/>
       </w:pPr>
     </w:lvl>
-    <w:lvl w:ilvl="4" w:tplc="04090019" w:tentative="1">
+    <w:lvl w:ilvl="4">
       <w:start w:val="1"/>
-      <w:numFmt w:val="lowerLetter"/>
+      <w:numFmt w:val="decimal"/>
       <w:lvlText w:val="%5."/>
       <w:lvlJc w:val="left"/>
       <w:pPr>
-        <w:ind w:left="3600" w:hanging="360"/>
+        <w:tabs>
+          <w:tab w:val="num" w:pos="2160"/>
+        </w:tabs>
+        <w:ind w:left="2160" w:hanging="360"/>
       </w:pPr>
     </w:lvl>
-    <w:lvl w:ilvl="5" w:tplc="0409001B" w:tentative="1">
+    <w:lvl w:ilvl="5">
       <w:start w:val="1"/>
-      <w:numFmt w:val="lowerRoman"/>
+      <w:numFmt w:val="decimal"/>
       <w:lvlText w:val="%6."/>
-      <w:lvlJc w:val="right"/>
-      <w:pPr>
-        <w:ind w:left="4320" w:hanging="180"/>
+      <w:lvlJc w:val="left"/>
+      <w:pPr>
+        <w:tabs>
+          <w:tab w:val="num" w:pos="2520"/>
+        </w:tabs>
+        <w:ind w:left="2520" w:hanging="360"/>
       </w:pPr>
     </w:lvl>
-    <w:lvl w:ilvl="6" w:tplc="0409000F" w:tentative="1">
+    <w:lvl w:ilvl="6">
       <w:start w:val="1"/>
       <w:numFmt w:val="decimal"/>
       <w:lvlText w:val="%7."/>
       <w:lvlJc w:val="left"/>
       <w:pPr>
-        <w:ind w:left="5040" w:hanging="360"/>
+        <w:tabs>
+          <w:tab w:val="num" w:pos="2880"/>
+        </w:tabs>
+        <w:ind w:left="2880" w:hanging="360"/>
       </w:pPr>
     </w:lvl>
-    <w:lvl w:ilvl="7" w:tplc="04090019" w:tentative="1">
+    <w:lvl w:ilvl="7">
       <w:start w:val="1"/>
-      <w:numFmt w:val="lowerLetter"/>
+      <w:numFmt w:val="decimal"/>
       <w:lvlText w:val="%8."/>
       <w:lvlJc w:val="left"/>
       <w:pPr>
-        <w:ind w:left="5760" w:hanging="360"/>
+        <w:tabs>
+          <w:tab w:val="num" w:pos="3240"/>
+        </w:tabs>
+        <w:ind w:left="3240" w:hanging="360"/>
       </w:pPr>
     </w:lvl>
-    <w:lvl w:ilvl="8" w:tplc="0409001B" w:tentative="1">
+    <w:lvl w:ilvl="8">
       <w:start w:val="1"/>
-      <w:numFmt w:val="lowerRoman"/>
+      <w:numFmt w:val="decimal"/>
       <w:lvlText w:val="%9."/>
-      <w:lvlJc w:val="right"/>
-      <w:pPr>
-        <w:ind w:left="6480" w:hanging="180"/>
+      <w:lvlJc w:val="left"/>
+      <w:pPr>
+        <w:tabs>
+          <w:tab w:val="num" w:pos="3600"/>
+        </w:tabs>
+        <w:ind w:left="3600" w:hanging="360"/>
       </w:pPr>
     </w:lvl>
   </w:abstractNum>
-  <w:abstractNum w:abstractNumId="8" w15:restartNumberingAfterBreak="0">
-    <w:nsid w:val="74C8736D"/>
-    <w:multiLevelType w:val="multilevel"/>
-    <w:tmpl w:val="BFD4D3E0"/>
+  <w:abstractNum w:abstractNumId="4">
     <w:lvl w:ilvl="0">
       <w:start w:val="1"/>
-      <w:numFmt w:val="bullet"/>
-      <w:lvlText w:val="●"/>
+      <w:numFmt w:val="none"/>
+      <w:suff w:val="nothing"/>
+      <w:lvlText w:val=""/>
       <w:lvlJc w:val="left"/>
       <w:pPr>
-        <w:ind w:left="300" w:hanging="360"/>
-      </w:pPr>
-      <w:rPr>
-        <w:rFonts w:ascii="Arial" w:eastAsia="Arial" w:hAnsi="Arial" w:cs="Arial"/>
-        <w:b w:val="0"/>
-        <w:bCs w:val="0"/>
-        <w:i w:val="0"/>
-        <w:iCs w:val="0"/>
-        <w:smallCaps w:val="0"/>
-        <w:strike w:val="0"/>
-        <w:color w:val="000000"/>
-        <w:sz w:val="22"/>
-        <w:szCs w:val="22"/>
-        <w:u w:val="none"/>
-        <w:shd w:val="clear" w:color="auto" w:fill="auto"/>
-        <w:vertAlign w:val="baseline"/>
-      </w:rPr>
+        <w:tabs>
+          <w:tab w:val="num" w:pos="0"/>
+        </w:tabs>
+        <w:ind w:left="0" w:hanging="0"/>
+      </w:pPr>
     </w:lvl>
     <w:lvl w:ilvl="1">
       <w:start w:val="1"/>
-      <w:numFmt w:val="bullet"/>
-      <w:lvlText w:val="○"/>
+      <w:numFmt w:val="none"/>
+      <w:suff w:val="nothing"/>
+      <w:lvlText w:val=""/>
       <w:lvlJc w:val="left"/>
       <w:pPr>
-        <w:ind w:left="1440" w:hanging="360"/>
-      </w:pPr>
-      <w:rPr>
-        <w:rFonts w:ascii="Arial" w:eastAsia="Arial" w:hAnsi="Arial" w:cs="Arial"/>
-        <w:b w:val="0"/>
-        <w:bCs w:val="0"/>
-        <w:i w:val="0"/>
-        <w:iCs w:val="0"/>
-        <w:smallCaps w:val="0"/>
-        <w:strike w:val="0"/>
-        <w:color w:val="000000"/>
-        <w:sz w:val="22"/>
-        <w:szCs w:val="22"/>
-        <w:u w:val="none"/>
-        <w:shd w:val="clear" w:color="auto" w:fill="auto"/>
-        <w:vertAlign w:val="baseline"/>
-      </w:rPr>
+        <w:tabs>
+          <w:tab w:val="num" w:pos="0"/>
+        </w:tabs>
+        <w:ind w:left="0" w:hanging="0"/>
+      </w:pPr>
     </w:lvl>
     <w:lvl w:ilvl="2">
       <w:start w:val="1"/>
-      <w:numFmt w:val="bullet"/>
-      <w:lvlText w:val="■"/>
+      <w:numFmt w:val="none"/>
+      <w:suff w:val="nothing"/>
+      <w:lvlText w:val=""/>
       <w:lvlJc w:val="left"/>
       <w:pPr>
-        <w:ind w:left="2160" w:hanging="360"/>
-      </w:pPr>
-      <w:rPr>
-        <w:rFonts w:ascii="Arial" w:eastAsia="Arial" w:hAnsi="Arial" w:cs="Arial"/>
-        <w:b w:val="0"/>
-        <w:bCs w:val="0"/>
-        <w:i w:val="0"/>
-        <w:iCs w:val="0"/>
-        <w:smallCaps w:val="0"/>
-        <w:strike w:val="0"/>
-        <w:color w:val="000000"/>
-        <w:sz w:val="22"/>
-        <w:szCs w:val="22"/>
-        <w:u w:val="none"/>
-        <w:shd w:val="clear" w:color="auto" w:fill="auto"/>
-        <w:vertAlign w:val="baseline"/>
-      </w:rPr>
+        <w:tabs>
+          <w:tab w:val="num" w:pos="0"/>
+        </w:tabs>
+        <w:ind w:left="0" w:hanging="0"/>
+      </w:pPr>
     </w:lvl>
     <w:lvl w:ilvl="3">
       <w:start w:val="1"/>
-      <w:numFmt w:val="bullet"/>
-      <w:lvlText w:val="■"/>
+      <w:numFmt w:val="none"/>
+      <w:suff w:val="nothing"/>
+      <w:lvlText w:val=""/>
       <w:lvlJc w:val="left"/>
       <w:pPr>
-        <w:ind w:left="2880" w:hanging="360"/>
-      </w:pPr>
-      <w:rPr>
-        <w:rFonts w:ascii="Arial" w:eastAsia="Arial" w:hAnsi="Arial" w:cs="Arial"/>
-        <w:b w:val="0"/>
-        <w:bCs w:val="0"/>
-        <w:i w:val="0"/>
-        <w:iCs w:val="0"/>
-        <w:smallCaps w:val="0"/>
-        <w:strike w:val="0"/>
-        <w:color w:val="000000"/>
-        <w:sz w:val="22"/>
-        <w:szCs w:val="22"/>
-        <w:u w:val="none"/>
-        <w:shd w:val="clear" w:color="auto" w:fill="auto"/>
-        <w:vertAlign w:val="baseline"/>
-      </w:rPr>
+        <w:tabs>
+          <w:tab w:val="num" w:pos="0"/>
+        </w:tabs>
+        <w:ind w:left="0" w:hanging="0"/>
+      </w:pPr>
     </w:lvl>
     <w:lvl w:ilvl="4">
       <w:start w:val="1"/>
-      <w:numFmt w:val="bullet"/>
-      <w:lvlText w:val="■"/>
+      <w:numFmt w:val="none"/>
+      <w:suff w:val="nothing"/>
+      <w:lvlText w:val=""/>
       <w:lvlJc w:val="left"/>
       <w:pPr>
-        <w:ind w:left="3600" w:hanging="360"/>
-      </w:pPr>
-      <w:rPr>
-        <w:rFonts w:ascii="Arial" w:eastAsia="Arial" w:hAnsi="Arial" w:cs="Arial"/>
-        <w:b w:val="0"/>
-        <w:bCs w:val="0"/>
-        <w:i w:val="0"/>
-        <w:iCs w:val="0"/>
-        <w:smallCaps w:val="0"/>
-        <w:strike w:val="0"/>
-        <w:color w:val="000000"/>
-        <w:sz w:val="22"/>
-        <w:szCs w:val="22"/>
-        <w:u w:val="none"/>
-        <w:shd w:val="clear" w:color="auto" w:fill="auto"/>
-        <w:vertAlign w:val="baseline"/>
-      </w:rPr>
+        <w:tabs>
+          <w:tab w:val="num" w:pos="0"/>
+        </w:tabs>
+        <w:ind w:left="0" w:hanging="0"/>
+      </w:pPr>
     </w:lvl>
     <w:lvl w:ilvl="5">
       <w:start w:val="1"/>
-      <w:numFmt w:val="bullet"/>
-      <w:lvlText w:val="■"/>
+      <w:numFmt w:val="none"/>
+      <w:suff w:val="nothing"/>
+      <w:lvlText w:val=""/>
       <w:lvlJc w:val="left"/>
       <w:pPr>
-        <w:ind w:left="4320" w:hanging="360"/>
-      </w:pPr>
-      <w:rPr>
-        <w:rFonts w:ascii="Arial" w:eastAsia="Arial" w:hAnsi="Arial" w:cs="Arial"/>
-        <w:b w:val="0"/>
-        <w:bCs w:val="0"/>
-        <w:i w:val="0"/>
-        <w:iCs w:val="0"/>
-        <w:smallCaps w:val="0"/>
-        <w:strike w:val="0"/>
-        <w:color w:val="000000"/>
-        <w:sz w:val="22"/>
-        <w:szCs w:val="22"/>
-        <w:u w:val="none"/>
-        <w:shd w:val="clear" w:color="auto" w:fill="auto"/>
-        <w:vertAlign w:val="baseline"/>
-      </w:rPr>
+        <w:tabs>
+          <w:tab w:val="num" w:pos="0"/>
+        </w:tabs>
+        <w:ind w:left="0" w:hanging="0"/>
+      </w:pPr>
     </w:lvl>
     <w:lvl w:ilvl="6">
       <w:start w:val="1"/>
-      <w:numFmt w:val="bullet"/>
-      <w:lvlText w:val="■"/>
+      <w:numFmt w:val="none"/>
+      <w:suff w:val="nothing"/>
+      <w:lvlText w:val=""/>
       <w:lvlJc w:val="left"/>
       <w:pPr>
-        <w:ind w:left="5040" w:hanging="360"/>
-      </w:pPr>
-      <w:rPr>
-        <w:rFonts w:ascii="Arial" w:eastAsia="Arial" w:hAnsi="Arial" w:cs="Arial"/>
-        <w:b w:val="0"/>
-        <w:bCs w:val="0"/>
-        <w:i w:val="0"/>
-        <w:iCs w:val="0"/>
-        <w:smallCaps w:val="0"/>
-        <w:strike w:val="0"/>
-        <w:color w:val="000000"/>
-        <w:sz w:val="22"/>
-        <w:szCs w:val="22"/>
-        <w:u w:val="none"/>
-        <w:shd w:val="clear" w:color="auto" w:fill="auto"/>
-        <w:vertAlign w:val="baseline"/>
-      </w:rPr>
+        <w:tabs>
+          <w:tab w:val="num" w:pos="0"/>
+        </w:tabs>
+        <w:ind w:left="0" w:hanging="0"/>
+      </w:pPr>
     </w:lvl>
     <w:lvl w:ilvl="7">
       <w:start w:val="1"/>
-      <w:numFmt w:val="bullet"/>
-      <w:lvlText w:val="■"/>
+      <w:numFmt w:val="none"/>
+      <w:suff w:val="nothing"/>
+      <w:lvlText w:val=""/>
       <w:lvlJc w:val="left"/>
       <w:pPr>
-        <w:ind w:left="5760" w:hanging="360"/>
-      </w:pPr>
-      <w:rPr>
-        <w:rFonts w:ascii="Arial" w:eastAsia="Arial" w:hAnsi="Arial" w:cs="Arial"/>
-        <w:b w:val="0"/>
-        <w:bCs w:val="0"/>
-        <w:i w:val="0"/>
-        <w:iCs w:val="0"/>
-        <w:smallCaps w:val="0"/>
-        <w:strike w:val="0"/>
-        <w:color w:val="000000"/>
-        <w:sz w:val="22"/>
-        <w:szCs w:val="22"/>
-        <w:u w:val="none"/>
-        <w:shd w:val="clear" w:color="auto" w:fill="auto"/>
-        <w:vertAlign w:val="baseline"/>
-      </w:rPr>
+        <w:tabs>
+          <w:tab w:val="num" w:pos="0"/>
+        </w:tabs>
+        <w:ind w:left="0" w:hanging="0"/>
+      </w:pPr>
     </w:lvl>
     <w:lvl w:ilvl="8">
       <w:start w:val="1"/>
-      <w:numFmt w:val="bullet"/>
-      <w:lvlText w:val="■"/>
+      <w:numFmt w:val="none"/>
+      <w:suff w:val="nothing"/>
+      <w:lvlText w:val=""/>
       <w:lvlJc w:val="left"/>
       <w:pPr>
-        <w:ind w:left="6480" w:hanging="360"/>
-      </w:pPr>
-      <w:rPr>
-        <w:rFonts w:ascii="Arial" w:eastAsia="Arial" w:hAnsi="Arial" w:cs="Arial"/>
-        <w:b w:val="0"/>
-        <w:bCs w:val="0"/>
-        <w:i w:val="0"/>
-        <w:iCs w:val="0"/>
-        <w:smallCaps w:val="0"/>
-        <w:strike w:val="0"/>
-        <w:color w:val="000000"/>
-        <w:sz w:val="22"/>
-        <w:szCs w:val="22"/>
-        <w:u w:val="none"/>
-        <w:shd w:val="clear" w:color="auto" w:fill="auto"/>
-        <w:vertAlign w:val="baseline"/>
-      </w:rPr>
-    </w:lvl>
-  </w:abstractNum>
-  <w:abstractNum w:abstractNumId="9" w15:restartNumberingAfterBreak="0">
-    <w:nsid w:val="76B13BFA"/>
-    <w:multiLevelType w:val="multilevel"/>
-    <w:tmpl w:val="5D364560"/>
-    <w:lvl w:ilvl="0">
-      <w:start w:val="1"/>
-      <w:numFmt w:val="bullet"/>
-      <w:lvlText w:val="●"/>
-      <w:lvlJc w:val="left"/>
-      <w:pPr>
-        <w:ind w:left="300" w:hanging="360"/>
-      </w:pPr>
-      <w:rPr>
-        <w:rFonts w:ascii="Arial" w:eastAsia="Arial" w:hAnsi="Arial" w:cs="Arial"/>
-        <w:b w:val="0"/>
-        <w:bCs w:val="0"/>
-        <w:i w:val="0"/>
-        <w:iCs w:val="0"/>
-        <w:smallCaps w:val="0"/>
-        <w:strike w:val="0"/>
-        <w:color w:val="000000"/>
-        <w:sz w:val="22"/>
-        <w:szCs w:val="22"/>
-        <w:u w:val="none"/>
-        <w:shd w:val="clear" w:color="auto" w:fill="auto"/>
-        <w:vertAlign w:val="baseline"/>
-      </w:rPr>
-    </w:lvl>
-    <w:lvl w:ilvl="1">
-      <w:start w:val="1"/>
-      <w:numFmt w:val="bullet"/>
-      <w:lvlText w:val="○"/>
-      <w:lvlJc w:val="left"/>
-      <w:pPr>
-        <w:ind w:left="1440" w:hanging="360"/>
-      </w:pPr>
-      <w:rPr>
-        <w:rFonts w:ascii="Arial" w:eastAsia="Arial" w:hAnsi="Arial" w:cs="Arial"/>
-        <w:b w:val="0"/>
-        <w:bCs w:val="0"/>
-        <w:i w:val="0"/>
-        <w:iCs w:val="0"/>
-        <w:smallCaps w:val="0"/>
-        <w:strike w:val="0"/>
-        <w:color w:val="000000"/>
-        <w:sz w:val="22"/>
-        <w:szCs w:val="22"/>
-        <w:u w:val="none"/>
-        <w:shd w:val="clear" w:color="auto" w:fill="auto"/>
-        <w:vertAlign w:val="baseline"/>
-      </w:rPr>
-    </w:lvl>
-    <w:lvl w:ilvl="2">
-      <w:start w:val="1"/>
-      <w:numFmt w:val="bullet"/>
-      <w:lvlText w:val="■"/>
-      <w:lvlJc w:val="left"/>
-      <w:pPr>
-        <w:ind w:left="2160" w:hanging="360"/>
-      </w:pPr>
-      <w:rPr>
-        <w:rFonts w:ascii="Arial" w:eastAsia="Arial" w:hAnsi="Arial" w:cs="Arial"/>
-        <w:b w:val="0"/>
-        <w:bCs w:val="0"/>
-        <w:i w:val="0"/>
-        <w:iCs w:val="0"/>
-        <w:smallCaps w:val="0"/>
-        <w:strike w:val="0"/>
-        <w:color w:val="000000"/>
-        <w:sz w:val="22"/>
-        <w:szCs w:val="22"/>
-        <w:u w:val="none"/>
-        <w:shd w:val="clear" w:color="auto" w:fill="auto"/>
-        <w:vertAlign w:val="baseline"/>
-      </w:rPr>
-    </w:lvl>
-    <w:lvl w:ilvl="3">
-      <w:start w:val="1"/>
-      <w:numFmt w:val="bullet"/>
-      <w:lvlText w:val="■"/>
-      <w:lvlJc w:val="left"/>
-      <w:pPr>
-        <w:ind w:left="2880" w:hanging="360"/>
-      </w:pPr>
-      <w:rPr>
-        <w:rFonts w:ascii="Arial" w:eastAsia="Arial" w:hAnsi="Arial" w:cs="Arial"/>
-        <w:b w:val="0"/>
-        <w:bCs w:val="0"/>
-        <w:i w:val="0"/>
-        <w:iCs w:val="0"/>
-        <w:smallCaps w:val="0"/>
-        <w:strike w:val="0"/>
-        <w:color w:val="000000"/>
-        <w:sz w:val="22"/>
-        <w:szCs w:val="22"/>
-        <w:u w:val="none"/>
-        <w:shd w:val="clear" w:color="auto" w:fill="auto"/>
-        <w:vertAlign w:val="baseline"/>
-      </w:rPr>
-    </w:lvl>
-    <w:lvl w:ilvl="4">
-      <w:start w:val="1"/>
-      <w:numFmt w:val="bullet"/>
-      <w:lvlText w:val="■"/>
-      <w:lvlJc w:val="left"/>
-      <w:pPr>
-        <w:ind w:left="3600" w:hanging="360"/>
-      </w:pPr>
-      <w:rPr>
-        <w:rFonts w:ascii="Arial" w:eastAsia="Arial" w:hAnsi="Arial" w:cs="Arial"/>
-        <w:b w:val="0"/>
-        <w:bCs w:val="0"/>
-        <w:i w:val="0"/>
-        <w:iCs w:val="0"/>
-        <w:smallCaps w:val="0"/>
-        <w:strike w:val="0"/>
-        <w:color w:val="000000"/>
-        <w:sz w:val="22"/>
-        <w:szCs w:val="22"/>
-        <w:u w:val="none"/>
-        <w:shd w:val="clear" w:color="auto" w:fill="auto"/>
-        <w:vertAlign w:val="baseline"/>
-      </w:rPr>
-    </w:lvl>
-    <w:lvl w:ilvl="5">
-      <w:start w:val="1"/>
-      <w:numFmt w:val="bullet"/>
-      <w:lvlText w:val="■"/>
-      <w:lvlJc w:val="left"/>
-      <w:pPr>
-        <w:ind w:left="4320" w:hanging="360"/>
-      </w:pPr>
-      <w:rPr>
-        <w:rFonts w:ascii="Arial" w:eastAsia="Arial" w:hAnsi="Arial" w:cs="Arial"/>
-        <w:b w:val="0"/>
-        <w:bCs w:val="0"/>
-        <w:i w:val="0"/>
-        <w:iCs w:val="0"/>
-        <w:smallCaps w:val="0"/>
-        <w:strike w:val="0"/>
-        <w:color w:val="000000"/>
-        <w:sz w:val="22"/>
-        <w:szCs w:val="22"/>
-        <w:u w:val="none"/>
-        <w:shd w:val="clear" w:color="auto" w:fill="auto"/>
-        <w:vertAlign w:val="baseline"/>
-      </w:rPr>
-    </w:lvl>
-    <w:lvl w:ilvl="6">
-      <w:start w:val="1"/>
-      <w:numFmt w:val="bullet"/>
-      <w:lvlText w:val="■"/>
-      <w:lvlJc w:val="left"/>
-      <w:pPr>
-        <w:ind w:left="5040" w:hanging="360"/>
-      </w:pPr>
-      <w:rPr>
-        <w:rFonts w:ascii="Arial" w:eastAsia="Arial" w:hAnsi="Arial" w:cs="Arial"/>
-        <w:b w:val="0"/>
-        <w:bCs w:val="0"/>
-        <w:i w:val="0"/>
-        <w:iCs w:val="0"/>
-        <w:smallCaps w:val="0"/>
-        <w:strike w:val="0"/>
-        <w:color w:val="000000"/>
-        <w:sz w:val="22"/>
-        <w:szCs w:val="22"/>
-        <w:u w:val="none"/>
-        <w:shd w:val="clear" w:color="auto" w:fill="auto"/>
-        <w:vertAlign w:val="baseline"/>
-      </w:rPr>
-    </w:lvl>
-    <w:lvl w:ilvl="7">
-      <w:start w:val="1"/>
-      <w:numFmt w:val="bullet"/>
-      <w:lvlText w:val="■"/>
-      <w:lvlJc w:val="left"/>
-      <w:pPr>
-        <w:ind w:left="5760" w:hanging="360"/>
-      </w:pPr>
-      <w:rPr>
-        <w:rFonts w:ascii="Arial" w:eastAsia="Arial" w:hAnsi="Arial" w:cs="Arial"/>
-        <w:b w:val="0"/>
-        <w:bCs w:val="0"/>
-        <w:i w:val="0"/>
-        <w:iCs w:val="0"/>
-        <w:smallCaps w:val="0"/>
-        <w:strike w:val="0"/>
-        <w:color w:val="000000"/>
-        <w:sz w:val="22"/>
-        <w:szCs w:val="22"/>
-        <w:u w:val="none"/>
-        <w:shd w:val="clear" w:color="auto" w:fill="auto"/>
-        <w:vertAlign w:val="baseline"/>
-      </w:rPr>
-    </w:lvl>
-    <w:lvl w:ilvl="8">
-      <w:start w:val="1"/>
-      <w:numFmt w:val="bullet"/>
-      <w:lvlText w:val="■"/>
-      <w:lvlJc w:val="left"/>
-      <w:pPr>
-        <w:ind w:left="6480" w:hanging="360"/>
-      </w:pPr>
-      <w:rPr>
-        <w:rFonts w:ascii="Arial" w:eastAsia="Arial" w:hAnsi="Arial" w:cs="Arial"/>
-        <w:b w:val="0"/>
-        <w:bCs w:val="0"/>
-        <w:i w:val="0"/>
-        <w:iCs w:val="0"/>
-        <w:smallCaps w:val="0"/>
-        <w:strike w:val="0"/>
-        <w:color w:val="000000"/>
-        <w:sz w:val="22"/>
-        <w:szCs w:val="22"/>
-        <w:u w:val="none"/>
-        <w:shd w:val="clear" w:color="auto" w:fill="auto"/>
-        <w:vertAlign w:val="baseline"/>
-      </w:rPr>
+        <w:tabs>
+          <w:tab w:val="num" w:pos="0"/>
+        </w:tabs>
+        <w:ind w:left="0" w:hanging="0"/>
+      </w:pPr>
     </w:lvl>
   </w:abstractNum>
   <w:num w:numId="1">
+    <w:abstractNumId w:val="1"/>
+  </w:num>
+  <w:num w:numId="2">
+    <w:abstractNumId w:val="2"/>
+  </w:num>
+  <w:num w:numId="3">
     <w:abstractNumId w:val="3"/>
   </w:num>
-  <w:num w:numId="2">
-    <w:abstractNumId w:val="8"/>
-  </w:num>
-  <w:num w:numId="3">
-    <w:abstractNumId w:val="9"/>
-  </w:num>
   <w:num w:numId="4">
-    <w:abstractNumId w:val="6"/>
-  </w:num>
-  <w:num w:numId="5">
-    <w:abstractNumId w:val="7"/>
-  </w:num>
-  <w:num w:numId="6">
     <w:abstractNumId w:val="4"/>
-  </w:num>
-  <w:num w:numId="7">
-    <w:abstractNumId w:val="5"/>
-  </w:num>
-  <w:num w:numId="8">
-    <w:abstractNumId w:val="1"/>
-  </w:num>
-  <w:num w:numId="9">
-    <w:abstractNumId w:val="2"/>
-  </w:num>
-  <w:num w:numId="10">
-    <w:abstractNumId w:val="0"/>
   </w:num>
 </w:numbering>
 </file>
 
 <file path=word/styles.xml><?xml version="1.0" encoding="utf-8"?>
-<w:styles xmlns:mc="http://schemas.openxmlformats.org/markup-compatibility/2006" xmlns:r="http://schemas.openxmlformats.org/officeDocument/2006/relationships" xmlns:w="http://schemas.openxmlformats.org/wordprocessingml/2006/main" xmlns:w14="http://schemas.microsoft.com/office/word/2010/wordml" xmlns:w15="http://schemas.microsoft.com/office/word/2012/wordml" xmlns:w16se="http://schemas.microsoft.com/office/word/2015/wordml/symex" mc:Ignorable="w14 w15 w16se">
+<w:styles xmlns:w="http://schemas.openxmlformats.org/wordprocessingml/2006/main" xmlns:w14="http://schemas.microsoft.com/office/word/2010/wordml" xmlns:mc="http://schemas.openxmlformats.org/markup-compatibility/2006" mc:Ignorable="w14">
   <w:docDefaults>
     <w:rPrDefault>
       <w:rPr>
-        <w:rFonts w:ascii="Calibri" w:eastAsia="Calibri" w:hAnsi="Calibri" w:cs="Calibri"/>
+        <w:rFonts w:ascii="Calibri" w:hAnsi="Calibri" w:eastAsia="Calibri" w:cs="Calibri"/>
         <w:sz w:val="24"/>
         <w:szCs w:val="24"/>
         <w:lang w:val="en-US" w:eastAsia="en-US" w:bidi="ar-SA"/>
@@ -3862,22 +3058,21 @@
     </w:rPrDefault>
     <w:pPrDefault>
       <w:pPr>
-        <w:widowControl w:val="0"/>
-        <w:spacing w:line="300" w:lineRule="auto"/>
+        <w:suppressAutoHyphens w:val="true"/>
       </w:pPr>
     </w:pPrDefault>
   </w:docDefaults>
   <w:latentStyles w:defLockedState="0" w:defUIPriority="99" w:defSemiHidden="0" w:defUnhideWhenUsed="0" w:defQFormat="0" w:count="371">
     <w:lsdException w:name="Normal" w:uiPriority="0" w:qFormat="1"/>
     <w:lsdException w:name="heading 1" w:uiPriority="9" w:qFormat="1"/>
-    <w:lsdException w:name="heading 2" w:semiHidden="1" w:uiPriority="9" w:unhideWhenUsed="1" w:qFormat="1"/>
-    <w:lsdException w:name="heading 3" w:semiHidden="1" w:uiPriority="9" w:unhideWhenUsed="1" w:qFormat="1"/>
-    <w:lsdException w:name="heading 4" w:semiHidden="1" w:uiPriority="9" w:unhideWhenUsed="1" w:qFormat="1"/>
-    <w:lsdException w:name="heading 5" w:semiHidden="1" w:uiPriority="9" w:unhideWhenUsed="1" w:qFormat="1"/>
-    <w:lsdException w:name="heading 6" w:semiHidden="1" w:uiPriority="9" w:unhideWhenUsed="1" w:qFormat="1"/>
-    <w:lsdException w:name="heading 7" w:semiHidden="1" w:uiPriority="9" w:unhideWhenUsed="1" w:qFormat="1"/>
-    <w:lsdException w:name="heading 8" w:semiHidden="1" w:uiPriority="9" w:unhideWhenUsed="1" w:qFormat="1"/>
-    <w:lsdException w:name="heading 9" w:semiHidden="1" w:uiPriority="9" w:unhideWhenUsed="1" w:qFormat="1"/>
+    <w:lsdException w:name="heading 2" w:uiPriority="9" w:semiHidden="1" w:unhideWhenUsed="1" w:qFormat="1"/>
+    <w:lsdException w:name="heading 3" w:uiPriority="9" w:semiHidden="1" w:unhideWhenUsed="1" w:qFormat="1"/>
+    <w:lsdException w:name="heading 4" w:uiPriority="9" w:semiHidden="1" w:unhideWhenUsed="1" w:qFormat="1"/>
+    <w:lsdException w:name="heading 5" w:uiPriority="9" w:semiHidden="1" w:unhideWhenUsed="1" w:qFormat="1"/>
+    <w:lsdException w:name="heading 6" w:uiPriority="9" w:semiHidden="1" w:unhideWhenUsed="1" w:qFormat="1"/>
+    <w:lsdException w:name="heading 7" w:uiPriority="9" w:semiHidden="1" w:unhideWhenUsed="1" w:qFormat="1"/>
+    <w:lsdException w:name="heading 8" w:uiPriority="9" w:semiHidden="1" w:unhideWhenUsed="1" w:qFormat="1"/>
+    <w:lsdException w:name="heading 9" w:uiPriority="9" w:semiHidden="1" w:unhideWhenUsed="1" w:qFormat="1"/>
     <w:lsdException w:name="index 1" w:semiHidden="1" w:unhideWhenUsed="1"/>
     <w:lsdException w:name="index 2" w:semiHidden="1" w:unhideWhenUsed="1"/>
     <w:lsdException w:name="index 3" w:semiHidden="1" w:unhideWhenUsed="1"/>
@@ -3887,22 +3082,22 @@
     <w:lsdException w:name="index 7" w:semiHidden="1" w:unhideWhenUsed="1"/>
     <w:lsdException w:name="index 8" w:semiHidden="1" w:unhideWhenUsed="1"/>
     <w:lsdException w:name="index 9" w:semiHidden="1" w:unhideWhenUsed="1"/>
-    <w:lsdException w:name="toc 1" w:semiHidden="1" w:uiPriority="39" w:unhideWhenUsed="1"/>
-    <w:lsdException w:name="toc 2" w:semiHidden="1" w:uiPriority="39" w:unhideWhenUsed="1"/>
-    <w:lsdException w:name="toc 3" w:semiHidden="1" w:uiPriority="39" w:unhideWhenUsed="1"/>
-    <w:lsdException w:name="toc 4" w:semiHidden="1" w:uiPriority="39" w:unhideWhenUsed="1"/>
-    <w:lsdException w:name="toc 5" w:semiHidden="1" w:uiPriority="39" w:unhideWhenUsed="1"/>
-    <w:lsdException w:name="toc 6" w:semiHidden="1" w:uiPriority="39" w:unhideWhenUsed="1"/>
-    <w:lsdException w:name="toc 7" w:semiHidden="1" w:uiPriority="39" w:unhideWhenUsed="1"/>
-    <w:lsdException w:name="toc 8" w:semiHidden="1" w:uiPriority="39" w:unhideWhenUsed="1"/>
-    <w:lsdException w:name="toc 9" w:semiHidden="1" w:uiPriority="39" w:unhideWhenUsed="1"/>
+    <w:lsdException w:name="toc 1" w:uiPriority="39" w:semiHidden="1" w:unhideWhenUsed="1"/>
+    <w:lsdException w:name="toc 2" w:uiPriority="39" w:semiHidden="1" w:unhideWhenUsed="1"/>
+    <w:lsdException w:name="toc 3" w:uiPriority="39" w:semiHidden="1" w:unhideWhenUsed="1"/>
+    <w:lsdException w:name="toc 4" w:uiPriority="39" w:semiHidden="1" w:unhideWhenUsed="1"/>
+    <w:lsdException w:name="toc 5" w:uiPriority="39" w:semiHidden="1" w:unhideWhenUsed="1"/>
+    <w:lsdException w:name="toc 6" w:uiPriority="39" w:semiHidden="1" w:unhideWhenUsed="1"/>
+    <w:lsdException w:name="toc 7" w:uiPriority="39" w:semiHidden="1" w:unhideWhenUsed="1"/>
+    <w:lsdException w:name="toc 8" w:uiPriority="39" w:semiHidden="1" w:unhideWhenUsed="1"/>
+    <w:lsdException w:name="toc 9" w:uiPriority="39" w:semiHidden="1" w:unhideWhenUsed="1"/>
     <w:lsdException w:name="Normal Indent" w:semiHidden="1" w:unhideWhenUsed="1"/>
     <w:lsdException w:name="footnote text" w:semiHidden="1" w:unhideWhenUsed="1"/>
     <w:lsdException w:name="annotation text" w:semiHidden="1" w:unhideWhenUsed="1"/>
     <w:lsdException w:name="header" w:semiHidden="1" w:unhideWhenUsed="1"/>
     <w:lsdException w:name="footer" w:semiHidden="1" w:unhideWhenUsed="1"/>
     <w:lsdException w:name="index heading" w:semiHidden="1" w:unhideWhenUsed="1"/>
-    <w:lsdException w:name="caption" w:semiHidden="1" w:uiPriority="35" w:unhideWhenUsed="1" w:qFormat="1"/>
+    <w:lsdException w:name="caption" w:uiPriority="35" w:semiHidden="1" w:unhideWhenUsed="1" w:qFormat="1"/>
     <w:lsdException w:name="table of figures" w:semiHidden="1" w:unhideWhenUsed="1"/>
     <w:lsdException w:name="envelope address" w:semiHidden="1" w:unhideWhenUsed="1"/>
     <w:lsdException w:name="envelope return" w:semiHidden="1" w:unhideWhenUsed="1"/>
@@ -3933,7 +3128,7 @@
     <w:lsdException w:name="Title" w:uiPriority="10" w:qFormat="1"/>
     <w:lsdException w:name="Closing" w:semiHidden="1" w:unhideWhenUsed="1"/>
     <w:lsdException w:name="Signature" w:semiHidden="1" w:unhideWhenUsed="1"/>
-    <w:lsdException w:name="Default Paragraph Font" w:semiHidden="1" w:uiPriority="1" w:unhideWhenUsed="1"/>
+    <w:lsdException w:name="Default Paragraph Font" w:uiPriority="1" w:semiHidden="1" w:unhideWhenUsed="1"/>
     <w:lsdException w:name="Body Text" w:semiHidden="1" w:unhideWhenUsed="1"/>
     <w:lsdException w:name="Body Text Indent" w:semiHidden="1" w:unhideWhenUsed="1"/>
     <w:lsdException w:name="List Continue" w:semiHidden="1" w:unhideWhenUsed="1"/>
@@ -4133,8 +3328,8 @@
     <w:lsdException w:name="Subtle Reference" w:uiPriority="31" w:qFormat="1"/>
     <w:lsdException w:name="Intense Reference" w:uiPriority="32" w:qFormat="1"/>
     <w:lsdException w:name="Book Title" w:uiPriority="33" w:qFormat="1"/>
-    <w:lsdException w:name="Bibliography" w:semiHidden="1" w:uiPriority="37" w:unhideWhenUsed="1"/>
-    <w:lsdException w:name="TOC Heading" w:semiHidden="1" w:uiPriority="39" w:unhideWhenUsed="1" w:qFormat="1"/>
+    <w:lsdException w:name="Bibliography" w:uiPriority="37" w:semiHidden="1" w:unhideWhenUsed="1"/>
+    <w:lsdException w:name="TOC Heading" w:uiPriority="39" w:semiHidden="1" w:unhideWhenUsed="1" w:qFormat="1"/>
     <w:lsdException w:name="Plain Table 1" w:uiPriority="41"/>
     <w:lsdException w:name="Plain Table 2" w:uiPriority="42"/>
     <w:lsdException w:name="Plain Table 3" w:uiPriority="43"/>
@@ -4240,25 +3435,32 @@
     <w:lsdException w:name="List Table 6 Colorful Accent 6" w:uiPriority="51"/>
     <w:lsdException w:name="List Table 7 Colorful Accent 6" w:uiPriority="52"/>
   </w:latentStyles>
-  <w:style w:type="paragraph" w:default="1" w:styleId="Normal">
+  <w:style w:type="paragraph" w:styleId="Normal" w:default="1">
     <w:name w:val="Normal"/>
+    <w:qFormat/>
+    <w:pPr>
+      <w:widowControl w:val="false"/>
+      <w:bidi w:val="0"/>
+      <w:spacing w:lineRule="auto" w:line="300" w:before="0" w:after="0"/>
+      <w:jc w:val="left"/>
+    </w:pPr>
     <w:rPr>
-      <w:lang w:val="es-AR"/>
+      <w:rFonts w:ascii="Calibri" w:hAnsi="Calibri" w:eastAsia="Calibri" w:cs="Calibri"/>
+      <w:color w:val="auto"/>
+      <w:kern w:val="0"/>
+      <w:sz w:val="24"/>
+      <w:szCs w:val="24"/>
+      <w:lang w:val="es-AR" w:eastAsia="en-US" w:bidi="ar-SA"/>
     </w:rPr>
   </w:style>
   <w:style w:type="paragraph" w:styleId="Ttulo1">
-    <w:name w:val="heading 1"/>
+    <w:name w:val="Heading 1"/>
     <w:basedOn w:val="Normal"/>
     <w:next w:val="Normal"/>
     <w:link w:val="Ttulo1Car"/>
+    <w:qFormat/>
     <w:pPr>
-      <w:pBdr>
-        <w:top w:val="nil"/>
-        <w:left w:val="nil"/>
-        <w:bottom w:val="nil"/>
-        <w:right w:val="nil"/>
-        <w:between w:val="nil"/>
-      </w:pBdr>
+      <w:pBdr/>
       <w:spacing w:before="360" w:after="120"/>
       <w:outlineLvl w:val="0"/>
     </w:pPr>
@@ -4270,17 +3472,12 @@
     </w:rPr>
   </w:style>
   <w:style w:type="paragraph" w:styleId="Ttulo2">
-    <w:name w:val="heading 2"/>
+    <w:name w:val="Heading 2"/>
     <w:basedOn w:val="Normal"/>
     <w:next w:val="Normal"/>
+    <w:qFormat/>
     <w:pPr>
-      <w:pBdr>
-        <w:top w:val="nil"/>
-        <w:left w:val="nil"/>
-        <w:bottom w:val="nil"/>
-        <w:right w:val="nil"/>
-        <w:between w:val="nil"/>
-      </w:pBdr>
+      <w:pBdr/>
       <w:spacing w:before="280" w:after="80"/>
       <w:outlineLvl w:val="1"/>
     </w:pPr>
@@ -4292,17 +3489,12 @@
     </w:rPr>
   </w:style>
   <w:style w:type="paragraph" w:styleId="Ttulo3">
-    <w:name w:val="heading 3"/>
+    <w:name w:val="Heading 3"/>
     <w:basedOn w:val="Normal"/>
     <w:next w:val="Normal"/>
+    <w:qFormat/>
     <w:pPr>
-      <w:pBdr>
-        <w:top w:val="nil"/>
-        <w:left w:val="nil"/>
-        <w:bottom w:val="nil"/>
-        <w:right w:val="nil"/>
-        <w:between w:val="nil"/>
-      </w:pBdr>
+      <w:pBdr/>
       <w:spacing w:before="240" w:after="240"/>
       <w:outlineLvl w:val="2"/>
     </w:pPr>
@@ -4314,17 +3506,12 @@
     </w:rPr>
   </w:style>
   <w:style w:type="paragraph" w:styleId="Ttulo4">
-    <w:name w:val="heading 4"/>
+    <w:name w:val="Heading 4"/>
     <w:basedOn w:val="Normal"/>
     <w:next w:val="Normal"/>
+    <w:qFormat/>
     <w:pPr>
-      <w:pBdr>
-        <w:top w:val="nil"/>
-        <w:left w:val="nil"/>
-        <w:bottom w:val="nil"/>
-        <w:right w:val="nil"/>
-        <w:between w:val="nil"/>
-      </w:pBdr>
+      <w:pBdr/>
       <w:spacing w:before="255" w:after="255"/>
       <w:outlineLvl w:val="3"/>
     </w:pPr>
@@ -4334,17 +3521,12 @@
     </w:rPr>
   </w:style>
   <w:style w:type="paragraph" w:styleId="Ttulo5">
-    <w:name w:val="heading 5"/>
+    <w:name w:val="Heading 5"/>
     <w:basedOn w:val="Normal"/>
     <w:next w:val="Normal"/>
+    <w:qFormat/>
     <w:pPr>
-      <w:pBdr>
-        <w:top w:val="nil"/>
-        <w:left w:val="nil"/>
-        <w:bottom w:val="nil"/>
-        <w:right w:val="nil"/>
-        <w:between w:val="nil"/>
-      </w:pBdr>
+      <w:pBdr/>
       <w:spacing w:before="255" w:after="255"/>
       <w:outlineLvl w:val="4"/>
     </w:pPr>
@@ -4356,17 +3538,12 @@
     </w:rPr>
   </w:style>
   <w:style w:type="paragraph" w:styleId="Ttulo6">
-    <w:name w:val="heading 6"/>
+    <w:name w:val="Heading 6"/>
     <w:basedOn w:val="Normal"/>
     <w:next w:val="Normal"/>
+    <w:qFormat/>
     <w:pPr>
-      <w:pBdr>
-        <w:top w:val="nil"/>
-        <w:left w:val="nil"/>
-        <w:bottom w:val="nil"/>
-        <w:right w:val="nil"/>
-        <w:between w:val="nil"/>
-      </w:pBdr>
+      <w:pBdr/>
       <w:spacing w:before="360" w:after="360"/>
       <w:outlineLvl w:val="5"/>
     </w:pPr>
@@ -4378,31 +3555,460 @@
     </w:rPr>
   </w:style>
   <w:style w:type="paragraph" w:styleId="Ttulo7">
-    <w:name w:val="heading 7"/>
+    <w:name w:val="Heading 7"/>
     <w:basedOn w:val="Normal"/>
     <w:next w:val="Normal"/>
     <w:link w:val="Ttulo7Car"/>
     <w:uiPriority w:val="9"/>
     <w:unhideWhenUsed/>
     <w:qFormat/>
-    <w:rsid w:val="00BA704C"/>
+    <w:rsid w:val="00ba704c"/>
     <w:pPr>
-      <w:keepNext/>
+      <w:keepNext w:val="true"/>
       <w:keepLines/>
-      <w:spacing w:before="40"/>
+      <w:spacing w:before="40" w:after="0"/>
       <w:outlineLvl w:val="6"/>
     </w:pPr>
     <w:rPr>
-      <w:rFonts w:asciiTheme="majorHAnsi" w:eastAsiaTheme="majorEastAsia" w:hAnsiTheme="majorHAnsi" w:cstheme="majorBidi"/>
+      <w:rFonts w:ascii="Calibri" w:hAnsi="Calibri" w:eastAsia="" w:cs="" w:asciiTheme="majorHAnsi" w:cstheme="majorBidi" w:eastAsiaTheme="majorEastAsia" w:hAnsiTheme="majorHAnsi"/>
       <w:i/>
       <w:iCs/>
-      <w:color w:val="243F60" w:themeColor="accent1" w:themeShade="7F"/>
+      <w:color w:val="243F60" w:themeColor="accent1" w:themeShade="7f"/>
     </w:rPr>
   </w:style>
-  <w:style w:type="character" w:default="1" w:styleId="Fuentedeprrafopredeter">
+  <w:style w:type="character" w:styleId="DefaultParagraphFont" w:default="1">
     <w:name w:val="Default Paragraph Font"/>
     <w:uiPriority w:val="1"/>
     <w:unhideWhenUsed/>
+    <w:qFormat/>
+    <w:rPr/>
+  </w:style>
+  <w:style w:type="character" w:styleId="EnlacedeInternet">
+    <w:name w:val="Hyperlink"/>
+    <w:basedOn w:val="DefaultParagraphFont"/>
+    <w:uiPriority w:val="99"/>
+    <w:unhideWhenUsed/>
+    <w:rsid w:val="007e1f44"/>
+    <w:rPr>
+      <w:color w:val="0000FF" w:themeColor="hyperlink"/>
+      <w:u w:val="single"/>
+    </w:rPr>
+  </w:style>
+  <w:style w:type="character" w:styleId="Calibri12TextonormalCar" w:customStyle="1">
+    <w:name w:val="Calibri 12 (Texto normal) Car"/>
+    <w:basedOn w:val="DefaultParagraphFont"/>
+    <w:link w:val="Calibri12Textonormal"/>
+    <w:qFormat/>
+    <w:rsid w:val="00164b9e"/>
+    <w:rPr>
+      <w:rFonts w:eastAsia="Times New Roman" w:cs="Arial"/>
+      <w:color w:val="000000"/>
+      <w:szCs w:val="22"/>
+      <w:lang w:val="es-AR" w:eastAsia="es-AR"/>
+    </w:rPr>
+  </w:style>
+  <w:style w:type="character" w:styleId="Ttulo1Car" w:customStyle="1">
+    <w:name w:val="Título 1 Car"/>
+    <w:basedOn w:val="DefaultParagraphFont"/>
+    <w:qFormat/>
+    <w:rsid w:val="00164b9e"/>
+    <w:rPr>
+      <w:b/>
+      <w:bCs/>
+      <w:sz w:val="32"/>
+      <w:szCs w:val="32"/>
+      <w:lang w:val="es-AR"/>
+    </w:rPr>
+  </w:style>
+  <w:style w:type="character" w:styleId="Calibri16TituloCar" w:customStyle="1">
+    <w:name w:val="Calibri 16 (Titulo) Car"/>
+    <w:basedOn w:val="Ttulo1Car"/>
+    <w:link w:val="Calibri16Titulo"/>
+    <w:qFormat/>
+    <w:rsid w:val="00164b9e"/>
+    <w:rPr>
+      <w:b/>
+      <w:bCs/>
+      <w:sz w:val="32"/>
+      <w:szCs w:val="32"/>
+      <w:lang w:val="es-AR"/>
+    </w:rPr>
+  </w:style>
+  <w:style w:type="character" w:styleId="Calibri14negritaTitulo2Car" w:customStyle="1">
+    <w:name w:val="Calibri 14 negrita Titulo 2 Car"/>
+    <w:basedOn w:val="Calibri12TextonormalCar"/>
+    <w:link w:val="Calibri14negritaTitulo2"/>
+    <w:qFormat/>
+    <w:rsid w:val="000b0855"/>
+    <w:rPr>
+      <w:rFonts w:eastAsia="Times New Roman" w:cs="Arial"/>
+      <w:b/>
+      <w:color w:val="000000" w:themeColor="text1"/>
+      <w:sz w:val="28"/>
+      <w:szCs w:val="28"/>
+      <w:lang w:val="es-AR" w:eastAsia="es-AR"/>
+    </w:rPr>
+  </w:style>
+  <w:style w:type="character" w:styleId="Ttulo7Car" w:customStyle="1">
+    <w:name w:val="Título 7 Car"/>
+    <w:basedOn w:val="DefaultParagraphFont"/>
+    <w:uiPriority w:val="9"/>
+    <w:qFormat/>
+    <w:rsid w:val="00ba704c"/>
+    <w:rPr>
+      <w:rFonts w:ascii="Calibri" w:hAnsi="Calibri" w:eastAsia="" w:cs="" w:asciiTheme="majorHAnsi" w:cstheme="majorBidi" w:eastAsiaTheme="majorEastAsia" w:hAnsiTheme="majorHAnsi"/>
+      <w:i/>
+      <w:iCs/>
+      <w:color w:val="243F60" w:themeColor="accent1" w:themeShade="7f"/>
+      <w:lang w:val="es-AR"/>
+    </w:rPr>
+  </w:style>
+  <w:style w:type="character" w:styleId="Estilo1Car" w:customStyle="1">
+    <w:name w:val="Estilo1 Car"/>
+    <w:basedOn w:val="Calibri16TituloCar"/>
+    <w:link w:val="Estilo1"/>
+    <w:qFormat/>
+    <w:rsid w:val="000b0855"/>
+    <w:rPr>
+      <w:b/>
+      <w:bCs/>
+      <w:sz w:val="28"/>
+      <w:szCs w:val="28"/>
+      <w:lang w:val="es-AR"/>
+    </w:rPr>
+  </w:style>
+  <w:style w:type="character" w:styleId="Enlacedelndice">
+    <w:name w:val="Enlace del índice"/>
+    <w:qFormat/>
+    <w:rPr/>
+  </w:style>
+  <w:style w:type="paragraph" w:styleId="Ttulo">
+    <w:name w:val="Título"/>
+    <w:basedOn w:val="Normal"/>
+    <w:next w:val="Cuerpodetexto"/>
+    <w:qFormat/>
+    <w:pPr>
+      <w:keepNext w:val="true"/>
+      <w:spacing w:before="240" w:after="120"/>
+    </w:pPr>
+    <w:rPr>
+      <w:rFonts w:ascii="Liberation Sans" w:hAnsi="Liberation Sans" w:eastAsia="Microsoft YaHei" w:cs="Lucida Sans"/>
+      <w:sz w:val="28"/>
+      <w:szCs w:val="28"/>
+    </w:rPr>
+  </w:style>
+  <w:style w:type="paragraph" w:styleId="Cuerpodetexto">
+    <w:name w:val="Body Text"/>
+    <w:basedOn w:val="Normal"/>
+    <w:pPr>
+      <w:spacing w:lineRule="auto" w:line="276" w:before="0" w:after="140"/>
+    </w:pPr>
+    <w:rPr/>
+  </w:style>
+  <w:style w:type="paragraph" w:styleId="Lista">
+    <w:name w:val="List"/>
+    <w:basedOn w:val="Cuerpodetexto"/>
+    <w:pPr/>
+    <w:rPr>
+      <w:rFonts w:cs="Lucida Sans"/>
+    </w:rPr>
+  </w:style>
+  <w:style w:type="paragraph" w:styleId="Leyenda">
+    <w:name w:val="Caption"/>
+    <w:basedOn w:val="Normal"/>
+    <w:qFormat/>
+    <w:pPr>
+      <w:suppressLineNumbers/>
+      <w:spacing w:before="120" w:after="120"/>
+    </w:pPr>
+    <w:rPr>
+      <w:rFonts w:cs="Lucida Sans"/>
+      <w:i/>
+      <w:iCs/>
+      <w:sz w:val="24"/>
+      <w:szCs w:val="24"/>
+    </w:rPr>
+  </w:style>
+  <w:style w:type="paragraph" w:styleId="Ndice">
+    <w:name w:val="Índice"/>
+    <w:basedOn w:val="Normal"/>
+    <w:qFormat/>
+    <w:pPr>
+      <w:suppressLineNumbers/>
+    </w:pPr>
+    <w:rPr>
+      <w:rFonts w:cs="Lucida Sans"/>
+    </w:rPr>
+  </w:style>
+  <w:style w:type="paragraph" w:styleId="Ttulogeneral">
+    <w:name w:val="Title"/>
+    <w:basedOn w:val="Normal"/>
+    <w:next w:val="Normal"/>
+    <w:qFormat/>
+    <w:pPr>
+      <w:keepNext w:val="true"/>
+      <w:keepLines/>
+      <w:spacing w:before="480" w:after="120"/>
+    </w:pPr>
+    <w:rPr>
+      <w:b/>
+      <w:bCs/>
+      <w:sz w:val="72"/>
+      <w:szCs w:val="72"/>
+    </w:rPr>
+  </w:style>
+  <w:style w:type="paragraph" w:styleId="Subttulo">
+    <w:name w:val="Subtitle"/>
+    <w:basedOn w:val="Normal"/>
+    <w:next w:val="Normal"/>
+    <w:qFormat/>
+    <w:pPr>
+      <w:keepNext w:val="true"/>
+      <w:keepLines/>
+      <w:spacing w:before="360" w:after="80"/>
+    </w:pPr>
+    <w:rPr>
+      <w:rFonts w:ascii="Georgia" w:hAnsi="Georgia" w:eastAsia="Georgia" w:cs="Georgia"/>
+      <w:i/>
+      <w:iCs/>
+      <w:color w:val="666666"/>
+      <w:sz w:val="48"/>
+      <w:szCs w:val="48"/>
+    </w:rPr>
+  </w:style>
+  <w:style w:type="paragraph" w:styleId="ListParagraph">
+    <w:name w:val="List Paragraph"/>
+    <w:basedOn w:val="Normal"/>
+    <w:uiPriority w:val="34"/>
+    <w:qFormat/>
+    <w:rsid w:val="00f37e32"/>
+    <w:pPr>
+      <w:spacing w:before="0" w:after="0"/>
+      <w:ind w:left="720" w:hanging="0"/>
+      <w:contextualSpacing/>
+    </w:pPr>
+    <w:rPr/>
+  </w:style>
+  <w:style w:type="paragraph" w:styleId="Font-claude-response-body" w:customStyle="1">
+    <w:name w:val="font-claude-response-body"/>
+    <w:basedOn w:val="Normal"/>
+    <w:qFormat/>
+    <w:rsid w:val="00f37e32"/>
+    <w:pPr>
+      <w:widowControl/>
+      <w:spacing w:lineRule="auto" w:line="240" w:beforeAutospacing="1" w:afterAutospacing="1"/>
+    </w:pPr>
+    <w:rPr>
+      <w:rFonts w:ascii="Times New Roman" w:hAnsi="Times New Roman" w:eastAsia="Times New Roman" w:cs="Times New Roman"/>
+      <w:lang w:val="en-US"/>
+    </w:rPr>
+  </w:style>
+  <w:style w:type="paragraph" w:styleId="Ttulodelndice">
+    <w:name w:val="Index Heading"/>
+    <w:basedOn w:val="Ttulo"/>
+    <w:pPr/>
+    <w:rPr/>
+  </w:style>
+  <w:style w:type="paragraph" w:styleId="Ttulodelsumario">
+    <w:name w:val="TOC Heading"/>
+    <w:basedOn w:val="Ttulo1"/>
+    <w:next w:val="Normal"/>
+    <w:uiPriority w:val="39"/>
+    <w:unhideWhenUsed/>
+    <w:qFormat/>
+    <w:rsid w:val="007e1f44"/>
+    <w:pPr>
+      <w:keepNext w:val="true"/>
+      <w:keepLines/>
+      <w:widowControl/>
+      <w:pBdr/>
+      <w:spacing w:lineRule="auto" w:line="259" w:before="240" w:after="0"/>
+      <w:outlineLvl w:val="9"/>
+    </w:pPr>
+    <w:rPr>
+      <w:rFonts w:ascii="Calibri" w:hAnsi="Calibri" w:eastAsia="" w:cs="" w:asciiTheme="majorHAnsi" w:cstheme="majorBidi" w:eastAsiaTheme="majorEastAsia" w:hAnsiTheme="majorHAnsi"/>
+      <w:b w:val="false"/>
+      <w:bCs w:val="false"/>
+      <w:color w:val="365F91" w:themeColor="accent1" w:themeShade="bf"/>
+      <w:lang w:val="en-US"/>
+    </w:rPr>
+  </w:style>
+  <w:style w:type="paragraph" w:styleId="Sumario1">
+    <w:name w:val="TOC 1"/>
+    <w:basedOn w:val="Normal"/>
+    <w:next w:val="Normal"/>
+    <w:autoRedefine/>
+    <w:uiPriority w:val="39"/>
+    <w:unhideWhenUsed/>
+    <w:rsid w:val="007e1f44"/>
+    <w:pPr>
+      <w:spacing w:before="0" w:after="100"/>
+    </w:pPr>
+    <w:rPr/>
+  </w:style>
+  <w:style w:type="paragraph" w:styleId="Sumario2">
+    <w:name w:val="TOC 2"/>
+    <w:basedOn w:val="Normal"/>
+    <w:next w:val="Normal"/>
+    <w:autoRedefine/>
+    <w:uiPriority w:val="39"/>
+    <w:unhideWhenUsed/>
+    <w:rsid w:val="007e1f44"/>
+    <w:pPr>
+      <w:spacing w:before="0" w:after="100"/>
+      <w:ind w:left="240" w:hanging="0"/>
+    </w:pPr>
+    <w:rPr/>
+  </w:style>
+  <w:style w:type="paragraph" w:styleId="NormalWeb">
+    <w:name w:val="Normal (Web)"/>
+    <w:basedOn w:val="Normal"/>
+    <w:uiPriority w:val="99"/>
+    <w:semiHidden/>
+    <w:unhideWhenUsed/>
+    <w:qFormat/>
+    <w:rsid w:val="00164b9e"/>
+    <w:pPr>
+      <w:widowControl/>
+      <w:spacing w:lineRule="auto" w:line="240" w:beforeAutospacing="1" w:afterAutospacing="1"/>
+    </w:pPr>
+    <w:rPr>
+      <w:rFonts w:ascii="Times New Roman" w:hAnsi="Times New Roman" w:eastAsia="Times New Roman" w:cs="Times New Roman"/>
+      <w:lang w:eastAsia="es-AR"/>
+    </w:rPr>
+  </w:style>
+  <w:style w:type="paragraph" w:styleId="Calibri12Textonormal" w:customStyle="1">
+    <w:name w:val="Calibri 12 (Texto normal)"/>
+    <w:basedOn w:val="Normal"/>
+    <w:link w:val="Calibri12TextonormalCar"/>
+    <w:qFormat/>
+    <w:rsid w:val="00164b9e"/>
+    <w:pPr/>
+    <w:rPr>
+      <w:rFonts w:eastAsia="Times New Roman" w:cs="Arial"/>
+      <w:color w:val="000000"/>
+      <w:szCs w:val="22"/>
+      <w:lang w:eastAsia="es-AR"/>
+    </w:rPr>
+  </w:style>
+  <w:style w:type="paragraph" w:styleId="Calibri16Titulo" w:customStyle="1">
+    <w:name w:val="Calibri 16 (Titulo)"/>
+    <w:basedOn w:val="Ttulo1"/>
+    <w:link w:val="Calibri16TituloCar"/>
+    <w:qFormat/>
+    <w:rsid w:val="00164b9e"/>
+    <w:pPr>
+      <w:spacing w:before="0" w:after="120"/>
+    </w:pPr>
+    <w:rPr/>
+  </w:style>
+  <w:style w:type="paragraph" w:styleId="NoSpacing">
+    <w:name w:val="No Spacing"/>
+    <w:uiPriority w:val="1"/>
+    <w:qFormat/>
+    <w:rsid w:val="00164b9e"/>
+    <w:pPr>
+      <w:widowControl w:val="false"/>
+      <w:bidi w:val="0"/>
+      <w:spacing w:lineRule="auto" w:line="240" w:before="0" w:after="0"/>
+      <w:jc w:val="left"/>
+    </w:pPr>
+    <w:rPr>
+      <w:rFonts w:ascii="Calibri" w:hAnsi="Calibri" w:eastAsia="Calibri" w:cs="Calibri"/>
+      <w:color w:val="auto"/>
+      <w:kern w:val="0"/>
+      <w:sz w:val="24"/>
+      <w:szCs w:val="24"/>
+      <w:lang w:val="es-AR" w:eastAsia="en-US" w:bidi="ar-SA"/>
+    </w:rPr>
+  </w:style>
+  <w:style w:type="paragraph" w:styleId="Calibri14negritaTitulo2" w:customStyle="1">
+    <w:name w:val="Calibri 14 negrita Titulo 2"/>
+    <w:basedOn w:val="Ttulogeneral"/>
+    <w:next w:val="Calibri12Textonormal"/>
+    <w:link w:val="Calibri14negritaTitulo2Car"/>
+    <w:qFormat/>
+    <w:rsid w:val="000b0855"/>
+    <w:pPr/>
+    <w:rPr>
+      <w:bCs w:val="false"/>
+      <w:color w:val="000000" w:themeColor="text1"/>
+      <w:sz w:val="28"/>
+      <w:szCs w:val="28"/>
+    </w:rPr>
+  </w:style>
+  <w:style w:type="paragraph" w:styleId="ListBullet">
+    <w:name w:val="List Bullet"/>
+    <w:basedOn w:val="Normal"/>
+    <w:uiPriority w:val="99"/>
+    <w:unhideWhenUsed/>
+    <w:qFormat/>
+    <w:rsid w:val="00ba704c"/>
+    <w:pPr>
+      <w:numPr>
+        <w:ilvl w:val="0"/>
+        <w:numId w:val="3"/>
+      </w:numPr>
+      <w:spacing w:before="0" w:after="0"/>
+      <w:contextualSpacing/>
+    </w:pPr>
+    <w:rPr/>
+  </w:style>
+  <w:style w:type="paragraph" w:styleId="Sumario3">
+    <w:name w:val="TOC 3"/>
+    <w:basedOn w:val="Normal"/>
+    <w:next w:val="Normal"/>
+    <w:autoRedefine/>
+    <w:uiPriority w:val="39"/>
+    <w:unhideWhenUsed/>
+    <w:rsid w:val="00ba704c"/>
+    <w:pPr>
+      <w:widowControl/>
+      <w:spacing w:lineRule="auto" w:line="259" w:before="0" w:after="100"/>
+      <w:ind w:left="440" w:hanging="0"/>
+    </w:pPr>
+    <w:rPr>
+      <w:rFonts w:ascii="Cambria" w:hAnsi="Cambria" w:eastAsia="" w:cs="Times New Roman" w:asciiTheme="minorHAnsi" w:eastAsiaTheme="minorEastAsia" w:hAnsiTheme="minorHAnsi"/>
+      <w:sz w:val="22"/>
+      <w:szCs w:val="22"/>
+      <w:lang w:eastAsia="es-AR"/>
+    </w:rPr>
+  </w:style>
+  <w:style w:type="paragraph" w:styleId="Estilo1" w:customStyle="1">
+    <w:name w:val="Estilo1"/>
+    <w:basedOn w:val="Ttulo2"/>
+    <w:link w:val="Estilo1Car"/>
+    <w:autoRedefine/>
+    <w:qFormat/>
+    <w:rsid w:val="000b0855"/>
+    <w:pPr/>
+    <w:rPr/>
+  </w:style>
+  <w:style w:type="paragraph" w:styleId="Cabeceraypie">
+    <w:name w:val="Cabecera y pie"/>
+    <w:basedOn w:val="Normal"/>
+    <w:qFormat/>
+    <w:pPr/>
+    <w:rPr/>
+  </w:style>
+  <w:style w:type="paragraph" w:styleId="Cabecera">
+    <w:name w:val="Header"/>
+    <w:basedOn w:val="Cabeceraypie"/>
+    <w:pPr/>
+    <w:rPr/>
+  </w:style>
+  <w:style w:type="paragraph" w:styleId="Piedepgina">
+    <w:name w:val="Footer"/>
+    <w:basedOn w:val="Cabeceraypie"/>
+    <w:pPr/>
+    <w:rPr/>
+  </w:style>
+  <w:style w:type="numbering" w:styleId="NoList" w:default="1">
+    <w:name w:val="No List"/>
+    <w:uiPriority w:val="99"/>
+    <w:semiHidden/>
+    <w:unhideWhenUsed/>
+    <w:qFormat/>
   </w:style>
   <w:style w:type="table" w:default="1" w:styleId="Tablanormal">
     <w:name w:val="Normal Table"/>
@@ -4410,7 +4016,6 @@
     <w:semiHidden/>
     <w:unhideWhenUsed/>
     <w:tblPr>
-      <w:tblInd w:w="0" w:type="dxa"/>
       <w:tblCellMar>
         <w:top w:w="0" w:type="dxa"/>
         <w:left w:w="108" w:type="dxa"/>
@@ -4418,12 +4023,6 @@
         <w:right w:w="108" w:type="dxa"/>
       </w:tblCellMar>
     </w:tblPr>
-  </w:style>
-  <w:style w:type="numbering" w:default="1" w:styleId="Sinlista">
-    <w:name w:val="No List"/>
-    <w:uiPriority w:val="99"/>
-    <w:semiHidden/>
-    <w:unhideWhenUsed/>
   </w:style>
   <w:style w:type="table" w:customStyle="1" w:styleId="TableNormal">
     <w:name w:val="TableNormal"/>
@@ -4436,367 +4035,24 @@
       </w:tblCellMar>
     </w:tblPr>
   </w:style>
-  <w:style w:type="paragraph" w:styleId="Ttulo">
-    <w:name w:val="Title"/>
-    <w:basedOn w:val="Normal"/>
-    <w:next w:val="Normal"/>
-    <w:pPr>
-      <w:keepNext/>
-      <w:keepLines/>
-      <w:spacing w:before="480" w:after="120"/>
-    </w:pPr>
-    <w:rPr>
-      <w:b/>
-      <w:bCs/>
-      <w:sz w:val="72"/>
-      <w:szCs w:val="72"/>
-    </w:rPr>
-  </w:style>
-  <w:style w:type="paragraph" w:styleId="Subttulo">
-    <w:name w:val="Subtitle"/>
-    <w:basedOn w:val="Normal"/>
-    <w:next w:val="Normal"/>
-    <w:pPr>
-      <w:keepNext/>
-      <w:keepLines/>
-      <w:spacing w:before="360" w:after="80"/>
-    </w:pPr>
-    <w:rPr>
-      <w:rFonts w:ascii="Georgia" w:eastAsia="Georgia" w:hAnsi="Georgia" w:cs="Georgia"/>
-      <w:i/>
-      <w:iCs/>
-      <w:color w:val="666666"/>
-      <w:sz w:val="48"/>
-      <w:szCs w:val="48"/>
-    </w:rPr>
-  </w:style>
-  <w:style w:type="table" w:customStyle="1" w:styleId="a">
-    <w:basedOn w:val="TableNormal"/>
-    <w:tblPr>
-      <w:tblStyleRowBandSize w:val="1"/>
-      <w:tblStyleColBandSize w:val="1"/>
-    </w:tblPr>
-  </w:style>
-  <w:style w:type="table" w:customStyle="1" w:styleId="a0">
-    <w:basedOn w:val="TableNormal"/>
-    <w:tblPr>
-      <w:tblStyleRowBandSize w:val="1"/>
-      <w:tblStyleColBandSize w:val="1"/>
-    </w:tblPr>
-  </w:style>
-  <w:style w:type="table" w:customStyle="1" w:styleId="a1">
-    <w:basedOn w:val="TableNormal"/>
-    <w:tblPr>
-      <w:tblStyleRowBandSize w:val="1"/>
-      <w:tblStyleColBandSize w:val="1"/>
-    </w:tblPr>
-  </w:style>
-  <w:style w:type="table" w:customStyle="1" w:styleId="a2">
-    <w:basedOn w:val="TableNormal"/>
-    <w:tblPr>
-      <w:tblStyleRowBandSize w:val="1"/>
-      <w:tblStyleColBandSize w:val="1"/>
-    </w:tblPr>
-  </w:style>
-  <w:style w:type="table" w:customStyle="1" w:styleId="a3">
-    <w:basedOn w:val="TableNormal"/>
-    <w:tblPr>
-      <w:tblStyleRowBandSize w:val="1"/>
-      <w:tblStyleColBandSize w:val="1"/>
-    </w:tblPr>
-  </w:style>
-  <w:style w:type="paragraph" w:styleId="Prrafodelista">
-    <w:name w:val="List Paragraph"/>
-    <w:basedOn w:val="Normal"/>
-    <w:uiPriority w:val="34"/>
-    <w:qFormat/>
-    <w:rsid w:val="00F37E32"/>
-    <w:pPr>
-      <w:ind w:left="720"/>
-      <w:contextualSpacing/>
-    </w:pPr>
-  </w:style>
   <w:style w:type="table" w:styleId="Tablaconcuadrcula">
     <w:name w:val="Table Grid"/>
     <w:basedOn w:val="Tablanormal"/>
     <w:uiPriority w:val="39"/>
-    <w:rsid w:val="00F37E32"/>
+    <w:rsid w:val="00f37e32"/>
     <w:pPr>
       <w:spacing w:line="240" w:lineRule="auto"/>
     </w:pPr>
     <w:tblPr>
       <w:tblBorders>
-        <w:top w:val="single" w:sz="4" w:space="0" w:color="auto"/>
-        <w:left w:val="single" w:sz="4" w:space="0" w:color="auto"/>
-        <w:bottom w:val="single" w:sz="4" w:space="0" w:color="auto"/>
-        <w:right w:val="single" w:sz="4" w:space="0" w:color="auto"/>
-        <w:insideH w:val="single" w:sz="4" w:space="0" w:color="auto"/>
-        <w:insideV w:val="single" w:sz="4" w:space="0" w:color="auto"/>
+        <w:top w:val="single" w:color="auto" w:sz="4" w:space="0"/>
+        <w:left w:val="single" w:color="auto" w:sz="4" w:space="0"/>
+        <w:bottom w:val="single" w:color="auto" w:sz="4" w:space="0"/>
+        <w:right w:val="single" w:color="auto" w:sz="4" w:space="0"/>
+        <w:insideH w:val="single" w:color="auto" w:sz="4" w:space="0"/>
+        <w:insideV w:val="single" w:color="auto" w:sz="4" w:space="0"/>
       </w:tblBorders>
     </w:tblPr>
-  </w:style>
-  <w:style w:type="paragraph" w:customStyle="1" w:styleId="font-claude-response-body">
-    <w:name w:val="font-claude-response-body"/>
-    <w:basedOn w:val="Normal"/>
-    <w:rsid w:val="00F37E32"/>
-    <w:pPr>
-      <w:widowControl/>
-      <w:spacing w:before="100" w:beforeAutospacing="1" w:after="100" w:afterAutospacing="1" w:line="240" w:lineRule="auto"/>
-    </w:pPr>
-    <w:rPr>
-      <w:rFonts w:ascii="Times New Roman" w:eastAsia="Times New Roman" w:hAnsi="Times New Roman" w:cs="Times New Roman"/>
-      <w:lang w:val="en-US"/>
-    </w:rPr>
-  </w:style>
-  <w:style w:type="paragraph" w:styleId="TtuloTDC">
-    <w:name w:val="TOC Heading"/>
-    <w:basedOn w:val="Ttulo1"/>
-    <w:next w:val="Normal"/>
-    <w:uiPriority w:val="39"/>
-    <w:unhideWhenUsed/>
-    <w:qFormat/>
-    <w:rsid w:val="007E1F44"/>
-    <w:pPr>
-      <w:keepNext/>
-      <w:keepLines/>
-      <w:widowControl/>
-      <w:pBdr>
-        <w:top w:val="none" w:sz="0" w:space="0" w:color="auto"/>
-        <w:left w:val="none" w:sz="0" w:space="0" w:color="auto"/>
-        <w:bottom w:val="none" w:sz="0" w:space="0" w:color="auto"/>
-        <w:right w:val="none" w:sz="0" w:space="0" w:color="auto"/>
-        <w:between w:val="none" w:sz="0" w:space="0" w:color="auto"/>
-      </w:pBdr>
-      <w:spacing w:before="240" w:after="0" w:line="259" w:lineRule="auto"/>
-      <w:outlineLvl w:val="9"/>
-    </w:pPr>
-    <w:rPr>
-      <w:rFonts w:asciiTheme="majorHAnsi" w:eastAsiaTheme="majorEastAsia" w:hAnsiTheme="majorHAnsi" w:cstheme="majorBidi"/>
-      <w:b w:val="0"/>
-      <w:bCs w:val="0"/>
-      <w:color w:val="365F91" w:themeColor="accent1" w:themeShade="BF"/>
-      <w:lang w:val="en-US"/>
-    </w:rPr>
-  </w:style>
-  <w:style w:type="paragraph" w:styleId="TDC1">
-    <w:name w:val="toc 1"/>
-    <w:basedOn w:val="Normal"/>
-    <w:next w:val="Normal"/>
-    <w:autoRedefine/>
-    <w:uiPriority w:val="39"/>
-    <w:unhideWhenUsed/>
-    <w:rsid w:val="007E1F44"/>
-    <w:pPr>
-      <w:spacing w:after="100"/>
-    </w:pPr>
-  </w:style>
-  <w:style w:type="paragraph" w:styleId="TDC2">
-    <w:name w:val="toc 2"/>
-    <w:basedOn w:val="Normal"/>
-    <w:next w:val="Normal"/>
-    <w:autoRedefine/>
-    <w:uiPriority w:val="39"/>
-    <w:unhideWhenUsed/>
-    <w:rsid w:val="007E1F44"/>
-    <w:pPr>
-      <w:spacing w:after="100"/>
-      <w:ind w:left="240"/>
-    </w:pPr>
-  </w:style>
-  <w:style w:type="character" w:styleId="Hipervnculo">
-    <w:name w:val="Hyperlink"/>
-    <w:basedOn w:val="Fuentedeprrafopredeter"/>
-    <w:uiPriority w:val="99"/>
-    <w:unhideWhenUsed/>
-    <w:rsid w:val="007E1F44"/>
-    <w:rPr>
-      <w:color w:val="0000FF" w:themeColor="hyperlink"/>
-      <w:u w:val="single"/>
-    </w:rPr>
-  </w:style>
-  <w:style w:type="paragraph" w:styleId="NormalWeb">
-    <w:name w:val="Normal (Web)"/>
-    <w:basedOn w:val="Normal"/>
-    <w:uiPriority w:val="99"/>
-    <w:semiHidden/>
-    <w:unhideWhenUsed/>
-    <w:rsid w:val="00164B9E"/>
-    <w:pPr>
-      <w:widowControl/>
-      <w:spacing w:before="100" w:beforeAutospacing="1" w:after="100" w:afterAutospacing="1" w:line="240" w:lineRule="auto"/>
-    </w:pPr>
-    <w:rPr>
-      <w:rFonts w:ascii="Times New Roman" w:eastAsia="Times New Roman" w:hAnsi="Times New Roman" w:cs="Times New Roman"/>
-      <w:lang w:eastAsia="es-AR"/>
-    </w:rPr>
-  </w:style>
-  <w:style w:type="paragraph" w:customStyle="1" w:styleId="Calibri12Textonormal">
-    <w:name w:val="Calibri 12 (Texto normal)"/>
-    <w:basedOn w:val="Normal"/>
-    <w:link w:val="Calibri12TextonormalCar"/>
-    <w:qFormat/>
-    <w:rsid w:val="00164B9E"/>
-    <w:rPr>
-      <w:rFonts w:eastAsia="Times New Roman" w:cs="Arial"/>
-      <w:color w:val="000000"/>
-      <w:szCs w:val="22"/>
-      <w:lang w:eastAsia="es-AR"/>
-    </w:rPr>
-  </w:style>
-  <w:style w:type="paragraph" w:customStyle="1" w:styleId="Calibri16Titulo">
-    <w:name w:val="Calibri 16 (Titulo)"/>
-    <w:basedOn w:val="Ttulo1"/>
-    <w:link w:val="Calibri16TituloCar"/>
-    <w:qFormat/>
-    <w:rsid w:val="00164B9E"/>
-    <w:pPr>
-      <w:spacing w:before="0"/>
-    </w:pPr>
-  </w:style>
-  <w:style w:type="character" w:customStyle="1" w:styleId="Calibri12TextonormalCar">
-    <w:name w:val="Calibri 12 (Texto normal) Car"/>
-    <w:basedOn w:val="Fuentedeprrafopredeter"/>
-    <w:link w:val="Calibri12Textonormal"/>
-    <w:rsid w:val="00164B9E"/>
-    <w:rPr>
-      <w:rFonts w:eastAsia="Times New Roman" w:cs="Arial"/>
-      <w:color w:val="000000"/>
-      <w:szCs w:val="22"/>
-      <w:lang w:val="es-AR" w:eastAsia="es-AR"/>
-    </w:rPr>
-  </w:style>
-  <w:style w:type="paragraph" w:styleId="Sinespaciado">
-    <w:name w:val="No Spacing"/>
-    <w:uiPriority w:val="1"/>
-    <w:qFormat/>
-    <w:rsid w:val="00164B9E"/>
-    <w:pPr>
-      <w:spacing w:line="240" w:lineRule="auto"/>
-    </w:pPr>
-    <w:rPr>
-      <w:lang w:val="es-AR"/>
-    </w:rPr>
-  </w:style>
-  <w:style w:type="character" w:customStyle="1" w:styleId="Ttulo1Car">
-    <w:name w:val="Título 1 Car"/>
-    <w:basedOn w:val="Fuentedeprrafopredeter"/>
-    <w:link w:val="Ttulo1"/>
-    <w:rsid w:val="00164B9E"/>
-    <w:rPr>
-      <w:b/>
-      <w:bCs/>
-      <w:sz w:val="32"/>
-      <w:szCs w:val="32"/>
-      <w:lang w:val="es-AR"/>
-    </w:rPr>
-  </w:style>
-  <w:style w:type="character" w:customStyle="1" w:styleId="Calibri16TituloCar">
-    <w:name w:val="Calibri 16 (Titulo) Car"/>
-    <w:basedOn w:val="Ttulo1Car"/>
-    <w:link w:val="Calibri16Titulo"/>
-    <w:rsid w:val="00164B9E"/>
-    <w:rPr>
-      <w:b/>
-      <w:bCs/>
-      <w:sz w:val="32"/>
-      <w:szCs w:val="32"/>
-      <w:lang w:val="es-AR"/>
-    </w:rPr>
-  </w:style>
-  <w:style w:type="paragraph" w:customStyle="1" w:styleId="Calibri14negritaTitulo2">
-    <w:name w:val="Calibri 14 negrita Titulo 2"/>
-    <w:basedOn w:val="Ttulo"/>
-    <w:next w:val="Calibri12Textonormal"/>
-    <w:link w:val="Calibri14negritaTitulo2Car"/>
-    <w:rsid w:val="000B0855"/>
-    <w:rPr>
-      <w:bCs w:val="0"/>
-      <w:color w:val="000000" w:themeColor="text1"/>
-      <w:sz w:val="28"/>
-      <w:szCs w:val="28"/>
-    </w:rPr>
-  </w:style>
-  <w:style w:type="paragraph" w:styleId="Listaconvietas">
-    <w:name w:val="List Bullet"/>
-    <w:basedOn w:val="Normal"/>
-    <w:uiPriority w:val="99"/>
-    <w:unhideWhenUsed/>
-    <w:rsid w:val="00BA704C"/>
-    <w:pPr>
-      <w:numPr>
-        <w:numId w:val="10"/>
-      </w:numPr>
-      <w:contextualSpacing/>
-    </w:pPr>
-  </w:style>
-  <w:style w:type="character" w:customStyle="1" w:styleId="Calibri14negritaTitulo2Car">
-    <w:name w:val="Calibri 14 negrita Titulo 2 Car"/>
-    <w:basedOn w:val="Calibri12TextonormalCar"/>
-    <w:link w:val="Calibri14negritaTitulo2"/>
-    <w:rsid w:val="000B0855"/>
-    <w:rPr>
-      <w:rFonts w:eastAsia="Times New Roman" w:cs="Arial"/>
-      <w:b/>
-      <w:color w:val="000000" w:themeColor="text1"/>
-      <w:sz w:val="28"/>
-      <w:szCs w:val="28"/>
-      <w:lang w:val="es-AR" w:eastAsia="es-AR"/>
-    </w:rPr>
-  </w:style>
-  <w:style w:type="paragraph" w:styleId="TDC3">
-    <w:name w:val="toc 3"/>
-    <w:basedOn w:val="Normal"/>
-    <w:next w:val="Normal"/>
-    <w:autoRedefine/>
-    <w:uiPriority w:val="39"/>
-    <w:unhideWhenUsed/>
-    <w:rsid w:val="00BA704C"/>
-    <w:pPr>
-      <w:widowControl/>
-      <w:spacing w:after="100" w:line="259" w:lineRule="auto"/>
-      <w:ind w:left="440"/>
-    </w:pPr>
-    <w:rPr>
-      <w:rFonts w:asciiTheme="minorHAnsi" w:eastAsiaTheme="minorEastAsia" w:hAnsiTheme="minorHAnsi" w:cs="Times New Roman"/>
-      <w:sz w:val="22"/>
-      <w:szCs w:val="22"/>
-      <w:lang w:eastAsia="es-AR"/>
-    </w:rPr>
-  </w:style>
-  <w:style w:type="character" w:customStyle="1" w:styleId="Ttulo7Car">
-    <w:name w:val="Título 7 Car"/>
-    <w:basedOn w:val="Fuentedeprrafopredeter"/>
-    <w:link w:val="Ttulo7"/>
-    <w:uiPriority w:val="9"/>
-    <w:rsid w:val="00BA704C"/>
-    <w:rPr>
-      <w:rFonts w:asciiTheme="majorHAnsi" w:eastAsiaTheme="majorEastAsia" w:hAnsiTheme="majorHAnsi" w:cstheme="majorBidi"/>
-      <w:i/>
-      <w:iCs/>
-      <w:color w:val="243F60" w:themeColor="accent1" w:themeShade="7F"/>
-      <w:lang w:val="es-AR"/>
-    </w:rPr>
-  </w:style>
-  <w:style w:type="paragraph" w:customStyle="1" w:styleId="Estilo1">
-    <w:name w:val="Estilo1"/>
-    <w:basedOn w:val="Ttulo2"/>
-    <w:link w:val="Estilo1Car"/>
-    <w:autoRedefine/>
-    <w:qFormat/>
-    <w:rsid w:val="000B0855"/>
-  </w:style>
-  <w:style w:type="character" w:customStyle="1" w:styleId="Estilo1Car">
-    <w:name w:val="Estilo1 Car"/>
-    <w:basedOn w:val="Calibri16TituloCar"/>
-    <w:link w:val="Estilo1"/>
-    <w:rsid w:val="000B0855"/>
-    <w:rPr>
-      <w:b/>
-      <w:bCs/>
-      <w:sz w:val="28"/>
-      <w:szCs w:val="28"/>
-      <w:lang w:val="es-AR"/>
-    </w:rPr>
   </w:style>
 </w:styles>
 </file>
